--- a/Cybersecurity/Semestr_I/ZTBD/Wilk_Zmiendak_Sprawozdanie.docx
+++ b/Cybersecurity/Semestr_I/ZTBD/Wilk_Zmiendak_Sprawozdanie.docx
@@ -996,7 +996,7 @@
                                 <w:sz w:val="28"/>
                                 <w:szCs w:val="28"/>
                               </w:rPr>
-                              <w:t>&lt;numer&gt;</w:t>
+                              <w:t>147017</w:t>
                             </w:r>
                           </w:p>
                           <w:p>
@@ -1016,16 +1016,7 @@
                                 <w:sz w:val="28"/>
                                 <w:szCs w:val="28"/>
                               </w:rPr>
-                              <w:t>Wiktor Zmiendak</w:t>
-                            </w:r>
-                            <w:r>
-                              <w:rPr>
-                                <w:rFonts w:ascii="Arial" w:hAnsi="Arial" w:cs="Arial"/>
-                                <w:b/>
-                                <w:sz w:val="28"/>
-                                <w:szCs w:val="28"/>
-                              </w:rPr>
-                              <w:t xml:space="preserve"> </w:t>
+                              <w:t xml:space="preserve">Wiktor Zmiendak </w:t>
                             </w:r>
                             <w:r>
                               <w:rPr>
@@ -1115,7 +1106,7 @@
                           <w:sz w:val="28"/>
                           <w:szCs w:val="28"/>
                         </w:rPr>
-                        <w:t>&lt;numer&gt;</w:t>
+                        <w:t>147017</w:t>
                       </w:r>
                     </w:p>
                     <w:p>
@@ -1135,16 +1126,7 @@
                           <w:sz w:val="28"/>
                           <w:szCs w:val="28"/>
                         </w:rPr>
-                        <w:t>Wiktor Zmiendak</w:t>
-                      </w:r>
-                      <w:r>
-                        <w:rPr>
-                          <w:rFonts w:ascii="Arial" w:hAnsi="Arial" w:cs="Arial"/>
-                          <w:b/>
-                          <w:sz w:val="28"/>
-                          <w:szCs w:val="28"/>
-                        </w:rPr>
-                        <w:t xml:space="preserve"> </w:t>
+                        <w:t xml:space="preserve">Wiktor Zmiendak </w:t>
                       </w:r>
                       <w:r>
                         <w:rPr>
@@ -2851,13 +2833,7 @@
         <w:rPr>
           <w:rFonts w:ascii="Arial" w:hAnsi="Arial" w:cs="Arial"/>
         </w:rPr>
-        <w:t>P</w:t>
-      </w:r>
-      <w:r>
-        <w:rPr>
-          <w:rFonts w:ascii="Arial" w:hAnsi="Arial" w:cs="Arial"/>
-        </w:rPr>
-        <w:t>rostota</w:t>
+        <w:t>Prostota</w:t>
       </w:r>
     </w:p>
     <w:p>
@@ -3169,19 +3145,11 @@
         </w:rPr>
         <w:br/>
       </w:r>
-      <w:proofErr w:type="spellStart"/>
-      <w:r>
-        <w:rPr>
-          <w:rFonts w:ascii="Arial" w:hAnsi="Arial" w:cs="Arial"/>
-        </w:rPr>
-        <w:t>Bezpieczeństwo</w:t>
-      </w:r>
-      <w:proofErr w:type="spellEnd"/>
-      <w:r>
-        <w:rPr>
-          <w:rFonts w:ascii="Arial" w:hAnsi="Arial" w:cs="Arial"/>
-        </w:rPr>
-        <w:t xml:space="preserve"> w </w:t>
+      <w:r>
+        <w:rPr>
+          <w:rFonts w:ascii="Arial" w:hAnsi="Arial" w:cs="Arial"/>
+        </w:rPr>
+        <w:t xml:space="preserve">Bezpieczeństwo w </w:t>
       </w:r>
       <w:proofErr w:type="spellStart"/>
       <w:r>
@@ -4108,13 +4076,7 @@
         <w:rPr>
           <w:rFonts w:ascii="Arial" w:hAnsi="Arial" w:cs="Arial"/>
         </w:rPr>
-        <w:t xml:space="preserve"> grafu oraz naturalność modelowania danych połączonych</w:t>
-      </w:r>
-      <w:r>
-        <w:rPr>
-          <w:rFonts w:ascii="Arial" w:hAnsi="Arial" w:cs="Arial"/>
-        </w:rPr>
-        <w:t>.</w:t>
+        <w:t xml:space="preserve"> grafu oraz naturalność modelowania danych połączonych.</w:t>
       </w:r>
     </w:p>
     <w:p>
@@ -4438,16 +4400,102 @@
     </w:p>
     <w:p>
       <w:pPr>
-        <w:pStyle w:val="Akapitzlist"/>
-        <w:ind w:left="1440"/>
-        <w:rPr>
-          <w:rFonts w:ascii="Arial" w:hAnsi="Arial" w:cs="Arial"/>
-          <w:b/>
-          <w:bCs/>
-          <w:sz w:val="28"/>
-          <w:szCs w:val="28"/>
-        </w:rPr>
-      </w:pPr>
+        <w:jc w:val="center"/>
+        <w:rPr>
+          <w:rFonts w:ascii="Arial" w:hAnsi="Arial" w:cs="Arial"/>
+          <w:b/>
+          <w:bCs/>
+          <w:sz w:val="28"/>
+          <w:szCs w:val="28"/>
+        </w:rPr>
+      </w:pPr>
+      <w:r>
+        <w:rPr>
+          <w:rFonts w:ascii="Arial" w:hAnsi="Arial" w:cs="Arial"/>
+          <w:b/>
+          <w:bCs/>
+          <w:noProof/>
+          <w:sz w:val="28"/>
+          <w:szCs w:val="28"/>
+        </w:rPr>
+        <w:drawing>
+          <wp:inline distT="0" distB="0" distL="0" distR="0" wp14:anchorId="4DCA58F0" wp14:editId="15DDC46E">
+            <wp:extent cx="4917440" cy="5958971"/>
+            <wp:effectExtent l="0" t="0" r="0" b="3810"/>
+            <wp:docPr id="1564129524" name="Obraz 7"/>
+            <wp:cNvGraphicFramePr>
+              <a:graphicFrameLocks xmlns:a="http://schemas.openxmlformats.org/drawingml/2006/main" noChangeAspect="1"/>
+            </wp:cNvGraphicFramePr>
+            <a:graphic xmlns:a="http://schemas.openxmlformats.org/drawingml/2006/main">
+              <a:graphicData uri="http://schemas.openxmlformats.org/drawingml/2006/picture">
+                <pic:pic xmlns:pic="http://schemas.openxmlformats.org/drawingml/2006/picture">
+                  <pic:nvPicPr>
+                    <pic:cNvPr id="0" name="Picture 1"/>
+                    <pic:cNvPicPr>
+                      <a:picLocks noChangeAspect="1" noChangeArrowheads="1"/>
+                    </pic:cNvPicPr>
+                  </pic:nvPicPr>
+                  <pic:blipFill>
+                    <a:blip r:embed="rId9">
+                      <a:extLst>
+                        <a:ext uri="{28A0092B-C50C-407E-A947-70E740481C1C}">
+                          <a14:useLocalDpi xmlns:a14="http://schemas.microsoft.com/office/drawing/2010/main" val="0"/>
+                        </a:ext>
+                      </a:extLst>
+                    </a:blip>
+                    <a:srcRect/>
+                    <a:stretch>
+                      <a:fillRect/>
+                    </a:stretch>
+                  </pic:blipFill>
+                  <pic:spPr bwMode="auto">
+                    <a:xfrm>
+                      <a:off x="0" y="0"/>
+                      <a:ext cx="4933223" cy="5978097"/>
+                    </a:xfrm>
+                    <a:prstGeom prst="rect">
+                      <a:avLst/>
+                    </a:prstGeom>
+                    <a:noFill/>
+                    <a:ln>
+                      <a:noFill/>
+                    </a:ln>
+                  </pic:spPr>
+                </pic:pic>
+              </a:graphicData>
+            </a:graphic>
+          </wp:inline>
+        </w:drawing>
+      </w:r>
+    </w:p>
+    <w:p>
+      <w:pPr>
+        <w:ind w:left="708"/>
+        <w:jc w:val="both"/>
+        <w:rPr>
+          <w:rFonts w:ascii="Arial" w:hAnsi="Arial" w:cs="Arial"/>
+        </w:rPr>
+      </w:pPr>
+      <w:r>
+        <w:rPr>
+          <w:rFonts w:ascii="Arial" w:hAnsi="Arial" w:cs="Arial"/>
+        </w:rPr>
+        <w:t xml:space="preserve">Architektura </w:t>
+      </w:r>
+      <w:proofErr w:type="spellStart"/>
+      <w:r>
+        <w:rPr>
+          <w:rFonts w:ascii="Arial" w:hAnsi="Arial" w:cs="Arial"/>
+        </w:rPr>
+        <w:t>PostgreSQL</w:t>
+      </w:r>
+      <w:proofErr w:type="spellEnd"/>
+      <w:r>
+        <w:rPr>
+          <w:rFonts w:ascii="Arial" w:hAnsi="Arial" w:cs="Arial"/>
+        </w:rPr>
+        <w:t xml:space="preserve"> została zaprojektowana jako klasyczny, znormalizowany model relacyjny, w którym dane są podzielone na dziesięć tabel odpowiadających głównym bytom domeny astronomicznej. Integralność danych jest zapewniona przez klucze główne i klucze obce, dzięki czemu zależności między galaktykami, systemami gwiezdnymi, gwiazdami, planetami i obserwacjami są jednoznaczne oraz łatwe do kontrolowania. Centralną rolę pełni tabela obserwacji, która łączy informacje o teleskopie, instrumencie, misji i obiekcie obserwowanym, co dobrze wspiera zapytania analityczne oraz porównania wydajnościowe.</w:t>
+      </w:r>
     </w:p>
     <w:p>
       <w:pPr>
@@ -4472,8 +4520,154 @@
           <w:sz w:val="28"/>
           <w:szCs w:val="28"/>
         </w:rPr>
+        <w:lastRenderedPageBreak/>
         <w:t>MySQL</w:t>
       </w:r>
+    </w:p>
+    <w:p>
+      <w:pPr>
+        <w:jc w:val="center"/>
+        <w:rPr>
+          <w:rFonts w:ascii="Arial" w:hAnsi="Arial" w:cs="Arial"/>
+          <w:b/>
+          <w:bCs/>
+          <w:sz w:val="28"/>
+          <w:szCs w:val="28"/>
+        </w:rPr>
+      </w:pPr>
+      <w:r>
+        <w:rPr>
+          <w:rFonts w:ascii="Arial" w:hAnsi="Arial" w:cs="Arial"/>
+          <w:b/>
+          <w:bCs/>
+          <w:noProof/>
+          <w:sz w:val="28"/>
+          <w:szCs w:val="28"/>
+        </w:rPr>
+        <w:drawing>
+          <wp:inline distT="0" distB="0" distL="0" distR="0" wp14:anchorId="0702AC5B" wp14:editId="42B97AA5">
+            <wp:extent cx="5038901" cy="6106160"/>
+            <wp:effectExtent l="0" t="0" r="9525" b="8890"/>
+            <wp:docPr id="992068582" name="Obraz 8"/>
+            <wp:cNvGraphicFramePr>
+              <a:graphicFrameLocks xmlns:a="http://schemas.openxmlformats.org/drawingml/2006/main" noChangeAspect="1"/>
+            </wp:cNvGraphicFramePr>
+            <a:graphic xmlns:a="http://schemas.openxmlformats.org/drawingml/2006/main">
+              <a:graphicData uri="http://schemas.openxmlformats.org/drawingml/2006/picture">
+                <pic:pic xmlns:pic="http://schemas.openxmlformats.org/drawingml/2006/picture">
+                  <pic:nvPicPr>
+                    <pic:cNvPr id="0" name="Picture 2"/>
+                    <pic:cNvPicPr>
+                      <a:picLocks noChangeAspect="1" noChangeArrowheads="1"/>
+                    </pic:cNvPicPr>
+                  </pic:nvPicPr>
+                  <pic:blipFill>
+                    <a:blip r:embed="rId10">
+                      <a:extLst>
+                        <a:ext uri="{28A0092B-C50C-407E-A947-70E740481C1C}">
+                          <a14:useLocalDpi xmlns:a14="http://schemas.microsoft.com/office/drawing/2010/main" val="0"/>
+                        </a:ext>
+                      </a:extLst>
+                    </a:blip>
+                    <a:srcRect/>
+                    <a:stretch>
+                      <a:fillRect/>
+                    </a:stretch>
+                  </pic:blipFill>
+                  <pic:spPr bwMode="auto">
+                    <a:xfrm>
+                      <a:off x="0" y="0"/>
+                      <a:ext cx="5049360" cy="6118835"/>
+                    </a:xfrm>
+                    <a:prstGeom prst="rect">
+                      <a:avLst/>
+                    </a:prstGeom>
+                    <a:noFill/>
+                    <a:ln>
+                      <a:noFill/>
+                    </a:ln>
+                  </pic:spPr>
+                </pic:pic>
+              </a:graphicData>
+            </a:graphic>
+          </wp:inline>
+        </w:drawing>
+      </w:r>
+    </w:p>
+    <w:p>
+      <w:pPr>
+        <w:ind w:left="708"/>
+        <w:jc w:val="both"/>
+        <w:rPr>
+          <w:rFonts w:ascii="Arial" w:hAnsi="Arial" w:cs="Arial"/>
+        </w:rPr>
+      </w:pPr>
+      <w:r>
+        <w:rPr>
+          <w:rFonts w:ascii="Arial" w:hAnsi="Arial" w:cs="Arial"/>
+        </w:rPr>
+        <w:t xml:space="preserve">Architektura MySQL odwzorowuje ten sam model logiczny co </w:t>
+      </w:r>
+      <w:proofErr w:type="spellStart"/>
+      <w:r>
+        <w:rPr>
+          <w:rFonts w:ascii="Arial" w:hAnsi="Arial" w:cs="Arial"/>
+        </w:rPr>
+        <w:t>PostgreSQL</w:t>
+      </w:r>
+      <w:proofErr w:type="spellEnd"/>
+      <w:r>
+        <w:rPr>
+          <w:rFonts w:ascii="Arial" w:hAnsi="Arial" w:cs="Arial"/>
+        </w:rPr>
+        <w:t xml:space="preserve">, ale korzysta z mechanizmów typowych dla silnika </w:t>
+      </w:r>
+      <w:proofErr w:type="spellStart"/>
+      <w:r>
+        <w:rPr>
+          <w:rFonts w:ascii="Arial" w:hAnsi="Arial" w:cs="Arial"/>
+        </w:rPr>
+        <w:t>InnoDB</w:t>
+      </w:r>
+      <w:proofErr w:type="spellEnd"/>
+      <w:r>
+        <w:rPr>
+          <w:rFonts w:ascii="Arial" w:hAnsi="Arial" w:cs="Arial"/>
+        </w:rPr>
+        <w:t xml:space="preserve"> i składni MySQL. Struktura relacji pozostaje spójna, dlatego system zachowuje wysoką przewidywalność zapytań i poprawną kontrolę powiązań pomiędzy danymi. Dzięki tej zgodności semantycznej MySQL stanowi dobre środowisko porównawcze wobec </w:t>
+      </w:r>
+      <w:proofErr w:type="spellStart"/>
+      <w:r>
+        <w:rPr>
+          <w:rFonts w:ascii="Arial" w:hAnsi="Arial" w:cs="Arial"/>
+        </w:rPr>
+        <w:t>PostgreSQL</w:t>
+      </w:r>
+      <w:proofErr w:type="spellEnd"/>
+      <w:r>
+        <w:rPr>
+          <w:rFonts w:ascii="Arial" w:hAnsi="Arial" w:cs="Arial"/>
+        </w:rPr>
+        <w:t>, ponieważ różnice w wynikach dotyczą głównie charakterystyki silnika, a nie różnic w projekcie schematu.</w:t>
+      </w:r>
+    </w:p>
+    <w:p>
+      <w:pPr>
+        <w:ind w:left="708"/>
+        <w:jc w:val="both"/>
+        <w:rPr>
+          <w:rFonts w:ascii="Arial" w:hAnsi="Arial" w:cs="Arial"/>
+        </w:rPr>
+      </w:pPr>
+    </w:p>
+    <w:p>
+      <w:pPr>
+        <w:ind w:left="708"/>
+        <w:jc w:val="both"/>
+        <w:rPr>
+          <w:rFonts w:ascii="Arial" w:hAnsi="Arial" w:cs="Arial"/>
+        </w:rPr>
+      </w:pPr>
     </w:p>
     <w:p>
       <w:pPr>
@@ -4499,9 +4693,108 @@
           <w:sz w:val="28"/>
           <w:szCs w:val="28"/>
         </w:rPr>
+        <w:lastRenderedPageBreak/>
         <w:t>MongoDB</w:t>
       </w:r>
       <w:proofErr w:type="spellEnd"/>
+    </w:p>
+    <w:p>
+      <w:pPr>
+        <w:rPr>
+          <w:rFonts w:ascii="Arial" w:hAnsi="Arial" w:cs="Arial"/>
+          <w:b/>
+          <w:bCs/>
+          <w:sz w:val="28"/>
+          <w:szCs w:val="28"/>
+        </w:rPr>
+      </w:pPr>
+      <w:r>
+        <w:rPr>
+          <w:rFonts w:ascii="Arial" w:hAnsi="Arial" w:cs="Arial"/>
+          <w:b/>
+          <w:bCs/>
+          <w:noProof/>
+          <w:sz w:val="28"/>
+          <w:szCs w:val="28"/>
+        </w:rPr>
+        <w:drawing>
+          <wp:inline distT="0" distB="0" distL="0" distR="0" wp14:anchorId="529694E2" wp14:editId="1FB0C9C2">
+            <wp:extent cx="6400037" cy="2219960"/>
+            <wp:effectExtent l="0" t="0" r="1270" b="8890"/>
+            <wp:docPr id="1121330247" name="Obraz 11"/>
+            <wp:cNvGraphicFramePr>
+              <a:graphicFrameLocks xmlns:a="http://schemas.openxmlformats.org/drawingml/2006/main" noChangeAspect="1"/>
+            </wp:cNvGraphicFramePr>
+            <a:graphic xmlns:a="http://schemas.openxmlformats.org/drawingml/2006/main">
+              <a:graphicData uri="http://schemas.openxmlformats.org/drawingml/2006/picture">
+                <pic:pic xmlns:pic="http://schemas.openxmlformats.org/drawingml/2006/picture">
+                  <pic:nvPicPr>
+                    <pic:cNvPr id="0" name="Picture 5"/>
+                    <pic:cNvPicPr>
+                      <a:picLocks noChangeAspect="1" noChangeArrowheads="1"/>
+                    </pic:cNvPicPr>
+                  </pic:nvPicPr>
+                  <pic:blipFill>
+                    <a:blip r:embed="rId11">
+                      <a:extLst>
+                        <a:ext uri="{28A0092B-C50C-407E-A947-70E740481C1C}">
+                          <a14:useLocalDpi xmlns:a14="http://schemas.microsoft.com/office/drawing/2010/main" val="0"/>
+                        </a:ext>
+                      </a:extLst>
+                    </a:blip>
+                    <a:srcRect/>
+                    <a:stretch>
+                      <a:fillRect/>
+                    </a:stretch>
+                  </pic:blipFill>
+                  <pic:spPr bwMode="auto">
+                    <a:xfrm>
+                      <a:off x="0" y="0"/>
+                      <a:ext cx="6402830" cy="2220929"/>
+                    </a:xfrm>
+                    <a:prstGeom prst="rect">
+                      <a:avLst/>
+                    </a:prstGeom>
+                    <a:noFill/>
+                    <a:ln>
+                      <a:noFill/>
+                    </a:ln>
+                  </pic:spPr>
+                </pic:pic>
+              </a:graphicData>
+            </a:graphic>
+          </wp:inline>
+        </w:drawing>
+      </w:r>
+    </w:p>
+    <w:p>
+      <w:pPr>
+        <w:ind w:left="708"/>
+        <w:jc w:val="both"/>
+        <w:rPr>
+          <w:rFonts w:ascii="Arial" w:hAnsi="Arial" w:cs="Arial"/>
+        </w:rPr>
+      </w:pPr>
+      <w:r>
+        <w:rPr>
+          <w:rFonts w:ascii="Arial" w:hAnsi="Arial" w:cs="Arial"/>
+        </w:rPr>
+        <w:t xml:space="preserve">Architektura </w:t>
+      </w:r>
+      <w:proofErr w:type="spellStart"/>
+      <w:r>
+        <w:rPr>
+          <w:rFonts w:ascii="Arial" w:hAnsi="Arial" w:cs="Arial"/>
+        </w:rPr>
+        <w:t>MongoDB</w:t>
+      </w:r>
+      <w:proofErr w:type="spellEnd"/>
+      <w:r>
+        <w:rPr>
+          <w:rFonts w:ascii="Arial" w:hAnsi="Arial" w:cs="Arial"/>
+        </w:rPr>
+        <w:t xml:space="preserve"> została przygotowana jako model dokumentowy z rozdzieleniem danych na kolekcje odpowiadające obszarom domenowym oraz kolekcję obserwacji jako główny element faktograficzny. Relacje między danymi są realizowane przez identyfikatory referencyjne, co daje większą elastyczność schematu i ułatwia ewolucję struktury dokumentów. Jednocześnie spójność relacji jest w większym stopniu odpowiedzialnością warstwy aplikacyjnej, ponieważ baza nie wymusza jej tak rygorystycznie jak klasyczne systemy relacyjne.</w:t>
+      </w:r>
     </w:p>
     <w:p>
       <w:pPr>
@@ -4531,16 +4824,87 @@
     </w:p>
     <w:p>
       <w:pPr>
-        <w:pStyle w:val="Akapitzlist"/>
-        <w:ind w:left="1440"/>
-        <w:rPr>
-          <w:rFonts w:ascii="Arial" w:hAnsi="Arial" w:cs="Arial"/>
-          <w:b/>
-          <w:bCs/>
-          <w:sz w:val="28"/>
-          <w:szCs w:val="28"/>
-        </w:rPr>
-      </w:pPr>
+        <w:rPr>
+          <w:rFonts w:ascii="Arial" w:hAnsi="Arial" w:cs="Arial"/>
+          <w:b/>
+          <w:bCs/>
+          <w:sz w:val="28"/>
+          <w:szCs w:val="28"/>
+        </w:rPr>
+      </w:pPr>
+      <w:r>
+        <w:rPr>
+          <w:rFonts w:ascii="Arial" w:hAnsi="Arial" w:cs="Arial"/>
+          <w:b/>
+          <w:bCs/>
+          <w:noProof/>
+          <w:sz w:val="28"/>
+          <w:szCs w:val="28"/>
+        </w:rPr>
+        <w:drawing>
+          <wp:inline distT="0" distB="0" distL="0" distR="0" wp14:anchorId="41FD5395" wp14:editId="72E3DCCD">
+            <wp:extent cx="5755640" cy="2164080"/>
+            <wp:effectExtent l="0" t="0" r="0" b="7620"/>
+            <wp:docPr id="1592214681" name="Obraz 10"/>
+            <wp:cNvGraphicFramePr>
+              <a:graphicFrameLocks xmlns:a="http://schemas.openxmlformats.org/drawingml/2006/main" noChangeAspect="1"/>
+            </wp:cNvGraphicFramePr>
+            <a:graphic xmlns:a="http://schemas.openxmlformats.org/drawingml/2006/main">
+              <a:graphicData uri="http://schemas.openxmlformats.org/drawingml/2006/picture">
+                <pic:pic xmlns:pic="http://schemas.openxmlformats.org/drawingml/2006/picture">
+                  <pic:nvPicPr>
+                    <pic:cNvPr id="0" name="Picture 4"/>
+                    <pic:cNvPicPr>
+                      <a:picLocks noChangeAspect="1" noChangeArrowheads="1"/>
+                    </pic:cNvPicPr>
+                  </pic:nvPicPr>
+                  <pic:blipFill>
+                    <a:blip r:embed="rId12">
+                      <a:extLst>
+                        <a:ext uri="{28A0092B-C50C-407E-A947-70E740481C1C}">
+                          <a14:useLocalDpi xmlns:a14="http://schemas.microsoft.com/office/drawing/2010/main" val="0"/>
+                        </a:ext>
+                      </a:extLst>
+                    </a:blip>
+                    <a:srcRect/>
+                    <a:stretch>
+                      <a:fillRect/>
+                    </a:stretch>
+                  </pic:blipFill>
+                  <pic:spPr bwMode="auto">
+                    <a:xfrm>
+                      <a:off x="0" y="0"/>
+                      <a:ext cx="5755640" cy="2164080"/>
+                    </a:xfrm>
+                    <a:prstGeom prst="rect">
+                      <a:avLst/>
+                    </a:prstGeom>
+                    <a:noFill/>
+                    <a:ln>
+                      <a:noFill/>
+                    </a:ln>
+                  </pic:spPr>
+                </pic:pic>
+              </a:graphicData>
+            </a:graphic>
+          </wp:inline>
+        </w:drawing>
+      </w:r>
+    </w:p>
+    <w:p>
+      <w:pPr>
+        <w:pStyle w:val="Akapitzlist"/>
+        <w:jc w:val="both"/>
+        <w:rPr>
+          <w:rFonts w:ascii="Arial" w:hAnsi="Arial" w:cs="Arial"/>
+        </w:rPr>
+      </w:pPr>
+      <w:r>
+        <w:rPr>
+          <w:rFonts w:ascii="Arial" w:hAnsi="Arial" w:cs="Arial"/>
+        </w:rPr>
+        <w:t>Architektura Neo4j została zbudowana jako model grafowy, w którym węzły reprezentują obiekty domenowe, a relacje opisują ich rzeczywiste powiązania semantyczne. Takie podejście szczególnie dobrze odwzorowuje zależności wielopoziomowe, na przykład od galaktyki przez system gwiezdny do planety i konkretnej obserwacji. Węzeł obserwacji pełni funkcję łącznika kontekstu naukowego i technicznego, a zapytania o ścieżki i powiązania są naturalne oraz czytelne. W praktyce ta architektura dobrze sprawdza się przy analizie relacji, choć wymaga świadomego strojenia zasobów pamięciowych w środowisku uruchomieniowym.</w:t>
+      </w:r>
     </w:p>
     <w:p>
       <w:pPr>
@@ -4565,6 +4929,7 @@
           <w:sz w:val="28"/>
           <w:szCs w:val="28"/>
         </w:rPr>
+        <w:lastRenderedPageBreak/>
         <w:t>Przeprowadzone test</w:t>
       </w:r>
       <w:r>
@@ -4580,13 +4945,836 @@
     </w:p>
     <w:p>
       <w:pPr>
-        <w:pStyle w:val="Akapitzlist"/>
-        <w:rPr>
-          <w:rFonts w:ascii="Arial" w:hAnsi="Arial" w:cs="Arial"/>
-          <w:b/>
-          <w:bCs/>
-          <w:sz w:val="28"/>
-          <w:szCs w:val="28"/>
+        <w:ind w:left="708"/>
+        <w:jc w:val="both"/>
+        <w:rPr>
+          <w:rFonts w:ascii="Arial" w:hAnsi="Arial" w:cs="Arial"/>
+        </w:rPr>
+      </w:pPr>
+      <w:r>
+        <w:rPr>
+          <w:rFonts w:ascii="Arial" w:hAnsi="Arial" w:cs="Arial"/>
+        </w:rPr>
+        <w:t>Celem eksperymentu było porównanie wydajności czterech systemów bazodanowych dla jednolitego modelu danych astronomicznych. Zakres badań obejmował operacje CRUD wykonywane na danych o różnych wolumenach oraz analizę wpływu indeksowania na czas realizacji zapytań.</w:t>
+      </w:r>
+      <w:r>
+        <w:rPr>
+          <w:rFonts w:ascii="Arial" w:hAnsi="Arial" w:cs="Arial"/>
+        </w:rPr>
+        <w:t xml:space="preserve"> </w:t>
+      </w:r>
+      <w:r>
+        <w:rPr>
+          <w:rFonts w:ascii="Arial" w:hAnsi="Arial" w:cs="Arial"/>
+        </w:rPr>
+        <w:t>Zestaw testowy składał się z 24 scenariuszy podzielonych na cztery grupy operacji.</w:t>
+      </w:r>
+    </w:p>
+    <w:p>
+      <w:pPr>
+        <w:ind w:left="708"/>
+        <w:rPr>
+          <w:rFonts w:ascii="Arial" w:hAnsi="Arial" w:cs="Arial"/>
+        </w:rPr>
+      </w:pPr>
+      <w:r>
+        <w:rPr>
+          <w:rFonts w:ascii="Arial" w:hAnsi="Arial" w:cs="Arial"/>
+          <w:b/>
+          <w:bCs/>
+        </w:rPr>
+        <w:t>Scenariusze CREATE:</w:t>
+      </w:r>
+      <w:r>
+        <w:rPr>
+          <w:rFonts w:ascii="Arial" w:hAnsi="Arial" w:cs="Arial"/>
+        </w:rPr>
+        <w:br/>
+        <w:t>W tej grupie badano czas tworzenia nowych rekordów, zarówno pojedynczych, jak i wsadowych.</w:t>
+      </w:r>
+    </w:p>
+    <w:p>
+      <w:pPr>
+        <w:numPr>
+          <w:ilvl w:val="0"/>
+          <w:numId w:val="3"/>
+        </w:numPr>
+        <w:tabs>
+          <w:tab w:val="clear" w:pos="720"/>
+          <w:tab w:val="num" w:pos="1428"/>
+        </w:tabs>
+        <w:ind w:left="1428"/>
+        <w:jc w:val="both"/>
+        <w:rPr>
+          <w:rFonts w:ascii="Arial" w:hAnsi="Arial" w:cs="Arial"/>
+        </w:rPr>
+      </w:pPr>
+      <w:r>
+        <w:rPr>
+          <w:rFonts w:ascii="Arial" w:hAnsi="Arial" w:cs="Arial"/>
+        </w:rPr>
+        <w:t>C1: dodanie pojedynczej misji.</w:t>
+      </w:r>
+    </w:p>
+    <w:p>
+      <w:pPr>
+        <w:numPr>
+          <w:ilvl w:val="0"/>
+          <w:numId w:val="3"/>
+        </w:numPr>
+        <w:tabs>
+          <w:tab w:val="clear" w:pos="720"/>
+          <w:tab w:val="num" w:pos="1428"/>
+        </w:tabs>
+        <w:ind w:left="1428"/>
+        <w:jc w:val="both"/>
+        <w:rPr>
+          <w:rFonts w:ascii="Arial" w:hAnsi="Arial" w:cs="Arial"/>
+        </w:rPr>
+      </w:pPr>
+      <w:r>
+        <w:rPr>
+          <w:rFonts w:ascii="Arial" w:hAnsi="Arial" w:cs="Arial"/>
+        </w:rPr>
+        <w:t>C2: dodanie pojedynczego teleskopu.</w:t>
+      </w:r>
+    </w:p>
+    <w:p>
+      <w:pPr>
+        <w:numPr>
+          <w:ilvl w:val="0"/>
+          <w:numId w:val="3"/>
+        </w:numPr>
+        <w:tabs>
+          <w:tab w:val="clear" w:pos="720"/>
+          <w:tab w:val="num" w:pos="1428"/>
+        </w:tabs>
+        <w:ind w:left="1428"/>
+        <w:jc w:val="both"/>
+        <w:rPr>
+          <w:rFonts w:ascii="Arial" w:hAnsi="Arial" w:cs="Arial"/>
+        </w:rPr>
+      </w:pPr>
+      <w:r>
+        <w:rPr>
+          <w:rFonts w:ascii="Arial" w:hAnsi="Arial" w:cs="Arial"/>
+        </w:rPr>
+        <w:t>C3: dodanie pojedynczego systemu gwiezdnego.</w:t>
+      </w:r>
+    </w:p>
+    <w:p>
+      <w:pPr>
+        <w:numPr>
+          <w:ilvl w:val="0"/>
+          <w:numId w:val="3"/>
+        </w:numPr>
+        <w:tabs>
+          <w:tab w:val="clear" w:pos="720"/>
+          <w:tab w:val="num" w:pos="1428"/>
+        </w:tabs>
+        <w:ind w:left="1428"/>
+        <w:jc w:val="both"/>
+        <w:rPr>
+          <w:rFonts w:ascii="Arial" w:hAnsi="Arial" w:cs="Arial"/>
+        </w:rPr>
+      </w:pPr>
+      <w:r>
+        <w:rPr>
+          <w:rFonts w:ascii="Arial" w:hAnsi="Arial" w:cs="Arial"/>
+        </w:rPr>
+        <w:t>C4: dodanie pojedynczej gwiazdy.</w:t>
+      </w:r>
+    </w:p>
+    <w:p>
+      <w:pPr>
+        <w:numPr>
+          <w:ilvl w:val="0"/>
+          <w:numId w:val="3"/>
+        </w:numPr>
+        <w:tabs>
+          <w:tab w:val="clear" w:pos="720"/>
+          <w:tab w:val="num" w:pos="1428"/>
+        </w:tabs>
+        <w:ind w:left="1428"/>
+        <w:jc w:val="both"/>
+        <w:rPr>
+          <w:rFonts w:ascii="Arial" w:hAnsi="Arial" w:cs="Arial"/>
+        </w:rPr>
+      </w:pPr>
+      <w:r>
+        <w:rPr>
+          <w:rFonts w:ascii="Arial" w:hAnsi="Arial" w:cs="Arial"/>
+        </w:rPr>
+        <w:t>C5: dodanie pojedynczej planety.</w:t>
+      </w:r>
+    </w:p>
+    <w:p>
+      <w:pPr>
+        <w:numPr>
+          <w:ilvl w:val="0"/>
+          <w:numId w:val="3"/>
+        </w:numPr>
+        <w:tabs>
+          <w:tab w:val="clear" w:pos="720"/>
+          <w:tab w:val="num" w:pos="1428"/>
+        </w:tabs>
+        <w:ind w:left="1428"/>
+        <w:jc w:val="both"/>
+        <w:rPr>
+          <w:rFonts w:ascii="Arial" w:hAnsi="Arial" w:cs="Arial"/>
+        </w:rPr>
+      </w:pPr>
+      <w:r>
+        <w:rPr>
+          <w:rFonts w:ascii="Arial" w:hAnsi="Arial" w:cs="Arial"/>
+        </w:rPr>
+        <w:t>C6: wsadowe dodanie 100 rekordów obserwacji.</w:t>
+      </w:r>
+    </w:p>
+    <w:p>
+      <w:pPr>
+        <w:ind w:left="708"/>
+        <w:rPr>
+          <w:rFonts w:ascii="Arial" w:hAnsi="Arial" w:cs="Arial"/>
+        </w:rPr>
+      </w:pPr>
+      <w:r>
+        <w:rPr>
+          <w:rFonts w:ascii="Arial" w:hAnsi="Arial" w:cs="Arial"/>
+          <w:b/>
+          <w:bCs/>
+        </w:rPr>
+        <w:t>Scenariusze READ</w:t>
+      </w:r>
+      <w:r>
+        <w:rPr>
+          <w:rFonts w:ascii="Arial" w:hAnsi="Arial" w:cs="Arial"/>
+          <w:b/>
+          <w:bCs/>
+        </w:rPr>
+        <w:t>:</w:t>
+      </w:r>
+      <w:r>
+        <w:rPr>
+          <w:rFonts w:ascii="Arial" w:hAnsi="Arial" w:cs="Arial"/>
+        </w:rPr>
+        <w:br/>
+        <w:t>W tej grupie badano odczyty punktowe, zakresowe, relacyjne i agregacyjne.</w:t>
+      </w:r>
+    </w:p>
+    <w:p>
+      <w:pPr>
+        <w:numPr>
+          <w:ilvl w:val="0"/>
+          <w:numId w:val="4"/>
+        </w:numPr>
+        <w:tabs>
+          <w:tab w:val="clear" w:pos="720"/>
+          <w:tab w:val="num" w:pos="1428"/>
+        </w:tabs>
+        <w:ind w:left="1428"/>
+        <w:jc w:val="both"/>
+        <w:rPr>
+          <w:rFonts w:ascii="Arial" w:hAnsi="Arial" w:cs="Arial"/>
+        </w:rPr>
+      </w:pPr>
+      <w:r>
+        <w:rPr>
+          <w:rFonts w:ascii="Arial" w:hAnsi="Arial" w:cs="Arial"/>
+        </w:rPr>
+        <w:t>R1: punktowe wyszukanie obserwacji po kluczu głównym.</w:t>
+      </w:r>
+    </w:p>
+    <w:p>
+      <w:pPr>
+        <w:numPr>
+          <w:ilvl w:val="0"/>
+          <w:numId w:val="4"/>
+        </w:numPr>
+        <w:tabs>
+          <w:tab w:val="clear" w:pos="720"/>
+          <w:tab w:val="num" w:pos="1428"/>
+        </w:tabs>
+        <w:ind w:left="1428"/>
+        <w:jc w:val="both"/>
+        <w:rPr>
+          <w:rFonts w:ascii="Arial" w:hAnsi="Arial" w:cs="Arial"/>
+        </w:rPr>
+      </w:pPr>
+      <w:r>
+        <w:rPr>
+          <w:rFonts w:ascii="Arial" w:hAnsi="Arial" w:cs="Arial"/>
+        </w:rPr>
+        <w:t>R2: odczyt zakresowy po czasie obserwacji z sortowaniem i limitem.</w:t>
+      </w:r>
+    </w:p>
+    <w:p>
+      <w:pPr>
+        <w:numPr>
+          <w:ilvl w:val="0"/>
+          <w:numId w:val="4"/>
+        </w:numPr>
+        <w:tabs>
+          <w:tab w:val="clear" w:pos="720"/>
+          <w:tab w:val="num" w:pos="1428"/>
+        </w:tabs>
+        <w:ind w:left="1428"/>
+        <w:jc w:val="both"/>
+        <w:rPr>
+          <w:rFonts w:ascii="Arial" w:hAnsi="Arial" w:cs="Arial"/>
+        </w:rPr>
+      </w:pPr>
+      <w:r>
+        <w:rPr>
+          <w:rFonts w:ascii="Arial" w:hAnsi="Arial" w:cs="Arial"/>
+        </w:rPr>
+        <w:t>R3: odczyt łączony</w:t>
+      </w:r>
+      <w:r>
+        <w:rPr>
+          <w:rFonts w:ascii="Arial" w:hAnsi="Arial" w:cs="Arial"/>
+        </w:rPr>
+        <w:t xml:space="preserve"> </w:t>
+      </w:r>
+      <w:r>
+        <w:rPr>
+          <w:rFonts w:ascii="Arial" w:hAnsi="Arial" w:cs="Arial"/>
+        </w:rPr>
+        <w:t>pomiędzy obserwacjami</w:t>
+      </w:r>
+      <w:r>
+        <w:rPr>
+          <w:rFonts w:ascii="Arial" w:hAnsi="Arial" w:cs="Arial"/>
+        </w:rPr>
+        <w:t xml:space="preserve"> </w:t>
+      </w:r>
+      <w:r>
+        <w:rPr>
+          <w:rFonts w:ascii="Arial" w:hAnsi="Arial" w:cs="Arial"/>
+        </w:rPr>
+        <w:t>i teleskopami.</w:t>
+      </w:r>
+    </w:p>
+    <w:p>
+      <w:pPr>
+        <w:numPr>
+          <w:ilvl w:val="0"/>
+          <w:numId w:val="4"/>
+        </w:numPr>
+        <w:tabs>
+          <w:tab w:val="clear" w:pos="720"/>
+          <w:tab w:val="num" w:pos="1428"/>
+        </w:tabs>
+        <w:ind w:left="1428"/>
+        <w:jc w:val="both"/>
+        <w:rPr>
+          <w:rFonts w:ascii="Arial" w:hAnsi="Arial" w:cs="Arial"/>
+        </w:rPr>
+      </w:pPr>
+      <w:r>
+        <w:rPr>
+          <w:rFonts w:ascii="Arial" w:hAnsi="Arial" w:cs="Arial"/>
+        </w:rPr>
+        <w:t>R4: agregacja średniego czasu ekspozycji w podziale na teleskop.</w:t>
+      </w:r>
+    </w:p>
+    <w:p>
+      <w:pPr>
+        <w:numPr>
+          <w:ilvl w:val="0"/>
+          <w:numId w:val="4"/>
+        </w:numPr>
+        <w:tabs>
+          <w:tab w:val="clear" w:pos="720"/>
+          <w:tab w:val="num" w:pos="1428"/>
+        </w:tabs>
+        <w:ind w:left="1428"/>
+        <w:jc w:val="both"/>
+        <w:rPr>
+          <w:rFonts w:ascii="Arial" w:hAnsi="Arial" w:cs="Arial"/>
+        </w:rPr>
+      </w:pPr>
+      <w:r>
+        <w:rPr>
+          <w:rFonts w:ascii="Arial" w:hAnsi="Arial" w:cs="Arial"/>
+        </w:rPr>
+        <w:t>R5: filtrowanie planet po typie i zakresie masy.</w:t>
+      </w:r>
+    </w:p>
+    <w:p>
+      <w:pPr>
+        <w:numPr>
+          <w:ilvl w:val="0"/>
+          <w:numId w:val="4"/>
+        </w:numPr>
+        <w:tabs>
+          <w:tab w:val="clear" w:pos="720"/>
+          <w:tab w:val="num" w:pos="1428"/>
+        </w:tabs>
+        <w:ind w:left="1428"/>
+        <w:jc w:val="both"/>
+        <w:rPr>
+          <w:rFonts w:ascii="Arial" w:hAnsi="Arial" w:cs="Arial"/>
+        </w:rPr>
+      </w:pPr>
+      <w:r>
+        <w:rPr>
+          <w:rFonts w:ascii="Arial" w:hAnsi="Arial" w:cs="Arial"/>
+        </w:rPr>
+        <w:t>R6: głęboki odczyt relacyjny od galaktyki do obiektów obserwowanych.</w:t>
+      </w:r>
+    </w:p>
+    <w:p>
+      <w:pPr>
+        <w:ind w:left="708"/>
+        <w:rPr>
+          <w:rFonts w:ascii="Arial" w:hAnsi="Arial" w:cs="Arial"/>
+        </w:rPr>
+      </w:pPr>
+      <w:r>
+        <w:rPr>
+          <w:rFonts w:ascii="Arial" w:hAnsi="Arial" w:cs="Arial"/>
+          <w:b/>
+          <w:bCs/>
+        </w:rPr>
+        <w:t>Scenariusze UPDATE</w:t>
+      </w:r>
+      <w:r>
+        <w:rPr>
+          <w:rFonts w:ascii="Arial" w:hAnsi="Arial" w:cs="Arial"/>
+          <w:b/>
+          <w:bCs/>
+        </w:rPr>
+        <w:t>:</w:t>
+      </w:r>
+      <w:r>
+        <w:rPr>
+          <w:rFonts w:ascii="Arial" w:hAnsi="Arial" w:cs="Arial"/>
+        </w:rPr>
+        <w:br/>
+        <w:t>W tej grupie badano aktualizacje pojedynczych rekordów i modyfikacje wsadowe.</w:t>
+      </w:r>
+    </w:p>
+    <w:p>
+      <w:pPr>
+        <w:numPr>
+          <w:ilvl w:val="0"/>
+          <w:numId w:val="5"/>
+        </w:numPr>
+        <w:tabs>
+          <w:tab w:val="clear" w:pos="720"/>
+          <w:tab w:val="num" w:pos="1428"/>
+        </w:tabs>
+        <w:ind w:left="1428"/>
+        <w:jc w:val="both"/>
+        <w:rPr>
+          <w:rFonts w:ascii="Arial" w:hAnsi="Arial" w:cs="Arial"/>
+        </w:rPr>
+      </w:pPr>
+      <w:r>
+        <w:rPr>
+          <w:rFonts w:ascii="Arial" w:hAnsi="Arial" w:cs="Arial"/>
+        </w:rPr>
+        <w:t>U1: aktualizacja pojedynczej obserwacji po identyfikatorze.</w:t>
+      </w:r>
+    </w:p>
+    <w:p>
+      <w:pPr>
+        <w:numPr>
+          <w:ilvl w:val="0"/>
+          <w:numId w:val="5"/>
+        </w:numPr>
+        <w:tabs>
+          <w:tab w:val="clear" w:pos="720"/>
+          <w:tab w:val="num" w:pos="1428"/>
+        </w:tabs>
+        <w:ind w:left="1428"/>
+        <w:jc w:val="both"/>
+        <w:rPr>
+          <w:rFonts w:ascii="Arial" w:hAnsi="Arial" w:cs="Arial"/>
+        </w:rPr>
+      </w:pPr>
+      <w:r>
+        <w:rPr>
+          <w:rFonts w:ascii="Arial" w:hAnsi="Arial" w:cs="Arial"/>
+        </w:rPr>
+        <w:t>U2: wsadowa aktualizacja obserwacji dla wybranej misji.</w:t>
+      </w:r>
+    </w:p>
+    <w:p>
+      <w:pPr>
+        <w:numPr>
+          <w:ilvl w:val="0"/>
+          <w:numId w:val="5"/>
+        </w:numPr>
+        <w:tabs>
+          <w:tab w:val="clear" w:pos="720"/>
+          <w:tab w:val="num" w:pos="1428"/>
+        </w:tabs>
+        <w:ind w:left="1428"/>
+        <w:jc w:val="both"/>
+        <w:rPr>
+          <w:rFonts w:ascii="Arial" w:hAnsi="Arial" w:cs="Arial"/>
+        </w:rPr>
+      </w:pPr>
+      <w:r>
+        <w:rPr>
+          <w:rFonts w:ascii="Arial" w:hAnsi="Arial" w:cs="Arial"/>
+        </w:rPr>
+        <w:t>U3: wsadowa aktualizacja rekordów planet.</w:t>
+      </w:r>
+    </w:p>
+    <w:p>
+      <w:pPr>
+        <w:numPr>
+          <w:ilvl w:val="0"/>
+          <w:numId w:val="5"/>
+        </w:numPr>
+        <w:tabs>
+          <w:tab w:val="clear" w:pos="720"/>
+          <w:tab w:val="num" w:pos="1428"/>
+        </w:tabs>
+        <w:ind w:left="1428"/>
+        <w:jc w:val="both"/>
+        <w:rPr>
+          <w:rFonts w:ascii="Arial" w:hAnsi="Arial" w:cs="Arial"/>
+        </w:rPr>
+      </w:pPr>
+      <w:r>
+        <w:rPr>
+          <w:rFonts w:ascii="Arial" w:hAnsi="Arial" w:cs="Arial"/>
+        </w:rPr>
+        <w:t>U4: wsadowa aktualizacja rekordów gwiazd.</w:t>
+      </w:r>
+    </w:p>
+    <w:p>
+      <w:pPr>
+        <w:numPr>
+          <w:ilvl w:val="0"/>
+          <w:numId w:val="5"/>
+        </w:numPr>
+        <w:tabs>
+          <w:tab w:val="clear" w:pos="720"/>
+          <w:tab w:val="num" w:pos="1428"/>
+        </w:tabs>
+        <w:ind w:left="1428"/>
+        <w:jc w:val="both"/>
+        <w:rPr>
+          <w:rFonts w:ascii="Arial" w:hAnsi="Arial" w:cs="Arial"/>
+        </w:rPr>
+      </w:pPr>
+      <w:r>
+        <w:rPr>
+          <w:rFonts w:ascii="Arial" w:hAnsi="Arial" w:cs="Arial"/>
+        </w:rPr>
+        <w:t>U5: wsadowa aktualizacja rekordów misji.</w:t>
+      </w:r>
+    </w:p>
+    <w:p>
+      <w:pPr>
+        <w:numPr>
+          <w:ilvl w:val="0"/>
+          <w:numId w:val="5"/>
+        </w:numPr>
+        <w:tabs>
+          <w:tab w:val="clear" w:pos="720"/>
+          <w:tab w:val="num" w:pos="1428"/>
+        </w:tabs>
+        <w:ind w:left="1428"/>
+        <w:jc w:val="both"/>
+        <w:rPr>
+          <w:rFonts w:ascii="Arial" w:hAnsi="Arial" w:cs="Arial"/>
+        </w:rPr>
+      </w:pPr>
+      <w:r>
+        <w:rPr>
+          <w:rFonts w:ascii="Arial" w:hAnsi="Arial" w:cs="Arial"/>
+        </w:rPr>
+        <w:t>U6: wsadowa aktualizacja rekordów instrumentów.</w:t>
+      </w:r>
+    </w:p>
+    <w:p>
+      <w:pPr>
+        <w:ind w:left="708"/>
+        <w:rPr>
+          <w:rFonts w:ascii="Arial" w:hAnsi="Arial" w:cs="Arial"/>
+        </w:rPr>
+      </w:pPr>
+      <w:r>
+        <w:rPr>
+          <w:rFonts w:ascii="Arial" w:hAnsi="Arial" w:cs="Arial"/>
+          <w:b/>
+          <w:bCs/>
+        </w:rPr>
+        <w:lastRenderedPageBreak/>
+        <w:t>Scenariusze DELETE:</w:t>
+      </w:r>
+      <w:r>
+        <w:rPr>
+          <w:rFonts w:ascii="Arial" w:hAnsi="Arial" w:cs="Arial"/>
+        </w:rPr>
+        <w:br/>
+        <w:t>W tej grupie badano usuwanie punktowe i warunkowe.</w:t>
+      </w:r>
+    </w:p>
+    <w:p>
+      <w:pPr>
+        <w:numPr>
+          <w:ilvl w:val="0"/>
+          <w:numId w:val="6"/>
+        </w:numPr>
+        <w:tabs>
+          <w:tab w:val="clear" w:pos="720"/>
+          <w:tab w:val="num" w:pos="1428"/>
+        </w:tabs>
+        <w:ind w:left="1428"/>
+        <w:jc w:val="both"/>
+        <w:rPr>
+          <w:rFonts w:ascii="Arial" w:hAnsi="Arial" w:cs="Arial"/>
+        </w:rPr>
+      </w:pPr>
+      <w:r>
+        <w:rPr>
+          <w:rFonts w:ascii="Arial" w:hAnsi="Arial" w:cs="Arial"/>
+        </w:rPr>
+        <w:t>D1: usunięcie pojedynczej obserwacji po identyfikatorze.</w:t>
+      </w:r>
+    </w:p>
+    <w:p>
+      <w:pPr>
+        <w:numPr>
+          <w:ilvl w:val="0"/>
+          <w:numId w:val="6"/>
+        </w:numPr>
+        <w:tabs>
+          <w:tab w:val="clear" w:pos="720"/>
+          <w:tab w:val="num" w:pos="1428"/>
+        </w:tabs>
+        <w:ind w:left="1428"/>
+        <w:jc w:val="both"/>
+        <w:rPr>
+          <w:rFonts w:ascii="Arial" w:hAnsi="Arial" w:cs="Arial"/>
+        </w:rPr>
+      </w:pPr>
+      <w:r>
+        <w:rPr>
+          <w:rFonts w:ascii="Arial" w:hAnsi="Arial" w:cs="Arial"/>
+        </w:rPr>
+        <w:t>D2: usunięcie obserwacji z zakresu identyfikatorów.</w:t>
+      </w:r>
+    </w:p>
+    <w:p>
+      <w:pPr>
+        <w:numPr>
+          <w:ilvl w:val="0"/>
+          <w:numId w:val="6"/>
+        </w:numPr>
+        <w:tabs>
+          <w:tab w:val="clear" w:pos="720"/>
+          <w:tab w:val="num" w:pos="1428"/>
+        </w:tabs>
+        <w:ind w:left="1428"/>
+        <w:jc w:val="both"/>
+        <w:rPr>
+          <w:rFonts w:ascii="Arial" w:hAnsi="Arial" w:cs="Arial"/>
+        </w:rPr>
+      </w:pPr>
+      <w:r>
+        <w:rPr>
+          <w:rFonts w:ascii="Arial" w:hAnsi="Arial" w:cs="Arial"/>
+        </w:rPr>
+        <w:t>D3: usunięcie obserwacji powiązanych z wybraną misją.</w:t>
+      </w:r>
+    </w:p>
+    <w:p>
+      <w:pPr>
+        <w:numPr>
+          <w:ilvl w:val="0"/>
+          <w:numId w:val="6"/>
+        </w:numPr>
+        <w:tabs>
+          <w:tab w:val="clear" w:pos="720"/>
+          <w:tab w:val="num" w:pos="1428"/>
+        </w:tabs>
+        <w:ind w:left="1428"/>
+        <w:jc w:val="both"/>
+        <w:rPr>
+          <w:rFonts w:ascii="Arial" w:hAnsi="Arial" w:cs="Arial"/>
+        </w:rPr>
+      </w:pPr>
+      <w:r>
+        <w:rPr>
+          <w:rFonts w:ascii="Arial" w:hAnsi="Arial" w:cs="Arial"/>
+        </w:rPr>
+        <w:t>D4: usunięcie obserwacji dotyczących gwiazd.</w:t>
+      </w:r>
+    </w:p>
+    <w:p>
+      <w:pPr>
+        <w:numPr>
+          <w:ilvl w:val="0"/>
+          <w:numId w:val="6"/>
+        </w:numPr>
+        <w:tabs>
+          <w:tab w:val="clear" w:pos="720"/>
+          <w:tab w:val="num" w:pos="1428"/>
+        </w:tabs>
+        <w:ind w:left="1428"/>
+        <w:jc w:val="both"/>
+        <w:rPr>
+          <w:rFonts w:ascii="Arial" w:hAnsi="Arial" w:cs="Arial"/>
+        </w:rPr>
+      </w:pPr>
+      <w:r>
+        <w:rPr>
+          <w:rFonts w:ascii="Arial" w:hAnsi="Arial" w:cs="Arial"/>
+        </w:rPr>
+        <w:t>D5: usunięcie starszych rekordów obserwacji.</w:t>
+      </w:r>
+    </w:p>
+    <w:p>
+      <w:pPr>
+        <w:numPr>
+          <w:ilvl w:val="0"/>
+          <w:numId w:val="6"/>
+        </w:numPr>
+        <w:tabs>
+          <w:tab w:val="clear" w:pos="720"/>
+          <w:tab w:val="num" w:pos="1428"/>
+        </w:tabs>
+        <w:ind w:left="1428"/>
+        <w:jc w:val="both"/>
+        <w:rPr>
+          <w:rFonts w:ascii="Arial" w:hAnsi="Arial" w:cs="Arial"/>
+        </w:rPr>
+      </w:pPr>
+      <w:r>
+        <w:rPr>
+          <w:rFonts w:ascii="Arial" w:hAnsi="Arial" w:cs="Arial"/>
+        </w:rPr>
+        <w:t>D6: usunięcie obserwacji o niskim czasie ekspozycji.</w:t>
+      </w:r>
+    </w:p>
+    <w:p>
+      <w:pPr>
+        <w:ind w:left="708"/>
+        <w:jc w:val="both"/>
+        <w:rPr>
+          <w:rFonts w:ascii="Arial" w:hAnsi="Arial" w:cs="Arial"/>
+        </w:rPr>
+      </w:pPr>
+      <w:r>
+        <w:rPr>
+          <w:rFonts w:ascii="Arial" w:hAnsi="Arial" w:cs="Arial"/>
+        </w:rPr>
+        <w:t>Testy przeprowadzono dla trzech wolumenów danych: małego, średniego i dużego. Dla każdego wolumenu najpierw wykonywano etap ładowania danych, a następnie uruchamiano pełny zestaw 24 scenariuszy. Każdy scenariusz był wykonywany wielokrotnie (w kilku próbach), a wyniki zapisywano w postaci czasów wykonania w milisekundach.</w:t>
+      </w:r>
+    </w:p>
+    <w:p>
+      <w:pPr>
+        <w:ind w:left="708"/>
+        <w:jc w:val="both"/>
+        <w:rPr>
+          <w:rFonts w:ascii="Arial" w:hAnsi="Arial" w:cs="Arial"/>
+        </w:rPr>
+      </w:pPr>
+      <w:r>
+        <w:rPr>
+          <w:rFonts w:ascii="Arial" w:hAnsi="Arial" w:cs="Arial"/>
+        </w:rPr>
+        <w:t>Metodologia obejmowała dwa tryby pracy: przed utworzeniem indeksów oraz po utworzeniu indeksów. W pierwszym trybie usuwano indeksy pomocnicze, aby wyznaczyć punkt odniesienia dla wydajności bazowej. W drugim trybie tworzono indeksy na polach najczęściej wykorzystywanych w odczytach i operacjach warunkowych, co pozwalało oszacować rzeczywisty wpływ indeksowania.</w:t>
+      </w:r>
+    </w:p>
+    <w:p>
+      <w:pPr>
+        <w:ind w:left="708"/>
+        <w:jc w:val="both"/>
+        <w:rPr>
+          <w:rFonts w:ascii="Arial" w:hAnsi="Arial" w:cs="Arial"/>
+        </w:rPr>
+      </w:pPr>
+      <w:r>
+        <w:rPr>
+          <w:rFonts w:ascii="Arial" w:hAnsi="Arial" w:cs="Arial"/>
+        </w:rPr>
+        <w:t>Aby zapewnić porównywalność pomiarów, każda próba scenariusza była realizowana w kontrolowanym kontekście wykonania, a wpływ zmian danych na kolejne przebiegi ograniczano przez izolację operacji i cofanie modyfikacji tam, gdzie było to technicznie możliwe. Dzięki temu wyniki między próbami i między systemami pozostawały spójne metodycznie.</w:t>
+      </w:r>
+    </w:p>
+    <w:p>
+      <w:pPr>
+        <w:ind w:left="708"/>
+        <w:jc w:val="both"/>
+        <w:rPr>
+          <w:rFonts w:ascii="Arial" w:hAnsi="Arial" w:cs="Arial"/>
+        </w:rPr>
+      </w:pPr>
+      <w:r>
+        <w:rPr>
+          <w:rFonts w:ascii="Arial" w:hAnsi="Arial" w:cs="Arial"/>
+        </w:rPr>
+        <w:t>Dodatkowo dla scenariuszy odczytowych rejestrowano plany wykonania zapytań (EXPLAIN/PROFILE), co umożliwiło interpretację różnic czasowych nie tylko na poziomie wartości liczbowych, ale również na poziomie strategii wykonania zastosowanej przez silnik bazy danych.</w:t>
+      </w:r>
+    </w:p>
+    <w:p>
+      <w:pPr>
+        <w:ind w:left="708"/>
+        <w:jc w:val="both"/>
+        <w:rPr>
+          <w:rFonts w:ascii="Arial" w:hAnsi="Arial" w:cs="Arial"/>
+        </w:rPr>
+      </w:pPr>
+    </w:p>
+    <w:p>
+      <w:pPr>
+        <w:ind w:left="708"/>
+        <w:jc w:val="both"/>
+        <w:rPr>
+          <w:rFonts w:ascii="Arial" w:hAnsi="Arial" w:cs="Arial"/>
+        </w:rPr>
+      </w:pPr>
+    </w:p>
+    <w:p>
+      <w:pPr>
+        <w:ind w:left="708"/>
+        <w:jc w:val="both"/>
+        <w:rPr>
+          <w:rFonts w:ascii="Arial" w:hAnsi="Arial" w:cs="Arial"/>
+        </w:rPr>
+      </w:pPr>
+    </w:p>
+    <w:p>
+      <w:pPr>
+        <w:ind w:left="708"/>
+        <w:jc w:val="both"/>
+        <w:rPr>
+          <w:rFonts w:ascii="Arial" w:hAnsi="Arial" w:cs="Arial"/>
+        </w:rPr>
+      </w:pPr>
+    </w:p>
+    <w:p>
+      <w:pPr>
+        <w:ind w:left="708"/>
+        <w:jc w:val="both"/>
+        <w:rPr>
+          <w:rFonts w:ascii="Arial" w:hAnsi="Arial" w:cs="Arial"/>
+        </w:rPr>
+      </w:pPr>
+    </w:p>
+    <w:p>
+      <w:pPr>
+        <w:ind w:left="708"/>
+        <w:jc w:val="both"/>
+        <w:rPr>
+          <w:rFonts w:ascii="Arial" w:hAnsi="Arial" w:cs="Arial"/>
+        </w:rPr>
+      </w:pPr>
+    </w:p>
+    <w:p>
+      <w:pPr>
+        <w:ind w:left="708"/>
+        <w:jc w:val="both"/>
+        <w:rPr>
+          <w:rFonts w:ascii="Arial" w:hAnsi="Arial" w:cs="Arial"/>
         </w:rPr>
       </w:pPr>
     </w:p>
@@ -4613,7 +5801,4030 @@
           <w:sz w:val="28"/>
           <w:szCs w:val="28"/>
         </w:rPr>
-        <w:t>Wnioski i podsumowanie</w:t>
+        <w:lastRenderedPageBreak/>
+        <w:t>Analiza wyników:</w:t>
+      </w:r>
+    </w:p>
+    <w:p>
+      <w:pPr>
+        <w:rPr>
+          <w:rFonts w:ascii="Arial" w:hAnsi="Arial" w:cs="Arial"/>
+          <w:b/>
+          <w:bCs/>
+          <w:sz w:val="28"/>
+          <w:szCs w:val="28"/>
+        </w:rPr>
+      </w:pPr>
+    </w:p>
+    <w:p>
+      <w:pPr>
+        <w:pStyle w:val="Akapitzlist"/>
+        <w:numPr>
+          <w:ilvl w:val="0"/>
+          <w:numId w:val="10"/>
+        </w:numPr>
+        <w:rPr>
+          <w:rFonts w:ascii="Arial" w:hAnsi="Arial" w:cs="Arial"/>
+          <w:b/>
+          <w:bCs/>
+          <w:sz w:val="28"/>
+          <w:szCs w:val="28"/>
+        </w:rPr>
+      </w:pPr>
+      <w:r>
+        <w:rPr>
+          <w:rFonts w:ascii="Arial" w:hAnsi="Arial" w:cs="Arial"/>
+          <w:b/>
+          <w:bCs/>
+          <w:noProof/>
+        </w:rPr>
+        <w:drawing>
+          <wp:anchor distT="0" distB="0" distL="114300" distR="114300" simplePos="0" relativeHeight="251667456" behindDoc="0" locked="0" layoutInCell="1" allowOverlap="1" wp14:anchorId="0DC3B218" wp14:editId="2F117189">
+            <wp:simplePos x="0" y="0"/>
+            <wp:positionH relativeFrom="margin">
+              <wp:align>center</wp:align>
+            </wp:positionH>
+            <wp:positionV relativeFrom="margin">
+              <wp:posOffset>1024255</wp:posOffset>
+            </wp:positionV>
+            <wp:extent cx="7060565" cy="3061970"/>
+            <wp:effectExtent l="0" t="0" r="6985" b="5080"/>
+            <wp:wrapSquare wrapText="bothSides"/>
+            <wp:docPr id="1433661603" name="Obraz 11"/>
+            <wp:cNvGraphicFramePr>
+              <a:graphicFrameLocks xmlns:a="http://schemas.openxmlformats.org/drawingml/2006/main" noChangeAspect="1"/>
+            </wp:cNvGraphicFramePr>
+            <a:graphic xmlns:a="http://schemas.openxmlformats.org/drawingml/2006/main">
+              <a:graphicData uri="http://schemas.openxmlformats.org/drawingml/2006/picture">
+                <pic:pic xmlns:pic="http://schemas.openxmlformats.org/drawingml/2006/picture">
+                  <pic:nvPicPr>
+                    <pic:cNvPr id="0" name="Picture 5"/>
+                    <pic:cNvPicPr>
+                      <a:picLocks noChangeAspect="1" noChangeArrowheads="1"/>
+                    </pic:cNvPicPr>
+                  </pic:nvPicPr>
+                  <pic:blipFill>
+                    <a:blip r:embed="rId13" cstate="print">
+                      <a:extLst>
+                        <a:ext uri="{28A0092B-C50C-407E-A947-70E740481C1C}">
+                          <a14:useLocalDpi xmlns:a14="http://schemas.microsoft.com/office/drawing/2010/main" val="0"/>
+                        </a:ext>
+                      </a:extLst>
+                    </a:blip>
+                    <a:srcRect/>
+                    <a:stretch>
+                      <a:fillRect/>
+                    </a:stretch>
+                  </pic:blipFill>
+                  <pic:spPr bwMode="auto">
+                    <a:xfrm>
+                      <a:off x="0" y="0"/>
+                      <a:ext cx="7060565" cy="3061970"/>
+                    </a:xfrm>
+                    <a:prstGeom prst="rect">
+                      <a:avLst/>
+                    </a:prstGeom>
+                    <a:noFill/>
+                    <a:ln>
+                      <a:noFill/>
+                    </a:ln>
+                  </pic:spPr>
+                </pic:pic>
+              </a:graphicData>
+            </a:graphic>
+            <wp14:sizeRelH relativeFrom="margin">
+              <wp14:pctWidth>0</wp14:pctWidth>
+            </wp14:sizeRelH>
+            <wp14:sizeRelV relativeFrom="margin">
+              <wp14:pctHeight>0</wp14:pctHeight>
+            </wp14:sizeRelV>
+          </wp:anchor>
+        </w:drawing>
+      </w:r>
+      <w:r>
+        <w:rPr>
+          <w:rFonts w:ascii="Arial" w:hAnsi="Arial" w:cs="Arial"/>
+          <w:b/>
+          <w:bCs/>
+        </w:rPr>
+        <w:t>Analiza skalowalności i latencji systemów bazodanowych</w:t>
+      </w:r>
+    </w:p>
+    <w:p>
+      <w:pPr>
+        <w:pStyle w:val="Akapitzlist"/>
+        <w:rPr>
+          <w:rFonts w:ascii="Arial" w:hAnsi="Arial" w:cs="Arial"/>
+          <w:b/>
+          <w:bCs/>
+          <w:sz w:val="28"/>
+          <w:szCs w:val="28"/>
+        </w:rPr>
+      </w:pPr>
+    </w:p>
+    <w:p>
+      <w:pPr>
+        <w:pStyle w:val="Akapitzlist"/>
+        <w:jc w:val="both"/>
+        <w:rPr>
+          <w:rFonts w:ascii="Arial" w:hAnsi="Arial" w:cs="Arial"/>
+        </w:rPr>
+      </w:pPr>
+      <w:r>
+        <w:rPr>
+          <w:rFonts w:ascii="Arial" w:hAnsi="Arial" w:cs="Arial"/>
+        </w:rPr>
+        <w:t>Wykres przedstawia dwie perspektywy wydajności: po lewej stronie średni czas wykonania operacji w podziale na silnik bazy i typ operacji, a po prawej stronie średni czas wykonania w podziale na rozmiar danych dla każdej bazy. Innymi słowy, lewy panel odpowiada na pytanie „które operacje są najdroższe w danym systemie”, a prawy panel odpowiada na pytanie „jak bardzo rośnie koszt wraz ze skalą danych”.</w:t>
+      </w:r>
+    </w:p>
+    <w:p>
+      <w:pPr>
+        <w:pStyle w:val="Akapitzlist"/>
+        <w:jc w:val="both"/>
+        <w:rPr>
+          <w:rFonts w:ascii="Arial" w:hAnsi="Arial" w:cs="Arial"/>
+        </w:rPr>
+      </w:pPr>
+    </w:p>
+    <w:p>
+      <w:pPr>
+        <w:pStyle w:val="Akapitzlist"/>
+        <w:jc w:val="both"/>
+        <w:rPr>
+          <w:rFonts w:ascii="Arial" w:hAnsi="Arial" w:cs="Arial"/>
+        </w:rPr>
+      </w:pPr>
+      <w:r>
+        <w:rPr>
+          <w:rFonts w:ascii="Arial" w:hAnsi="Arial" w:cs="Arial"/>
+        </w:rPr>
+        <w:t xml:space="preserve">Z lewego panelu wynika przede wszystkim, że dominującym kosztem są operacje odczytu, zwłaszcza w </w:t>
+      </w:r>
+      <w:proofErr w:type="spellStart"/>
+      <w:r>
+        <w:rPr>
+          <w:rFonts w:ascii="Arial" w:hAnsi="Arial" w:cs="Arial"/>
+        </w:rPr>
+        <w:t>PostgreSQL</w:t>
+      </w:r>
+      <w:proofErr w:type="spellEnd"/>
+      <w:r>
+        <w:rPr>
+          <w:rFonts w:ascii="Arial" w:hAnsi="Arial" w:cs="Arial"/>
+        </w:rPr>
+        <w:t xml:space="preserve"> i MySQL. Słupki READ dla tych dwóch baz są o rząd wielkości większe niż słupki CREATE, UPDATE i DELETE, co oznacza, że to właśnie scenariusze odczytowe generują główne obciążenie całego benchmarku. To jest spójne z charakterem testów, ponieważ scenariusze READ obejmują nie tylko proste </w:t>
+      </w:r>
+      <w:proofErr w:type="spellStart"/>
+      <w:r>
+        <w:rPr>
+          <w:rFonts w:ascii="Arial" w:hAnsi="Arial" w:cs="Arial"/>
+        </w:rPr>
+        <w:t>lookupy</w:t>
+      </w:r>
+      <w:proofErr w:type="spellEnd"/>
+      <w:r>
+        <w:rPr>
+          <w:rFonts w:ascii="Arial" w:hAnsi="Arial" w:cs="Arial"/>
+        </w:rPr>
+        <w:t>, ale też zapytania zakresowe, łączenia wielu encji i agregacje.</w:t>
+      </w:r>
+    </w:p>
+    <w:p>
+      <w:pPr>
+        <w:pStyle w:val="Akapitzlist"/>
+        <w:jc w:val="both"/>
+        <w:rPr>
+          <w:rFonts w:ascii="Arial" w:hAnsi="Arial" w:cs="Arial"/>
+        </w:rPr>
+      </w:pPr>
+    </w:p>
+    <w:p>
+      <w:pPr>
+        <w:pStyle w:val="Akapitzlist"/>
+        <w:jc w:val="both"/>
+        <w:rPr>
+          <w:rFonts w:ascii="Arial" w:hAnsi="Arial" w:cs="Arial"/>
+        </w:rPr>
+      </w:pPr>
+      <w:proofErr w:type="spellStart"/>
+      <w:r>
+        <w:rPr>
+          <w:rFonts w:ascii="Arial" w:hAnsi="Arial" w:cs="Arial"/>
+        </w:rPr>
+        <w:t>MongoDB</w:t>
+      </w:r>
+      <w:proofErr w:type="spellEnd"/>
+      <w:r>
+        <w:rPr>
+          <w:rFonts w:ascii="Arial" w:hAnsi="Arial" w:cs="Arial"/>
+        </w:rPr>
+        <w:t xml:space="preserve"> na tym wykresie wypada wyraźnie lepiej od MySQL i </w:t>
+      </w:r>
+      <w:proofErr w:type="spellStart"/>
+      <w:r>
+        <w:rPr>
+          <w:rFonts w:ascii="Arial" w:hAnsi="Arial" w:cs="Arial"/>
+        </w:rPr>
+        <w:t>PostgreSQL</w:t>
+      </w:r>
+      <w:proofErr w:type="spellEnd"/>
+      <w:r>
+        <w:rPr>
+          <w:rFonts w:ascii="Arial" w:hAnsi="Arial" w:cs="Arial"/>
+        </w:rPr>
+        <w:t xml:space="preserve"> pod względem średniego czasu READ, ale nadal koszt odczytu jest tam zdecydowanie wyższy niż pozostałe operacje. Oznacza to, że również w modelu dokumentowym to odczyty są „wąskim gardłem”, tylko skala tego efektu jest mniejsza niż w bazach relacyjnych. Neo4j ma najniższe wartości niemal we wszystkich grupach operacji, co sugeruje bardzo dobrą wydajność w </w:t>
+      </w:r>
+      <w:r>
+        <w:rPr>
+          <w:rFonts w:ascii="Arial" w:hAnsi="Arial" w:cs="Arial"/>
+        </w:rPr>
+        <w:t xml:space="preserve">naszym </w:t>
+      </w:r>
+      <w:r>
+        <w:rPr>
+          <w:rFonts w:ascii="Arial" w:hAnsi="Arial" w:cs="Arial"/>
+        </w:rPr>
+        <w:t>zestawie testowym</w:t>
+      </w:r>
+      <w:r>
+        <w:rPr>
+          <w:rFonts w:ascii="Arial" w:hAnsi="Arial" w:cs="Arial"/>
+        </w:rPr>
+        <w:t>.</w:t>
+      </w:r>
+    </w:p>
+    <w:p>
+      <w:pPr>
+        <w:pStyle w:val="Akapitzlist"/>
+        <w:jc w:val="both"/>
+        <w:rPr>
+          <w:rFonts w:ascii="Arial" w:hAnsi="Arial" w:cs="Arial"/>
+        </w:rPr>
+      </w:pPr>
+      <w:r>
+        <w:rPr>
+          <w:rFonts w:ascii="Arial" w:hAnsi="Arial" w:cs="Arial"/>
+        </w:rPr>
+        <w:lastRenderedPageBreak/>
+        <w:t xml:space="preserve">Prawy panel bardzo wyraźnie pokazuje wpływ wolumenu danych. Dla </w:t>
+      </w:r>
+      <w:proofErr w:type="spellStart"/>
+      <w:r>
+        <w:rPr>
+          <w:rFonts w:ascii="Arial" w:hAnsi="Arial" w:cs="Arial"/>
+        </w:rPr>
+        <w:t>PostgreSQL</w:t>
+      </w:r>
+      <w:proofErr w:type="spellEnd"/>
+      <w:r>
+        <w:rPr>
+          <w:rFonts w:ascii="Arial" w:hAnsi="Arial" w:cs="Arial"/>
+        </w:rPr>
+        <w:t xml:space="preserve"> wzrost jest silnie nieliniowy</w:t>
+      </w:r>
+      <w:r>
+        <w:rPr>
+          <w:rFonts w:ascii="Arial" w:hAnsi="Arial" w:cs="Arial"/>
+        </w:rPr>
+        <w:t xml:space="preserve"> tzn. </w:t>
+      </w:r>
+      <w:r>
+        <w:rPr>
+          <w:rFonts w:ascii="Arial" w:hAnsi="Arial" w:cs="Arial"/>
+        </w:rPr>
+        <w:t xml:space="preserve">przejście od small do medium zwiększa czas zauważalnie, a przejście do </w:t>
+      </w:r>
+      <w:proofErr w:type="spellStart"/>
+      <w:r>
+        <w:rPr>
+          <w:rFonts w:ascii="Arial" w:hAnsi="Arial" w:cs="Arial"/>
+        </w:rPr>
+        <w:t>large</w:t>
+      </w:r>
+      <w:proofErr w:type="spellEnd"/>
+      <w:r>
+        <w:rPr>
+          <w:rFonts w:ascii="Arial" w:hAnsi="Arial" w:cs="Arial"/>
+        </w:rPr>
+        <w:t xml:space="preserve"> powoduje gwałtowny skok. To wskazuje, że dla dużych danych rośnie udział kosztownych planów wykonania, operacji I/O i ewentualnie sortowań lub skanów sekwencyjnych. Dla MySQL również widać duży wzrost przy </w:t>
+      </w:r>
+      <w:proofErr w:type="spellStart"/>
+      <w:r>
+        <w:rPr>
+          <w:rFonts w:ascii="Arial" w:hAnsi="Arial" w:cs="Arial"/>
+        </w:rPr>
+        <w:t>large</w:t>
+      </w:r>
+      <w:proofErr w:type="spellEnd"/>
+      <w:r>
+        <w:rPr>
+          <w:rFonts w:ascii="Arial" w:hAnsi="Arial" w:cs="Arial"/>
+        </w:rPr>
+        <w:t xml:space="preserve">, choć mniej dramatyczny niż w </w:t>
+      </w:r>
+      <w:proofErr w:type="spellStart"/>
+      <w:r>
+        <w:rPr>
+          <w:rFonts w:ascii="Arial" w:hAnsi="Arial" w:cs="Arial"/>
+        </w:rPr>
+        <w:t>PostgreSQL</w:t>
+      </w:r>
+      <w:proofErr w:type="spellEnd"/>
+      <w:r>
+        <w:rPr>
+          <w:rFonts w:ascii="Arial" w:hAnsi="Arial" w:cs="Arial"/>
+        </w:rPr>
+        <w:t xml:space="preserve">. </w:t>
+      </w:r>
+      <w:proofErr w:type="spellStart"/>
+      <w:r>
+        <w:rPr>
+          <w:rFonts w:ascii="Arial" w:hAnsi="Arial" w:cs="Arial"/>
+        </w:rPr>
+        <w:t>MongoDB</w:t>
+      </w:r>
+      <w:proofErr w:type="spellEnd"/>
+      <w:r>
+        <w:rPr>
+          <w:rFonts w:ascii="Arial" w:hAnsi="Arial" w:cs="Arial"/>
+        </w:rPr>
+        <w:t xml:space="preserve"> rośnie łagodniej, co sugeruje lepszą stabilność wraz ze wzrostem danych w ramach tego konkretnego zestawu zapytań. Neo4j pozostaje bardzo nisko również dla większych wolumenów na wykresie, co wygląda korzystnie</w:t>
+      </w:r>
+      <w:r>
+        <w:rPr>
+          <w:rFonts w:ascii="Arial" w:hAnsi="Arial" w:cs="Arial"/>
+        </w:rPr>
+        <w:t>.</w:t>
+      </w:r>
+    </w:p>
+    <w:p>
+      <w:pPr>
+        <w:pStyle w:val="Akapitzlist"/>
+        <w:jc w:val="both"/>
+        <w:rPr>
+          <w:rFonts w:ascii="Arial" w:hAnsi="Arial" w:cs="Arial"/>
+        </w:rPr>
+      </w:pPr>
+    </w:p>
+    <w:p>
+      <w:pPr>
+        <w:pStyle w:val="Akapitzlist"/>
+        <w:jc w:val="both"/>
+        <w:rPr>
+          <w:rFonts w:ascii="Arial" w:hAnsi="Arial" w:cs="Arial"/>
+        </w:rPr>
+      </w:pPr>
+      <w:r>
+        <w:rPr>
+          <w:rFonts w:ascii="Arial" w:hAnsi="Arial" w:cs="Arial"/>
+        </w:rPr>
+        <w:t xml:space="preserve">Najważniejszy wniosek merytoryczny jest taki, że skalowanie odczytów jest kluczowym problemem relacyjnych silników w tym eksperymencie, a nie same operacje modyfikujące. W praktyce oznacza to, że optymalizacja powinna koncentrować się przede wszystkim na zapytaniach READ: doborze indeksów pod warunki WHERE i ORDER BY, ograniczaniu kosztownych </w:t>
+      </w:r>
+      <w:proofErr w:type="spellStart"/>
+      <w:r>
+        <w:rPr>
+          <w:rFonts w:ascii="Arial" w:hAnsi="Arial" w:cs="Arial"/>
+        </w:rPr>
+        <w:t>joinów</w:t>
+      </w:r>
+      <w:proofErr w:type="spellEnd"/>
+      <w:r>
+        <w:rPr>
+          <w:rFonts w:ascii="Arial" w:hAnsi="Arial" w:cs="Arial"/>
+        </w:rPr>
+        <w:t>, denormalizacji wybranych fragmentów modelu dla najczęstszych raportów oraz kontroli planów wykonania dla scenariuszy R2–R6. Jeśli celem systemu produkcyjnego byłaby analityka na dużych wolumenach, to właśnie ta grupa zapytań będzie determinować odczuwaną wydajność.</w:t>
+      </w:r>
+    </w:p>
+    <w:p>
+      <w:pPr>
+        <w:jc w:val="both"/>
+        <w:rPr>
+          <w:rFonts w:ascii="Arial" w:hAnsi="Arial" w:cs="Arial"/>
+        </w:rPr>
+      </w:pPr>
+    </w:p>
+    <w:p>
+      <w:pPr>
+        <w:pStyle w:val="Akapitzlist"/>
+        <w:numPr>
+          <w:ilvl w:val="0"/>
+          <w:numId w:val="10"/>
+        </w:numPr>
+        <w:jc w:val="both"/>
+        <w:rPr>
+          <w:rFonts w:ascii="Arial" w:hAnsi="Arial" w:cs="Arial"/>
+        </w:rPr>
+      </w:pPr>
+      <w:r>
+        <w:rPr>
+          <w:rFonts w:ascii="Arial" w:hAnsi="Arial" w:cs="Arial"/>
+          <w:noProof/>
+        </w:rPr>
+        <w:drawing>
+          <wp:anchor distT="0" distB="0" distL="114300" distR="114300" simplePos="0" relativeHeight="251668480" behindDoc="0" locked="0" layoutInCell="1" allowOverlap="1" wp14:anchorId="3F5F9C80" wp14:editId="7152ADC5">
+            <wp:simplePos x="0" y="0"/>
+            <wp:positionH relativeFrom="margin">
+              <wp:align>center</wp:align>
+            </wp:positionH>
+            <wp:positionV relativeFrom="margin">
+              <wp:posOffset>4784670</wp:posOffset>
+            </wp:positionV>
+            <wp:extent cx="6257290" cy="3448050"/>
+            <wp:effectExtent l="0" t="0" r="0" b="0"/>
+            <wp:wrapSquare wrapText="bothSides"/>
+            <wp:docPr id="1912429796" name="Obraz 12"/>
+            <wp:cNvGraphicFramePr>
+              <a:graphicFrameLocks xmlns:a="http://schemas.openxmlformats.org/drawingml/2006/main" noChangeAspect="1"/>
+            </wp:cNvGraphicFramePr>
+            <a:graphic xmlns:a="http://schemas.openxmlformats.org/drawingml/2006/main">
+              <a:graphicData uri="http://schemas.openxmlformats.org/drawingml/2006/picture">
+                <pic:pic xmlns:pic="http://schemas.openxmlformats.org/drawingml/2006/picture">
+                  <pic:nvPicPr>
+                    <pic:cNvPr id="0" name="Picture 6"/>
+                    <pic:cNvPicPr>
+                      <a:picLocks noChangeAspect="1" noChangeArrowheads="1"/>
+                    </pic:cNvPicPr>
+                  </pic:nvPicPr>
+                  <pic:blipFill>
+                    <a:blip r:embed="rId14" cstate="print">
+                      <a:extLst>
+                        <a:ext uri="{28A0092B-C50C-407E-A947-70E740481C1C}">
+                          <a14:useLocalDpi xmlns:a14="http://schemas.microsoft.com/office/drawing/2010/main" val="0"/>
+                        </a:ext>
+                      </a:extLst>
+                    </a:blip>
+                    <a:srcRect/>
+                    <a:stretch>
+                      <a:fillRect/>
+                    </a:stretch>
+                  </pic:blipFill>
+                  <pic:spPr bwMode="auto">
+                    <a:xfrm>
+                      <a:off x="0" y="0"/>
+                      <a:ext cx="6257290" cy="3448050"/>
+                    </a:xfrm>
+                    <a:prstGeom prst="rect">
+                      <a:avLst/>
+                    </a:prstGeom>
+                    <a:noFill/>
+                    <a:ln>
+                      <a:noFill/>
+                    </a:ln>
+                  </pic:spPr>
+                </pic:pic>
+              </a:graphicData>
+            </a:graphic>
+            <wp14:sizeRelH relativeFrom="margin">
+              <wp14:pctWidth>0</wp14:pctWidth>
+            </wp14:sizeRelH>
+            <wp14:sizeRelV relativeFrom="margin">
+              <wp14:pctHeight>0</wp14:pctHeight>
+            </wp14:sizeRelV>
+          </wp:anchor>
+        </w:drawing>
+      </w:r>
+      <w:r>
+        <w:rPr>
+          <w:rFonts w:ascii="Arial" w:hAnsi="Arial" w:cs="Arial"/>
+          <w:b/>
+          <w:bCs/>
+        </w:rPr>
+        <w:t>Analiza efektu indeksowania na latencję zapytań</w:t>
+      </w:r>
+    </w:p>
+    <w:p>
+      <w:pPr>
+        <w:jc w:val="both"/>
+        <w:rPr>
+          <w:rFonts w:ascii="Arial" w:hAnsi="Arial" w:cs="Arial"/>
+        </w:rPr>
+      </w:pPr>
+    </w:p>
+    <w:p>
+      <w:pPr>
+        <w:pStyle w:val="Akapitzlist"/>
+        <w:jc w:val="both"/>
+        <w:rPr>
+          <w:rFonts w:ascii="Arial" w:hAnsi="Arial" w:cs="Arial"/>
+        </w:rPr>
+      </w:pPr>
+      <w:r>
+        <w:rPr>
+          <w:rFonts w:ascii="Arial" w:hAnsi="Arial" w:cs="Arial"/>
+        </w:rPr>
+        <w:lastRenderedPageBreak/>
+        <w:t>Wykres pokazuje wpływ indeksowania na opóźnienie zapytań w rozbiciu na parę operacji, gdzie wartość dodatnia oznacza przyspieszenie po utworzeniu indeksów, a wartość ujemna oznacza pogorszenie. Jest to więc bezpośrednia analiza efektu „przed indeksami” vs „po indeksach”</w:t>
+      </w:r>
+      <w:r>
+        <w:rPr>
+          <w:rFonts w:ascii="Arial" w:hAnsi="Arial" w:cs="Arial"/>
+        </w:rPr>
+        <w:t>.</w:t>
+      </w:r>
+    </w:p>
+    <w:p>
+      <w:pPr>
+        <w:pStyle w:val="Akapitzlist"/>
+        <w:jc w:val="both"/>
+        <w:rPr>
+          <w:rFonts w:ascii="Arial" w:hAnsi="Arial" w:cs="Arial"/>
+        </w:rPr>
+      </w:pPr>
+    </w:p>
+    <w:p>
+      <w:pPr>
+        <w:pStyle w:val="Akapitzlist"/>
+        <w:jc w:val="both"/>
+        <w:rPr>
+          <w:rFonts w:ascii="Arial" w:hAnsi="Arial" w:cs="Arial"/>
+        </w:rPr>
+      </w:pPr>
+      <w:r>
+        <w:rPr>
+          <w:rFonts w:ascii="Arial" w:hAnsi="Arial" w:cs="Arial"/>
+        </w:rPr>
+        <w:t xml:space="preserve">Na poziomie ogólnym </w:t>
+      </w:r>
+      <w:r>
+        <w:rPr>
+          <w:rFonts w:ascii="Arial" w:hAnsi="Arial" w:cs="Arial"/>
+        </w:rPr>
+        <w:t xml:space="preserve">wniosek </w:t>
+      </w:r>
+      <w:r>
+        <w:rPr>
+          <w:rFonts w:ascii="Arial" w:hAnsi="Arial" w:cs="Arial"/>
+        </w:rPr>
+        <w:t>jest bardzo wyraźny</w:t>
+      </w:r>
+      <w:r>
+        <w:rPr>
+          <w:rFonts w:ascii="Arial" w:hAnsi="Arial" w:cs="Arial"/>
+        </w:rPr>
+        <w:t xml:space="preserve"> tzn. </w:t>
+      </w:r>
+      <w:r>
+        <w:rPr>
+          <w:rFonts w:ascii="Arial" w:hAnsi="Arial" w:cs="Arial"/>
+        </w:rPr>
+        <w:t xml:space="preserve">indeksy najmocniej pomagają operacjom odczytu i części operacji warunkowych, natomiast w niektórych przypadkach mogą pogarszać operacje zapisu, zwłaszcza CREATE. To jest zgodne z teorią działania indeksów, ponieważ indeks skraca czas wyszukiwania, ale jednocześnie zwiększa koszt utrzymania struktur podczas </w:t>
+      </w:r>
+      <w:proofErr w:type="spellStart"/>
+      <w:r>
+        <w:rPr>
+          <w:rFonts w:ascii="Arial" w:hAnsi="Arial" w:cs="Arial"/>
+        </w:rPr>
+        <w:t>inserta</w:t>
+      </w:r>
+      <w:proofErr w:type="spellEnd"/>
+      <w:r>
+        <w:rPr>
+          <w:rFonts w:ascii="Arial" w:hAnsi="Arial" w:cs="Arial"/>
+        </w:rPr>
+        <w:t xml:space="preserve"> i części </w:t>
+      </w:r>
+      <w:proofErr w:type="spellStart"/>
+      <w:r>
+        <w:rPr>
+          <w:rFonts w:ascii="Arial" w:hAnsi="Arial" w:cs="Arial"/>
+        </w:rPr>
+        <w:t>update’ów</w:t>
+      </w:r>
+      <w:proofErr w:type="spellEnd"/>
+      <w:r>
+        <w:rPr>
+          <w:rFonts w:ascii="Arial" w:hAnsi="Arial" w:cs="Arial"/>
+        </w:rPr>
+        <w:t>.</w:t>
+      </w:r>
+    </w:p>
+    <w:p>
+      <w:pPr>
+        <w:pStyle w:val="Akapitzlist"/>
+        <w:jc w:val="both"/>
+        <w:rPr>
+          <w:rFonts w:ascii="Arial" w:hAnsi="Arial" w:cs="Arial"/>
+        </w:rPr>
+      </w:pPr>
+    </w:p>
+    <w:p>
+      <w:pPr>
+        <w:pStyle w:val="Akapitzlist"/>
+        <w:jc w:val="both"/>
+        <w:rPr>
+          <w:rFonts w:ascii="Arial" w:hAnsi="Arial" w:cs="Arial"/>
+        </w:rPr>
+      </w:pPr>
+      <w:r>
+        <w:rPr>
+          <w:rFonts w:ascii="Arial" w:hAnsi="Arial" w:cs="Arial"/>
+        </w:rPr>
+        <w:t xml:space="preserve">Najsilniejszy pozytywny efekt widać dla odczytów, szczególnie w </w:t>
+      </w:r>
+      <w:proofErr w:type="spellStart"/>
+      <w:r>
+        <w:rPr>
+          <w:rFonts w:ascii="Arial" w:hAnsi="Arial" w:cs="Arial"/>
+        </w:rPr>
+        <w:t>PostgreSQL</w:t>
+      </w:r>
+      <w:proofErr w:type="spellEnd"/>
+      <w:r>
+        <w:rPr>
+          <w:rFonts w:ascii="Arial" w:hAnsi="Arial" w:cs="Arial"/>
+        </w:rPr>
+        <w:t xml:space="preserve">, a także wyraźnie w </w:t>
+      </w:r>
+      <w:proofErr w:type="spellStart"/>
+      <w:r>
+        <w:rPr>
+          <w:rFonts w:ascii="Arial" w:hAnsi="Arial" w:cs="Arial"/>
+        </w:rPr>
+        <w:t>MongoDB</w:t>
+      </w:r>
+      <w:proofErr w:type="spellEnd"/>
+      <w:r>
+        <w:rPr>
+          <w:rFonts w:ascii="Arial" w:hAnsi="Arial" w:cs="Arial"/>
+        </w:rPr>
+        <w:t xml:space="preserve"> i MySQL. Taki wynik oznacza, że zapytania z filtrami i sortowaniem zaczęły korzystać z indeksów zamiast pełnego skanowania danych. W praktyce to potwierdza, że kluczowe scenariusze READ zostały dobrze </w:t>
+      </w:r>
+      <w:r>
+        <w:rPr>
+          <w:rFonts w:ascii="Arial" w:hAnsi="Arial" w:cs="Arial"/>
+        </w:rPr>
+        <w:t xml:space="preserve">pokryte </w:t>
+      </w:r>
+      <w:r>
+        <w:rPr>
+          <w:rFonts w:ascii="Arial" w:hAnsi="Arial" w:cs="Arial"/>
+        </w:rPr>
+        <w:t>indeksami i to właśnie one były głównym źródłem zysków wydajnościowych.</w:t>
+      </w:r>
+    </w:p>
+    <w:p>
+      <w:pPr>
+        <w:pStyle w:val="Akapitzlist"/>
+        <w:jc w:val="both"/>
+        <w:rPr>
+          <w:rFonts w:ascii="Arial" w:hAnsi="Arial" w:cs="Arial"/>
+        </w:rPr>
+      </w:pPr>
+    </w:p>
+    <w:p>
+      <w:pPr>
+        <w:pStyle w:val="Akapitzlist"/>
+        <w:jc w:val="both"/>
+        <w:rPr>
+          <w:rFonts w:ascii="Arial" w:hAnsi="Arial" w:cs="Arial"/>
+        </w:rPr>
+      </w:pPr>
+      <w:r>
+        <w:rPr>
+          <w:rFonts w:ascii="Arial" w:hAnsi="Arial" w:cs="Arial"/>
+        </w:rPr>
+        <w:t>Bardzo duże dodatnie wartości dla DELETE i części UPDATE sugerują, że usuwanie i modyfikacje wykonywane po warunkach również mocno skorzystały z szybszego odnajdywania rekordów. Innymi słowy, indeks nie tyle przyspiesza samo usunięcie rekordu, ile etap selekcji danych do usunięcia. To ważne, bo w raportach często błędnie interpretuje się takie wyniki jako szybszy zapis, podczas gdy faktycznie przyspiesza głównie wyszukiwanie docelowych rekordów.</w:t>
+      </w:r>
+    </w:p>
+    <w:p>
+      <w:pPr>
+        <w:pStyle w:val="Akapitzlist"/>
+        <w:jc w:val="both"/>
+        <w:rPr>
+          <w:rFonts w:ascii="Arial" w:hAnsi="Arial" w:cs="Arial"/>
+        </w:rPr>
+      </w:pPr>
+    </w:p>
+    <w:p>
+      <w:pPr>
+        <w:pStyle w:val="Akapitzlist"/>
+        <w:jc w:val="both"/>
+        <w:rPr>
+          <w:rFonts w:ascii="Arial" w:hAnsi="Arial" w:cs="Arial"/>
+        </w:rPr>
+      </w:pPr>
+      <w:r>
+        <w:rPr>
+          <w:rFonts w:ascii="Arial" w:hAnsi="Arial" w:cs="Arial"/>
+        </w:rPr>
+        <w:t xml:space="preserve">Po stronie negatywnej najbardziej odstaje </w:t>
+      </w:r>
+      <w:proofErr w:type="spellStart"/>
+      <w:r>
+        <w:rPr>
+          <w:rFonts w:ascii="Arial" w:hAnsi="Arial" w:cs="Arial"/>
+        </w:rPr>
+        <w:t>MongoDB</w:t>
+      </w:r>
+      <w:proofErr w:type="spellEnd"/>
+      <w:r>
+        <w:rPr>
+          <w:rFonts w:ascii="Arial" w:hAnsi="Arial" w:cs="Arial"/>
+        </w:rPr>
+        <w:t xml:space="preserve"> dla CREATE, co oznacza istotne spowolnienie po indeksowaniu. Taki efekt jest logiczny</w:t>
+      </w:r>
+      <w:r>
+        <w:rPr>
+          <w:rFonts w:ascii="Arial" w:hAnsi="Arial" w:cs="Arial"/>
+        </w:rPr>
+        <w:t>, ponieważ</w:t>
+      </w:r>
+      <w:r>
+        <w:rPr>
+          <w:rFonts w:ascii="Arial" w:hAnsi="Arial" w:cs="Arial"/>
+        </w:rPr>
+        <w:t xml:space="preserve"> każdy insert wymaga aktualizacji dodatkowych struktur indeksowych, a przy dużej liczbie insertów i wielu indeksach koszt ten może być dominujący. Ujemne wartości dla CREATE w MySQL i </w:t>
+      </w:r>
+      <w:proofErr w:type="spellStart"/>
+      <w:r>
+        <w:rPr>
+          <w:rFonts w:ascii="Arial" w:hAnsi="Arial" w:cs="Arial"/>
+        </w:rPr>
+        <w:t>PostgreSQL</w:t>
+      </w:r>
+      <w:proofErr w:type="spellEnd"/>
+      <w:r>
+        <w:rPr>
+          <w:rFonts w:ascii="Arial" w:hAnsi="Arial" w:cs="Arial"/>
+        </w:rPr>
+        <w:t xml:space="preserve"> </w:t>
+      </w:r>
+      <w:r>
+        <w:rPr>
+          <w:rFonts w:ascii="Arial" w:hAnsi="Arial" w:cs="Arial"/>
+        </w:rPr>
+        <w:t>pokazują ten sam mechanizm, tylko o słabszej skali.</w:t>
+      </w:r>
+    </w:p>
+    <w:p>
+      <w:pPr>
+        <w:pStyle w:val="Akapitzlist"/>
+        <w:jc w:val="both"/>
+        <w:rPr>
+          <w:rFonts w:ascii="Arial" w:hAnsi="Arial" w:cs="Arial"/>
+        </w:rPr>
+      </w:pPr>
+    </w:p>
+    <w:p>
+      <w:pPr>
+        <w:pStyle w:val="Akapitzlist"/>
+        <w:jc w:val="both"/>
+        <w:rPr>
+          <w:rFonts w:ascii="Arial" w:hAnsi="Arial" w:cs="Arial"/>
+        </w:rPr>
+      </w:pPr>
+      <w:r>
+        <w:rPr>
+          <w:rFonts w:ascii="Arial" w:hAnsi="Arial" w:cs="Arial"/>
+        </w:rPr>
+        <w:t>Wyniki Neo4j są umiarkowanie dodatnie dla większości operacji, co wskazuje, że indeksy pomagają, ale efekt nie jest tak ekstremalny jak w relacyjnych odczytach. To zwykle oznacza, że część zapytań i tak korzystała z relacji/</w:t>
+      </w:r>
+      <w:proofErr w:type="spellStart"/>
+      <w:r>
+        <w:rPr>
+          <w:rFonts w:ascii="Arial" w:hAnsi="Arial" w:cs="Arial"/>
+        </w:rPr>
+        <w:t>traversali</w:t>
+      </w:r>
+      <w:proofErr w:type="spellEnd"/>
+      <w:r>
+        <w:rPr>
+          <w:rFonts w:ascii="Arial" w:hAnsi="Arial" w:cs="Arial"/>
+        </w:rPr>
+        <w:t xml:space="preserve"> efektywnie, a indeksy dołożyły poprawę głównie w punktach wejścia do grafu</w:t>
+      </w:r>
+      <w:r>
+        <w:rPr>
+          <w:rFonts w:ascii="Arial" w:hAnsi="Arial" w:cs="Arial"/>
+        </w:rPr>
+        <w:t>.</w:t>
+      </w:r>
+    </w:p>
+    <w:p>
+      <w:pPr>
+        <w:pStyle w:val="Akapitzlist"/>
+        <w:jc w:val="both"/>
+        <w:rPr>
+          <w:rFonts w:ascii="Arial" w:hAnsi="Arial" w:cs="Arial"/>
+        </w:rPr>
+      </w:pPr>
+    </w:p>
+    <w:p>
+      <w:pPr>
+        <w:pStyle w:val="Akapitzlist"/>
+        <w:jc w:val="both"/>
+        <w:rPr>
+          <w:rFonts w:ascii="Arial" w:hAnsi="Arial" w:cs="Arial"/>
+        </w:rPr>
+      </w:pPr>
+    </w:p>
+    <w:p>
+      <w:pPr>
+        <w:pStyle w:val="Akapitzlist"/>
+        <w:jc w:val="both"/>
+        <w:rPr>
+          <w:rFonts w:ascii="Arial" w:hAnsi="Arial" w:cs="Arial"/>
+        </w:rPr>
+      </w:pPr>
+    </w:p>
+    <w:p>
+      <w:pPr>
+        <w:pStyle w:val="Akapitzlist"/>
+        <w:jc w:val="both"/>
+        <w:rPr>
+          <w:rFonts w:ascii="Arial" w:hAnsi="Arial" w:cs="Arial"/>
+        </w:rPr>
+      </w:pPr>
+    </w:p>
+    <w:p>
+      <w:pPr>
+        <w:pStyle w:val="Akapitzlist"/>
+        <w:numPr>
+          <w:ilvl w:val="0"/>
+          <w:numId w:val="10"/>
+        </w:numPr>
+        <w:jc w:val="both"/>
+        <w:rPr>
+          <w:rFonts w:ascii="Arial" w:hAnsi="Arial" w:cs="Arial"/>
+        </w:rPr>
+      </w:pPr>
+      <w:r>
+        <w:rPr>
+          <w:noProof/>
+        </w:rPr>
+        <w:lastRenderedPageBreak/>
+        <w:drawing>
+          <wp:anchor distT="0" distB="0" distL="114300" distR="114300" simplePos="0" relativeHeight="251669504" behindDoc="0" locked="0" layoutInCell="1" allowOverlap="1" wp14:anchorId="03DE70B0" wp14:editId="2F39E4A1">
+            <wp:simplePos x="0" y="0"/>
+            <wp:positionH relativeFrom="margin">
+              <wp:align>center</wp:align>
+            </wp:positionH>
+            <wp:positionV relativeFrom="margin">
+              <wp:posOffset>333955</wp:posOffset>
+            </wp:positionV>
+            <wp:extent cx="6400800" cy="4264380"/>
+            <wp:effectExtent l="0" t="0" r="0" b="3175"/>
+            <wp:wrapSquare wrapText="bothSides"/>
+            <wp:docPr id="1953134383" name="Obraz 13"/>
+            <wp:cNvGraphicFramePr>
+              <a:graphicFrameLocks xmlns:a="http://schemas.openxmlformats.org/drawingml/2006/main" noChangeAspect="1"/>
+            </wp:cNvGraphicFramePr>
+            <a:graphic xmlns:a="http://schemas.openxmlformats.org/drawingml/2006/main">
+              <a:graphicData uri="http://schemas.openxmlformats.org/drawingml/2006/picture">
+                <pic:pic xmlns:pic="http://schemas.openxmlformats.org/drawingml/2006/picture">
+                  <pic:nvPicPr>
+                    <pic:cNvPr id="0" name="Picture 7"/>
+                    <pic:cNvPicPr>
+                      <a:picLocks noChangeAspect="1" noChangeArrowheads="1"/>
+                    </pic:cNvPicPr>
+                  </pic:nvPicPr>
+                  <pic:blipFill>
+                    <a:blip r:embed="rId15" cstate="print">
+                      <a:extLst>
+                        <a:ext uri="{28A0092B-C50C-407E-A947-70E740481C1C}">
+                          <a14:useLocalDpi xmlns:a14="http://schemas.microsoft.com/office/drawing/2010/main" val="0"/>
+                        </a:ext>
+                      </a:extLst>
+                    </a:blip>
+                    <a:srcRect/>
+                    <a:stretch>
+                      <a:fillRect/>
+                    </a:stretch>
+                  </pic:blipFill>
+                  <pic:spPr bwMode="auto">
+                    <a:xfrm>
+                      <a:off x="0" y="0"/>
+                      <a:ext cx="6400800" cy="4264380"/>
+                    </a:xfrm>
+                    <a:prstGeom prst="rect">
+                      <a:avLst/>
+                    </a:prstGeom>
+                    <a:noFill/>
+                    <a:ln>
+                      <a:noFill/>
+                    </a:ln>
+                  </pic:spPr>
+                </pic:pic>
+              </a:graphicData>
+            </a:graphic>
+          </wp:anchor>
+        </w:drawing>
+      </w:r>
+      <w:r>
+        <w:rPr>
+          <w:rFonts w:ascii="Arial" w:hAnsi="Arial" w:cs="Arial"/>
+          <w:b/>
+          <w:bCs/>
+        </w:rPr>
+        <w:t xml:space="preserve">Analiza rozkładu </w:t>
+      </w:r>
+      <w:proofErr w:type="spellStart"/>
+      <w:r>
+        <w:rPr>
+          <w:rFonts w:ascii="Arial" w:hAnsi="Arial" w:cs="Arial"/>
+          <w:b/>
+          <w:bCs/>
+        </w:rPr>
+        <w:t>latencjioperacji</w:t>
+      </w:r>
+      <w:proofErr w:type="spellEnd"/>
+      <w:r>
+        <w:rPr>
+          <w:rFonts w:ascii="Arial" w:hAnsi="Arial" w:cs="Arial"/>
+          <w:b/>
+          <w:bCs/>
+        </w:rPr>
+        <w:t xml:space="preserve"> CRUD </w:t>
+      </w:r>
+      <w:proofErr w:type="spellStart"/>
+      <w:r>
+        <w:rPr>
+          <w:rFonts w:ascii="Arial" w:hAnsi="Arial" w:cs="Arial"/>
+          <w:b/>
+          <w:bCs/>
+        </w:rPr>
+        <w:t>ezględem</w:t>
+      </w:r>
+      <w:proofErr w:type="spellEnd"/>
+      <w:r>
+        <w:rPr>
+          <w:rFonts w:ascii="Arial" w:hAnsi="Arial" w:cs="Arial"/>
+          <w:b/>
+          <w:bCs/>
+        </w:rPr>
+        <w:t xml:space="preserve"> typu bazy i skali danych</w:t>
+      </w:r>
+    </w:p>
+    <w:p>
+      <w:pPr>
+        <w:pStyle w:val="Akapitzlist"/>
+        <w:jc w:val="both"/>
+        <w:rPr>
+          <w:rFonts w:ascii="Arial" w:hAnsi="Arial" w:cs="Arial"/>
+        </w:rPr>
+      </w:pPr>
+    </w:p>
+    <w:p>
+      <w:pPr>
+        <w:pStyle w:val="Akapitzlist"/>
+        <w:jc w:val="both"/>
+        <w:rPr>
+          <w:rFonts w:ascii="Arial" w:hAnsi="Arial" w:cs="Arial"/>
+        </w:rPr>
+      </w:pPr>
+      <w:r>
+        <w:rPr>
+          <w:rFonts w:ascii="Arial" w:hAnsi="Arial" w:cs="Arial"/>
+        </w:rPr>
+        <w:t>Po</w:t>
+      </w:r>
+      <w:r>
+        <w:rPr>
+          <w:rFonts w:ascii="Arial" w:hAnsi="Arial" w:cs="Arial"/>
+        </w:rPr>
+        <w:t>wy</w:t>
+      </w:r>
+      <w:r>
+        <w:rPr>
+          <w:rFonts w:ascii="Arial" w:hAnsi="Arial" w:cs="Arial"/>
+        </w:rPr>
+        <w:t xml:space="preserve">ższy wykres przedstawia rozkład czasów wykonania operacji </w:t>
+      </w:r>
+      <w:r>
+        <w:rPr>
+          <w:rFonts w:ascii="Arial" w:hAnsi="Arial" w:cs="Arial"/>
+        </w:rPr>
+        <w:t xml:space="preserve">CRUD dla </w:t>
+      </w:r>
+      <w:r>
+        <w:rPr>
+          <w:rFonts w:ascii="Arial" w:hAnsi="Arial" w:cs="Arial"/>
+        </w:rPr>
+        <w:t>trzech wolumenów danych. Zastosowano wykresy pudełkowe w skali logarytmicznej czasu, co umożliwia jednoczesną obserwację mediany, zmienności wyników oraz wartości odstających.</w:t>
+      </w:r>
+    </w:p>
+    <w:p>
+      <w:pPr>
+        <w:pStyle w:val="Akapitzlist"/>
+        <w:jc w:val="both"/>
+        <w:rPr>
+          <w:rFonts w:ascii="Arial" w:hAnsi="Arial" w:cs="Arial"/>
+        </w:rPr>
+      </w:pPr>
+    </w:p>
+    <w:p>
+      <w:pPr>
+        <w:pStyle w:val="Akapitzlist"/>
+        <w:jc w:val="both"/>
+        <w:rPr>
+          <w:rFonts w:ascii="Arial" w:hAnsi="Arial" w:cs="Arial"/>
+        </w:rPr>
+      </w:pPr>
+      <w:r>
+        <w:rPr>
+          <w:rFonts w:ascii="Arial" w:hAnsi="Arial" w:cs="Arial"/>
+        </w:rPr>
+        <w:t xml:space="preserve">W każdym panelu mediana obrazuje typowy czas wykonania operacji, natomiast rozstęp </w:t>
+      </w:r>
+      <w:proofErr w:type="spellStart"/>
+      <w:r>
+        <w:rPr>
+          <w:rFonts w:ascii="Arial" w:hAnsi="Arial" w:cs="Arial"/>
+        </w:rPr>
+        <w:t>międzykwartylowy</w:t>
+      </w:r>
+      <w:proofErr w:type="spellEnd"/>
+      <w:r>
+        <w:rPr>
+          <w:rFonts w:ascii="Arial" w:hAnsi="Arial" w:cs="Arial"/>
+        </w:rPr>
+        <w:t xml:space="preserve"> wskazuje, jak bardzo wyniki różnią się między próbami. Wąsy oraz punkty poza pudełkiem reprezentują obserwacje skrajne, które są istotne z punktu widzenia stabilności działania systemu. Dzięki skali logarytmicznej możliwe jest uchwycenie różnic o kilka rzędów wielkości, których nie byłoby widać w skali liniowej.</w:t>
+      </w:r>
+    </w:p>
+    <w:p>
+      <w:pPr>
+        <w:pStyle w:val="Akapitzlist"/>
+        <w:jc w:val="both"/>
+        <w:rPr>
+          <w:rFonts w:ascii="Arial" w:hAnsi="Arial" w:cs="Arial"/>
+        </w:rPr>
+      </w:pPr>
+    </w:p>
+    <w:p>
+      <w:pPr>
+        <w:pStyle w:val="Akapitzlist"/>
+        <w:jc w:val="both"/>
+        <w:rPr>
+          <w:rFonts w:ascii="Arial" w:hAnsi="Arial" w:cs="Arial"/>
+        </w:rPr>
+      </w:pPr>
+      <w:r>
+        <w:rPr>
+          <w:rFonts w:ascii="Arial" w:hAnsi="Arial" w:cs="Arial"/>
+        </w:rPr>
+        <w:t>Analiza panelu CREATE wskazuje, że operacje tworzenia rekordów są relatywnie stabilne dla części silników, jednak przy większych wolumenach danych rośnie zarówno mediana, jak i rozrzut wyników. Szczególnie widoczne jest to tam, gdzie utrzymanie dodatkowych struktur danych lub indeksów podnosi koszt zapisu. Oznacza to, że efektywność operacji tworzenia zależy nie tylko od samego insertu, ale także od obciążeń towarzyszących.</w:t>
+      </w:r>
+    </w:p>
+    <w:p>
+      <w:pPr>
+        <w:pStyle w:val="Akapitzlist"/>
+        <w:jc w:val="both"/>
+        <w:rPr>
+          <w:rFonts w:ascii="Arial" w:hAnsi="Arial" w:cs="Arial"/>
+        </w:rPr>
+      </w:pPr>
+    </w:p>
+    <w:p>
+      <w:pPr>
+        <w:pStyle w:val="Akapitzlist"/>
+        <w:jc w:val="both"/>
+        <w:rPr>
+          <w:rFonts w:ascii="Arial" w:hAnsi="Arial" w:cs="Arial"/>
+        </w:rPr>
+      </w:pPr>
+      <w:r>
+        <w:rPr>
+          <w:rFonts w:ascii="Arial" w:hAnsi="Arial" w:cs="Arial"/>
+        </w:rPr>
+        <w:lastRenderedPageBreak/>
+        <w:t xml:space="preserve">W panelu READ zaobserwowano największą zmienność wyników i najwyższe wartości odstające, zwłaszcza dla wolumenu </w:t>
+      </w:r>
+      <w:proofErr w:type="spellStart"/>
+      <w:r>
+        <w:rPr>
+          <w:rFonts w:ascii="Arial" w:hAnsi="Arial" w:cs="Arial"/>
+        </w:rPr>
+        <w:t>large</w:t>
+      </w:r>
+      <w:proofErr w:type="spellEnd"/>
+      <w:r>
+        <w:rPr>
+          <w:rFonts w:ascii="Arial" w:hAnsi="Arial" w:cs="Arial"/>
+        </w:rPr>
+        <w:t>. Świadczy to o tym, że odczyt jest najbardziej wrażliwą grupą operacji w badanym obciążeniu. W praktyce oznacza to większą podatność na kosztowne plany zapytań, skanowanie dużych zakresów danych, sortowania i operacje łączenia. W konsekwencji to właśnie odczyty w największym stopniu determinują końcową wydajność całego systemu.</w:t>
+      </w:r>
+    </w:p>
+    <w:p>
+      <w:pPr>
+        <w:pStyle w:val="Akapitzlist"/>
+        <w:jc w:val="both"/>
+        <w:rPr>
+          <w:rFonts w:ascii="Arial" w:hAnsi="Arial" w:cs="Arial"/>
+        </w:rPr>
+      </w:pPr>
+    </w:p>
+    <w:p>
+      <w:pPr>
+        <w:pStyle w:val="Akapitzlist"/>
+        <w:jc w:val="both"/>
+        <w:rPr>
+          <w:rFonts w:ascii="Arial" w:hAnsi="Arial" w:cs="Arial"/>
+        </w:rPr>
+      </w:pPr>
+      <w:r>
+        <w:rPr>
+          <w:rFonts w:ascii="Arial" w:hAnsi="Arial" w:cs="Arial"/>
+        </w:rPr>
+        <w:t>Panel UPDATE pokazuje umiarkowane mediany przy jednoczesnym wzroście rozrzutu wraz ze skalą danych. Taki rezultat sugeruje, że aktualizacje są zwykle przewidywalne dla małych wolumenów, natomiast przy większych zbiorach rośnie ryzyko wystąpienia opóźnień skrajnych. Wskazuje to na potrzebę optymalizacji warunków selekcji rekordów aktualizowanych oraz kontroli wpływu indeksów na koszt modyfikacji.</w:t>
+      </w:r>
+    </w:p>
+    <w:p>
+      <w:pPr>
+        <w:pStyle w:val="Akapitzlist"/>
+        <w:jc w:val="both"/>
+        <w:rPr>
+          <w:rFonts w:ascii="Arial" w:hAnsi="Arial" w:cs="Arial"/>
+        </w:rPr>
+      </w:pPr>
+    </w:p>
+    <w:p>
+      <w:pPr>
+        <w:pStyle w:val="Akapitzlist"/>
+        <w:jc w:val="both"/>
+        <w:rPr>
+          <w:rFonts w:ascii="Arial" w:hAnsi="Arial" w:cs="Arial"/>
+        </w:rPr>
+      </w:pPr>
+      <w:r>
+        <w:rPr>
+          <w:rFonts w:ascii="Arial" w:hAnsi="Arial" w:cs="Arial"/>
+        </w:rPr>
+        <w:t xml:space="preserve">Panel DELETE również potwierdza zależność między wzrostem wolumenu a pogorszeniem stabilności czasów. Choć mediany mogą pozostawać relatywnie niskie dla mniejszych danych, przy wolumenie </w:t>
+      </w:r>
+      <w:proofErr w:type="spellStart"/>
+      <w:r>
+        <w:rPr>
+          <w:rFonts w:ascii="Arial" w:hAnsi="Arial" w:cs="Arial"/>
+        </w:rPr>
+        <w:t>large</w:t>
+      </w:r>
+      <w:proofErr w:type="spellEnd"/>
+      <w:r>
+        <w:rPr>
+          <w:rFonts w:ascii="Arial" w:hAnsi="Arial" w:cs="Arial"/>
+        </w:rPr>
+        <w:t xml:space="preserve"> pojawiają się wyraźne piki opóźnień. Wynika to z faktu, że koszt usuwania obejmuje nie tylko samo skasowanie rekordów, lecz także etap ich wyszukania i aktualizację struktur pomocniczych.</w:t>
+      </w:r>
+    </w:p>
+    <w:p>
+      <w:pPr>
+        <w:pStyle w:val="Akapitzlist"/>
+        <w:jc w:val="both"/>
+        <w:rPr>
+          <w:rFonts w:ascii="Arial" w:hAnsi="Arial" w:cs="Arial"/>
+        </w:rPr>
+      </w:pPr>
+    </w:p>
+    <w:p>
+      <w:pPr>
+        <w:pStyle w:val="Akapitzlist"/>
+        <w:jc w:val="both"/>
+        <w:rPr>
+          <w:rFonts w:ascii="Arial" w:hAnsi="Arial" w:cs="Arial"/>
+        </w:rPr>
+      </w:pPr>
+      <w:r>
+        <w:rPr>
+          <w:rFonts w:ascii="Arial" w:hAnsi="Arial" w:cs="Arial"/>
+        </w:rPr>
+        <w:t>W ujęciu przekrojowym wykres potwierdza, że porównanie systemów bazodanowych wyłącznie na podstawie średniej wartości czasu jest niewystarczające. Kluczowe znaczenie ma analiza rozkładu, ponieważ to zmienność i wartości odstające decydują o przewidywalności działania systemu w warunkach rzeczywistych. W badaniu największym źródłem ryzyka wydajnościowego są operacje odczytu dla dużych wolumenów danych, natomiast operacje modyfikujące są zwykle bardziej stabilne, choć również wykazują okresowe odchylenia</w:t>
+      </w:r>
+      <w:r>
+        <w:rPr>
+          <w:rFonts w:ascii="Arial" w:hAnsi="Arial" w:cs="Arial"/>
+        </w:rPr>
+        <w:t>.</w:t>
+      </w:r>
+    </w:p>
+    <w:p>
+      <w:pPr>
+        <w:pStyle w:val="Akapitzlist"/>
+        <w:jc w:val="both"/>
+        <w:rPr>
+          <w:rFonts w:ascii="Arial" w:hAnsi="Arial" w:cs="Arial"/>
+        </w:rPr>
+      </w:pPr>
+    </w:p>
+    <w:p>
+      <w:pPr>
+        <w:pStyle w:val="Akapitzlist"/>
+        <w:numPr>
+          <w:ilvl w:val="0"/>
+          <w:numId w:val="10"/>
+        </w:numPr>
+        <w:jc w:val="both"/>
+        <w:rPr>
+          <w:rFonts w:ascii="Arial" w:hAnsi="Arial" w:cs="Arial"/>
+        </w:rPr>
+      </w:pPr>
+      <w:r>
+        <w:rPr>
+          <w:rFonts w:ascii="Arial" w:hAnsi="Arial" w:cs="Arial"/>
+          <w:b/>
+          <w:bCs/>
+          <w:noProof/>
+        </w:rPr>
+        <w:drawing>
+          <wp:anchor distT="0" distB="0" distL="114300" distR="114300" simplePos="0" relativeHeight="251670528" behindDoc="0" locked="0" layoutInCell="1" allowOverlap="1" wp14:anchorId="20C004EE" wp14:editId="48973814">
+            <wp:simplePos x="0" y="0"/>
+            <wp:positionH relativeFrom="margin">
+              <wp:align>center</wp:align>
+            </wp:positionH>
+            <wp:positionV relativeFrom="margin">
+              <wp:posOffset>6901594</wp:posOffset>
+            </wp:positionV>
+            <wp:extent cx="6992620" cy="1629410"/>
+            <wp:effectExtent l="0" t="0" r="0" b="8890"/>
+            <wp:wrapSquare wrapText="bothSides"/>
+            <wp:docPr id="1917249949" name="Obraz 14"/>
+            <wp:cNvGraphicFramePr>
+              <a:graphicFrameLocks xmlns:a="http://schemas.openxmlformats.org/drawingml/2006/main" noChangeAspect="1"/>
+            </wp:cNvGraphicFramePr>
+            <a:graphic xmlns:a="http://schemas.openxmlformats.org/drawingml/2006/main">
+              <a:graphicData uri="http://schemas.openxmlformats.org/drawingml/2006/picture">
+                <pic:pic xmlns:pic="http://schemas.openxmlformats.org/drawingml/2006/picture">
+                  <pic:nvPicPr>
+                    <pic:cNvPr id="0" name="Picture 8"/>
+                    <pic:cNvPicPr>
+                      <a:picLocks noChangeAspect="1" noChangeArrowheads="1"/>
+                    </pic:cNvPicPr>
+                  </pic:nvPicPr>
+                  <pic:blipFill>
+                    <a:blip r:embed="rId16" cstate="print">
+                      <a:extLst>
+                        <a:ext uri="{28A0092B-C50C-407E-A947-70E740481C1C}">
+                          <a14:useLocalDpi xmlns:a14="http://schemas.microsoft.com/office/drawing/2010/main" val="0"/>
+                        </a:ext>
+                      </a:extLst>
+                    </a:blip>
+                    <a:srcRect/>
+                    <a:stretch>
+                      <a:fillRect/>
+                    </a:stretch>
+                  </pic:blipFill>
+                  <pic:spPr bwMode="auto">
+                    <a:xfrm>
+                      <a:off x="0" y="0"/>
+                      <a:ext cx="6992620" cy="1629410"/>
+                    </a:xfrm>
+                    <a:prstGeom prst="rect">
+                      <a:avLst/>
+                    </a:prstGeom>
+                    <a:noFill/>
+                    <a:ln>
+                      <a:noFill/>
+                    </a:ln>
+                  </pic:spPr>
+                </pic:pic>
+              </a:graphicData>
+            </a:graphic>
+          </wp:anchor>
+        </w:drawing>
+      </w:r>
+      <w:r>
+        <w:rPr>
+          <w:rFonts w:ascii="Arial" w:hAnsi="Arial" w:cs="Arial"/>
+          <w:b/>
+          <w:bCs/>
+        </w:rPr>
+        <w:t>Analiza scenariuszowa wydajności baz danych na podstawie mapy cieplnej czasów operacji CRUD:</w:t>
+      </w:r>
+    </w:p>
+    <w:p>
+      <w:pPr>
+        <w:jc w:val="both"/>
+        <w:rPr>
+          <w:rFonts w:ascii="Arial" w:hAnsi="Arial" w:cs="Arial"/>
+          <w:b/>
+          <w:bCs/>
+        </w:rPr>
+      </w:pPr>
+    </w:p>
+    <w:p>
+      <w:pPr>
+        <w:ind w:left="708"/>
+        <w:jc w:val="both"/>
+        <w:rPr>
+          <w:rFonts w:ascii="Arial" w:hAnsi="Arial" w:cs="Arial"/>
+        </w:rPr>
+      </w:pPr>
+      <w:r>
+        <w:rPr>
+          <w:rFonts w:ascii="Arial" w:hAnsi="Arial" w:cs="Arial"/>
+        </w:rPr>
+        <w:lastRenderedPageBreak/>
+        <w:t xml:space="preserve">Przedstawiona mapa cieplna obrazuje czasy realizacji </w:t>
+      </w:r>
+      <w:r>
+        <w:rPr>
+          <w:rFonts w:ascii="Arial" w:hAnsi="Arial" w:cs="Arial"/>
+        </w:rPr>
+        <w:t xml:space="preserve">ustalonych </w:t>
+      </w:r>
+      <w:r>
+        <w:rPr>
+          <w:rFonts w:ascii="Arial" w:hAnsi="Arial" w:cs="Arial"/>
+        </w:rPr>
+        <w:t>scenariuszy testowych</w:t>
+      </w:r>
+      <w:r>
+        <w:rPr>
+          <w:rFonts w:ascii="Arial" w:hAnsi="Arial" w:cs="Arial"/>
+        </w:rPr>
+        <w:t xml:space="preserve">. </w:t>
+      </w:r>
+      <w:r>
+        <w:rPr>
+          <w:rFonts w:ascii="Arial" w:hAnsi="Arial" w:cs="Arial"/>
+        </w:rPr>
+        <w:t>Oś pozioma reprezentuje scenariusze testowe, natomiast oś pionowa odpowiada badanym systemom baz danych. Intensywność koloru odzwierciedla czas wykonania operacji w milisekundach, przy czym zastosowano skalę logarytmiczną, co umożliwia jednoczesną obserwację zarówno wartości niskich, jak i bardzo wysokich.</w:t>
+      </w:r>
+    </w:p>
+    <w:p>
+      <w:pPr>
+        <w:ind w:left="708"/>
+        <w:jc w:val="both"/>
+        <w:rPr>
+          <w:rFonts w:ascii="Arial" w:hAnsi="Arial" w:cs="Arial"/>
+        </w:rPr>
+      </w:pPr>
+      <w:r>
+        <w:rPr>
+          <w:rFonts w:ascii="Arial" w:hAnsi="Arial" w:cs="Arial"/>
+        </w:rPr>
+        <w:t>Analiza wykresu wskazuje, że największe różnice wydajnościowe występują w scenariuszach odczytowych, zwłaszcza dla zapytań bardziej złożonych (R3, R4, R6). Oznacza to, że to nie operacje zapisu, lecz operacje selekcji, agregacji i przetwarzania relacji mają dominujący wpływ na całkowity czas przetwarzania. Scenariusze CREATE, a także znacząca część UPDATE i DELETE, wykazują w większości przypadków niższe i bardziej stabilne czasy wykonania</w:t>
+      </w:r>
+      <w:r>
+        <w:rPr>
+          <w:rFonts w:ascii="Arial" w:hAnsi="Arial" w:cs="Arial"/>
+        </w:rPr>
+        <w:t xml:space="preserve"> co jest zgodne z pozostałymi przeprowadzonymi analizami</w:t>
+      </w:r>
+      <w:r>
+        <w:rPr>
+          <w:rFonts w:ascii="Arial" w:hAnsi="Arial" w:cs="Arial"/>
+        </w:rPr>
+        <w:t>.</w:t>
+      </w:r>
+    </w:p>
+    <w:p>
+      <w:pPr>
+        <w:ind w:left="708"/>
+        <w:jc w:val="both"/>
+        <w:rPr>
+          <w:rFonts w:ascii="Arial" w:hAnsi="Arial" w:cs="Arial"/>
+        </w:rPr>
+      </w:pPr>
+      <w:r>
+        <w:rPr>
+          <w:rFonts w:ascii="Arial" w:hAnsi="Arial" w:cs="Arial"/>
+        </w:rPr>
+        <w:t>Na podstawie mapy cieplnej można stwierdzić, że wydajność badanych systemów zależy przede wszystkim od charakteru zapytania, a nie od samej kategorii bazy danych. Kluczowym wnioskiem praktycznym jest konieczność optymalizacji scenariuszy odczytowych, ponieważ to one generują największy koszt i odpowiadają za główne różnice pomiędzy silnikami.</w:t>
+      </w:r>
+      <w:r>
+        <w:rPr>
+          <w:rFonts w:ascii="Arial" w:hAnsi="Arial" w:cs="Arial"/>
+        </w:rPr>
+        <w:t xml:space="preserve"> </w:t>
+      </w:r>
+      <w:r>
+        <w:rPr>
+          <w:rFonts w:ascii="Arial" w:hAnsi="Arial" w:cs="Arial"/>
+        </w:rPr>
+        <w:t>W ujęciu metodologicznym mapa cieplna potwierdza, że ocena wydajności powinna być prowadzona scenariuszowo.</w:t>
+      </w:r>
+    </w:p>
+    <w:p>
+      <w:pPr>
+        <w:pStyle w:val="Akapitzlist"/>
+        <w:numPr>
+          <w:ilvl w:val="0"/>
+          <w:numId w:val="10"/>
+        </w:numPr>
+        <w:jc w:val="both"/>
+        <w:rPr>
+          <w:rFonts w:ascii="Arial" w:hAnsi="Arial" w:cs="Arial"/>
+          <w:b/>
+          <w:bCs/>
+        </w:rPr>
+      </w:pPr>
+      <w:r>
+        <w:rPr>
+          <w:rFonts w:ascii="Arial" w:hAnsi="Arial" w:cs="Arial"/>
+          <w:b/>
+          <w:bCs/>
+          <w:noProof/>
+        </w:rPr>
+        <w:drawing>
+          <wp:anchor distT="0" distB="0" distL="114300" distR="114300" simplePos="0" relativeHeight="251671552" behindDoc="0" locked="0" layoutInCell="1" allowOverlap="1" wp14:anchorId="3554FA1F" wp14:editId="1708C14B">
+            <wp:simplePos x="0" y="0"/>
+            <wp:positionH relativeFrom="margin">
+              <wp:align>center</wp:align>
+            </wp:positionH>
+            <wp:positionV relativeFrom="margin">
+              <wp:posOffset>5040630</wp:posOffset>
+            </wp:positionV>
+            <wp:extent cx="6313170" cy="3920490"/>
+            <wp:effectExtent l="0" t="0" r="0" b="3810"/>
+            <wp:wrapSquare wrapText="bothSides"/>
+            <wp:docPr id="586684135" name="Obraz 15"/>
+            <wp:cNvGraphicFramePr>
+              <a:graphicFrameLocks xmlns:a="http://schemas.openxmlformats.org/drawingml/2006/main" noChangeAspect="1"/>
+            </wp:cNvGraphicFramePr>
+            <a:graphic xmlns:a="http://schemas.openxmlformats.org/drawingml/2006/main">
+              <a:graphicData uri="http://schemas.openxmlformats.org/drawingml/2006/picture">
+                <pic:pic xmlns:pic="http://schemas.openxmlformats.org/drawingml/2006/picture">
+                  <pic:nvPicPr>
+                    <pic:cNvPr id="0" name="Picture 9"/>
+                    <pic:cNvPicPr>
+                      <a:picLocks noChangeAspect="1" noChangeArrowheads="1"/>
+                    </pic:cNvPicPr>
+                  </pic:nvPicPr>
+                  <pic:blipFill>
+                    <a:blip r:embed="rId17" cstate="print">
+                      <a:extLst>
+                        <a:ext uri="{28A0092B-C50C-407E-A947-70E740481C1C}">
+                          <a14:useLocalDpi xmlns:a14="http://schemas.microsoft.com/office/drawing/2010/main" val="0"/>
+                        </a:ext>
+                      </a:extLst>
+                    </a:blip>
+                    <a:srcRect/>
+                    <a:stretch>
+                      <a:fillRect/>
+                    </a:stretch>
+                  </pic:blipFill>
+                  <pic:spPr bwMode="auto">
+                    <a:xfrm>
+                      <a:off x="0" y="0"/>
+                      <a:ext cx="6313170" cy="3920490"/>
+                    </a:xfrm>
+                    <a:prstGeom prst="rect">
+                      <a:avLst/>
+                    </a:prstGeom>
+                    <a:noFill/>
+                    <a:ln>
+                      <a:noFill/>
+                    </a:ln>
+                  </pic:spPr>
+                </pic:pic>
+              </a:graphicData>
+            </a:graphic>
+            <wp14:sizeRelH relativeFrom="margin">
+              <wp14:pctWidth>0</wp14:pctWidth>
+            </wp14:sizeRelH>
+            <wp14:sizeRelV relativeFrom="margin">
+              <wp14:pctHeight>0</wp14:pctHeight>
+            </wp14:sizeRelV>
+          </wp:anchor>
+        </w:drawing>
+      </w:r>
+      <w:r>
+        <w:rPr>
+          <w:rFonts w:ascii="Arial" w:hAnsi="Arial" w:cs="Arial"/>
+          <w:b/>
+          <w:bCs/>
+        </w:rPr>
+        <w:t>Analiza skalowalności wydajności baz danych względem wolumenu danyc</w:t>
+      </w:r>
+      <w:r>
+        <w:rPr>
+          <w:rFonts w:ascii="Arial" w:hAnsi="Arial" w:cs="Arial"/>
+          <w:b/>
+          <w:bCs/>
+        </w:rPr>
+        <w:t>h</w:t>
+      </w:r>
+    </w:p>
+    <w:p>
+      <w:pPr>
+        <w:ind w:left="708"/>
+        <w:jc w:val="both"/>
+        <w:rPr>
+          <w:rFonts w:ascii="Arial" w:hAnsi="Arial" w:cs="Arial"/>
+        </w:rPr>
+      </w:pPr>
+      <w:r>
+        <w:rPr>
+          <w:rFonts w:ascii="Arial" w:hAnsi="Arial" w:cs="Arial"/>
+        </w:rPr>
+        <w:lastRenderedPageBreak/>
+        <w:t>Przedstawiony wykres obrazuje zależność średniego czasu wykonania operacji od rozmiaru zbioru danych. Każdy panel prezentuje osobny silnik, co pozwala bezpośrednio porównać jego zachowanie przy wzroście wolumenu danych i ocenić charakter skalowania.</w:t>
+      </w:r>
+    </w:p>
+    <w:p>
+      <w:pPr>
+        <w:ind w:left="708"/>
+        <w:jc w:val="both"/>
+        <w:rPr>
+          <w:rFonts w:ascii="Arial" w:hAnsi="Arial" w:cs="Arial"/>
+        </w:rPr>
+      </w:pPr>
+      <w:r>
+        <w:rPr>
+          <w:rFonts w:ascii="Arial" w:hAnsi="Arial" w:cs="Arial"/>
+        </w:rPr>
+        <w:t xml:space="preserve">Dla </w:t>
+      </w:r>
+      <w:proofErr w:type="spellStart"/>
+      <w:r>
+        <w:rPr>
+          <w:rFonts w:ascii="Arial" w:hAnsi="Arial" w:cs="Arial"/>
+        </w:rPr>
+        <w:t>MongoDB</w:t>
+      </w:r>
+      <w:proofErr w:type="spellEnd"/>
+      <w:r>
+        <w:rPr>
+          <w:rFonts w:ascii="Arial" w:hAnsi="Arial" w:cs="Arial"/>
+        </w:rPr>
+        <w:t xml:space="preserve"> odnotowano trend malejący wraz ze wzrostem rozmiaru etykietowanego od prawej do lewej strony wykresu, przy wartościach około 26.5 ms, 50.3 ms i 555.3 ms dla odpowiadających punktów. Oznacza to, że dla największego zbioru danych czas wykonania rośnie, jednak pozostaje istotnie niższy niż w części pozostałych silników. Wskazuje to na relatywnie dobrą stabilność wydajnościową, choć widoczny jest wpływ skali danych.</w:t>
+      </w:r>
+    </w:p>
+    <w:p>
+      <w:pPr>
+        <w:ind w:left="708"/>
+        <w:jc w:val="both"/>
+        <w:rPr>
+          <w:rFonts w:ascii="Arial" w:hAnsi="Arial" w:cs="Arial"/>
+        </w:rPr>
+      </w:pPr>
+      <w:r>
+        <w:rPr>
+          <w:rFonts w:ascii="Arial" w:hAnsi="Arial" w:cs="Arial"/>
+        </w:rPr>
+        <w:t xml:space="preserve">W przypadku MySQL obserwowany jest silniejszy efekt degradacji wydajności przy dużym wolumenie danych: około 55.1 ms dla small, 141.0 ms dla medium i aż 9482.9 ms dla </w:t>
+      </w:r>
+      <w:proofErr w:type="spellStart"/>
+      <w:r>
+        <w:rPr>
+          <w:rFonts w:ascii="Arial" w:hAnsi="Arial" w:cs="Arial"/>
+        </w:rPr>
+        <w:t>large</w:t>
+      </w:r>
+      <w:proofErr w:type="spellEnd"/>
+      <w:r>
+        <w:rPr>
+          <w:rFonts w:ascii="Arial" w:hAnsi="Arial" w:cs="Arial"/>
+        </w:rPr>
+        <w:t>. Taki skok sugeruje, że przy największym rozmiarze danych pojawiają się kosztowne plany zapytań lub operacje wejścia/wyjścia, które dominują czas wykonania. Oznacza to, że skalowalność MySQL w badanym obciążeniu jest ograniczona i silnie zależna od charakteru zapytań.</w:t>
+      </w:r>
+    </w:p>
+    <w:p>
+      <w:pPr>
+        <w:ind w:left="708"/>
+        <w:jc w:val="both"/>
+        <w:rPr>
+          <w:rFonts w:ascii="Arial" w:hAnsi="Arial" w:cs="Arial"/>
+        </w:rPr>
+      </w:pPr>
+      <w:r>
+        <w:rPr>
+          <w:rFonts w:ascii="Arial" w:hAnsi="Arial" w:cs="Arial"/>
+        </w:rPr>
+        <w:t>Neo4j prezentuje najbardziej wyrównany profil spośród pokazanych paneli. Czasy wykonania są zbliżone dla wszystkich rozmiarów danych</w:t>
+      </w:r>
+      <w:r>
+        <w:rPr>
+          <w:rFonts w:ascii="Arial" w:hAnsi="Arial" w:cs="Arial"/>
+        </w:rPr>
+        <w:t xml:space="preserve">, </w:t>
+      </w:r>
+      <w:r>
+        <w:rPr>
+          <w:rFonts w:ascii="Arial" w:hAnsi="Arial" w:cs="Arial"/>
+        </w:rPr>
+        <w:t>co wskazuje na wysoką stabilność i niską wrażliwość na zmianę wolumenu w analizowanym zakresie. Wynik ten sugeruje dobre dopasowanie modelu grafowego do badanego typu operacji oraz brak gwałtownych kosztów narastających wraz ze skalą danych.</w:t>
+      </w:r>
+    </w:p>
+    <w:p>
+      <w:pPr>
+        <w:ind w:left="708"/>
+        <w:jc w:val="both"/>
+        <w:rPr>
+          <w:rFonts w:ascii="Arial" w:hAnsi="Arial" w:cs="Arial"/>
+        </w:rPr>
+      </w:pPr>
+      <w:proofErr w:type="spellStart"/>
+      <w:r>
+        <w:rPr>
+          <w:rFonts w:ascii="Arial" w:hAnsi="Arial" w:cs="Arial"/>
+        </w:rPr>
+        <w:t>PostgreSQL</w:t>
+      </w:r>
+      <w:proofErr w:type="spellEnd"/>
+      <w:r>
+        <w:rPr>
+          <w:rFonts w:ascii="Arial" w:hAnsi="Arial" w:cs="Arial"/>
+        </w:rPr>
+        <w:t xml:space="preserve"> wykazuje najwyższe wartości bezwzględne i najsilniejszą degradację wraz ze wzrostem rozmiaru danych: około 1723.9 ms dla small, 3453.6 ms dla medium i 40699.8 ms dla </w:t>
+      </w:r>
+      <w:proofErr w:type="spellStart"/>
+      <w:r>
+        <w:rPr>
+          <w:rFonts w:ascii="Arial" w:hAnsi="Arial" w:cs="Arial"/>
+        </w:rPr>
+        <w:t>large</w:t>
+      </w:r>
+      <w:proofErr w:type="spellEnd"/>
+      <w:r>
+        <w:rPr>
+          <w:rFonts w:ascii="Arial" w:hAnsi="Arial" w:cs="Arial"/>
+        </w:rPr>
+        <w:t xml:space="preserve">. Oznacza to, że przy największym wolumenie danych koszt wykonania rośnie bardzo intensywnie i staje się głównym ograniczeniem wydajnościowym. Jednocześnie szeroki obszar cieniowania w panelu </w:t>
+      </w:r>
+      <w:proofErr w:type="spellStart"/>
+      <w:r>
+        <w:rPr>
+          <w:rFonts w:ascii="Arial" w:hAnsi="Arial" w:cs="Arial"/>
+        </w:rPr>
+        <w:t>PostgreSQL</w:t>
+      </w:r>
+      <w:proofErr w:type="spellEnd"/>
+      <w:r>
+        <w:rPr>
+          <w:rFonts w:ascii="Arial" w:hAnsi="Arial" w:cs="Arial"/>
+        </w:rPr>
+        <w:t xml:space="preserve"> wskazuje na dużą zmienność wyników, a więc mniejszą przewidywalność czasu odpowiedzi.</w:t>
+      </w:r>
+    </w:p>
+    <w:p>
+      <w:pPr>
+        <w:ind w:left="708"/>
+        <w:jc w:val="both"/>
+        <w:rPr>
+          <w:rFonts w:ascii="Arial" w:hAnsi="Arial" w:cs="Arial"/>
+        </w:rPr>
+      </w:pPr>
+      <w:r>
+        <w:rPr>
+          <w:rFonts w:ascii="Arial" w:hAnsi="Arial" w:cs="Arial"/>
+        </w:rPr>
+        <w:t xml:space="preserve">Porównanie między silnikami prowadzi do wniosku, że najlepszą stabilność skalowania w badanym zakresie prezentuje Neo4j, natomiast największą wrażliwość na wzrost danych wykazuje </w:t>
+      </w:r>
+      <w:proofErr w:type="spellStart"/>
+      <w:r>
+        <w:rPr>
+          <w:rFonts w:ascii="Arial" w:hAnsi="Arial" w:cs="Arial"/>
+        </w:rPr>
+        <w:t>PostgreSQL</w:t>
+      </w:r>
+      <w:proofErr w:type="spellEnd"/>
+      <w:r>
+        <w:rPr>
+          <w:rFonts w:ascii="Arial" w:hAnsi="Arial" w:cs="Arial"/>
+        </w:rPr>
+        <w:t xml:space="preserve">, a następnie MySQL. </w:t>
+      </w:r>
+      <w:proofErr w:type="spellStart"/>
+      <w:r>
+        <w:rPr>
+          <w:rFonts w:ascii="Arial" w:hAnsi="Arial" w:cs="Arial"/>
+        </w:rPr>
+        <w:t>MongoDB</w:t>
+      </w:r>
+      <w:proofErr w:type="spellEnd"/>
+      <w:r>
+        <w:rPr>
+          <w:rFonts w:ascii="Arial" w:hAnsi="Arial" w:cs="Arial"/>
+        </w:rPr>
+        <w:t xml:space="preserve"> zajmuje pozycję pośrednią: skaluje się zauważalnie lepiej od silników relacyjnych w tym eksperymencie, ale gorzej od Neo4j pod względem stabilności trendu.</w:t>
+      </w:r>
+    </w:p>
+    <w:p>
+      <w:pPr>
+        <w:ind w:left="708"/>
+        <w:jc w:val="both"/>
+        <w:rPr>
+          <w:rFonts w:ascii="Arial" w:hAnsi="Arial" w:cs="Arial"/>
+        </w:rPr>
+      </w:pPr>
+    </w:p>
+    <w:p>
+      <w:pPr>
+        <w:ind w:left="708"/>
+        <w:jc w:val="both"/>
+        <w:rPr>
+          <w:rFonts w:ascii="Arial" w:hAnsi="Arial" w:cs="Arial"/>
+        </w:rPr>
+      </w:pPr>
+    </w:p>
+    <w:p>
+      <w:pPr>
+        <w:ind w:left="708"/>
+        <w:jc w:val="both"/>
+        <w:rPr>
+          <w:rFonts w:ascii="Arial" w:hAnsi="Arial" w:cs="Arial"/>
+        </w:rPr>
+      </w:pPr>
+    </w:p>
+    <w:p>
+      <w:pPr>
+        <w:ind w:left="708"/>
+        <w:jc w:val="both"/>
+        <w:rPr>
+          <w:rFonts w:ascii="Arial" w:hAnsi="Arial" w:cs="Arial"/>
+        </w:rPr>
+      </w:pPr>
+    </w:p>
+    <w:p>
+      <w:pPr>
+        <w:pStyle w:val="Akapitzlist"/>
+        <w:numPr>
+          <w:ilvl w:val="0"/>
+          <w:numId w:val="10"/>
+        </w:numPr>
+        <w:jc w:val="both"/>
+        <w:rPr>
+          <w:rFonts w:ascii="Arial" w:hAnsi="Arial" w:cs="Arial"/>
+        </w:rPr>
+      </w:pPr>
+      <w:r>
+        <w:rPr>
+          <w:rFonts w:ascii="Arial" w:hAnsi="Arial" w:cs="Arial"/>
+          <w:b/>
+          <w:bCs/>
+          <w:noProof/>
+        </w:rPr>
+        <w:lastRenderedPageBreak/>
+        <w:drawing>
+          <wp:anchor distT="0" distB="0" distL="114300" distR="114300" simplePos="0" relativeHeight="251672576" behindDoc="0" locked="0" layoutInCell="1" allowOverlap="1" wp14:anchorId="2A6C363A" wp14:editId="15C1A376">
+            <wp:simplePos x="0" y="0"/>
+            <wp:positionH relativeFrom="margin">
+              <wp:align>center</wp:align>
+            </wp:positionH>
+            <wp:positionV relativeFrom="margin">
+              <wp:posOffset>469127</wp:posOffset>
+            </wp:positionV>
+            <wp:extent cx="6424460" cy="2798859"/>
+            <wp:effectExtent l="0" t="0" r="0" b="1905"/>
+            <wp:wrapSquare wrapText="bothSides"/>
+            <wp:docPr id="198541407" name="Obraz 16"/>
+            <wp:cNvGraphicFramePr>
+              <a:graphicFrameLocks xmlns:a="http://schemas.openxmlformats.org/drawingml/2006/main" noChangeAspect="1"/>
+            </wp:cNvGraphicFramePr>
+            <a:graphic xmlns:a="http://schemas.openxmlformats.org/drawingml/2006/main">
+              <a:graphicData uri="http://schemas.openxmlformats.org/drawingml/2006/picture">
+                <pic:pic xmlns:pic="http://schemas.openxmlformats.org/drawingml/2006/picture">
+                  <pic:nvPicPr>
+                    <pic:cNvPr id="0" name="Picture 10"/>
+                    <pic:cNvPicPr>
+                      <a:picLocks noChangeAspect="1" noChangeArrowheads="1"/>
+                    </pic:cNvPicPr>
+                  </pic:nvPicPr>
+                  <pic:blipFill>
+                    <a:blip r:embed="rId18" cstate="print">
+                      <a:extLst>
+                        <a:ext uri="{28A0092B-C50C-407E-A947-70E740481C1C}">
+                          <a14:useLocalDpi xmlns:a14="http://schemas.microsoft.com/office/drawing/2010/main" val="0"/>
+                        </a:ext>
+                      </a:extLst>
+                    </a:blip>
+                    <a:srcRect/>
+                    <a:stretch>
+                      <a:fillRect/>
+                    </a:stretch>
+                  </pic:blipFill>
+                  <pic:spPr bwMode="auto">
+                    <a:xfrm>
+                      <a:off x="0" y="0"/>
+                      <a:ext cx="6424460" cy="2798859"/>
+                    </a:xfrm>
+                    <a:prstGeom prst="rect">
+                      <a:avLst/>
+                    </a:prstGeom>
+                    <a:noFill/>
+                    <a:ln>
+                      <a:noFill/>
+                    </a:ln>
+                  </pic:spPr>
+                </pic:pic>
+              </a:graphicData>
+            </a:graphic>
+          </wp:anchor>
+        </w:drawing>
+      </w:r>
+      <w:r>
+        <w:rPr>
+          <w:rFonts w:ascii="Arial" w:hAnsi="Arial" w:cs="Arial"/>
+          <w:b/>
+          <w:bCs/>
+        </w:rPr>
+        <w:t>Analiza stabilności wydajności baz danych na podstawie współczynnika zmienności CV</w:t>
+      </w:r>
+    </w:p>
+    <w:p>
+      <w:pPr>
+        <w:jc w:val="both"/>
+        <w:rPr>
+          <w:rFonts w:ascii="Arial" w:hAnsi="Arial" w:cs="Arial"/>
+          <w:b/>
+          <w:bCs/>
+        </w:rPr>
+      </w:pPr>
+    </w:p>
+    <w:p>
+      <w:pPr>
+        <w:ind w:left="708"/>
+        <w:jc w:val="both"/>
+        <w:rPr>
+          <w:rFonts w:ascii="Arial" w:hAnsi="Arial" w:cs="Arial"/>
+        </w:rPr>
+      </w:pPr>
+      <w:r>
+        <w:rPr>
+          <w:rFonts w:ascii="Arial" w:hAnsi="Arial" w:cs="Arial"/>
+        </w:rPr>
+        <w:t xml:space="preserve">Przedstawiony zestaw wykresów służy do oceny stabilności czasów wykonania scenariuszy testowych w badanych silnikach bazodanowych. Jako miarę niestabilności przyjęto współczynnik zmienności (CV%), czyli relację odchylenia standardowego do średniej. Im wyższa wartość </w:t>
+      </w:r>
+      <w:r>
+        <w:rPr>
+          <w:rFonts w:ascii="Arial" w:hAnsi="Arial" w:cs="Arial"/>
+        </w:rPr>
+        <w:t>CV</w:t>
+      </w:r>
+      <w:r>
+        <w:rPr>
+          <w:rFonts w:ascii="Arial" w:hAnsi="Arial" w:cs="Arial"/>
+        </w:rPr>
+        <w:t xml:space="preserve">, tym większy </w:t>
+      </w:r>
+      <w:proofErr w:type="spellStart"/>
+      <w:r>
+        <w:rPr>
+          <w:rFonts w:ascii="Arial" w:hAnsi="Arial" w:cs="Arial"/>
+        </w:rPr>
+        <w:t>jitter</w:t>
+      </w:r>
+      <w:proofErr w:type="spellEnd"/>
+      <w:r>
+        <w:rPr>
+          <w:rFonts w:ascii="Arial" w:hAnsi="Arial" w:cs="Arial"/>
+        </w:rPr>
+        <w:t xml:space="preserve"> wydajnościowy i mniejsza przewidywalność czasu odpowiedzi.</w:t>
+      </w:r>
+    </w:p>
+    <w:p>
+      <w:pPr>
+        <w:ind w:left="708"/>
+        <w:jc w:val="both"/>
+        <w:rPr>
+          <w:rFonts w:ascii="Arial" w:hAnsi="Arial" w:cs="Arial"/>
+        </w:rPr>
+      </w:pPr>
+      <w:r>
+        <w:rPr>
+          <w:rFonts w:ascii="Arial" w:hAnsi="Arial" w:cs="Arial"/>
+        </w:rPr>
+        <w:t xml:space="preserve">Lewy panel pokazuje rozkład wartości CV dla wszystkich scenariuszy w podziale na bazy danych. Widać, że najniższy typowy poziom zmienności występuje dla </w:t>
+      </w:r>
+      <w:proofErr w:type="spellStart"/>
+      <w:r>
+        <w:rPr>
+          <w:rFonts w:ascii="Arial" w:hAnsi="Arial" w:cs="Arial"/>
+        </w:rPr>
+        <w:t>MongoDB</w:t>
+      </w:r>
+      <w:proofErr w:type="spellEnd"/>
+      <w:r>
+        <w:rPr>
+          <w:rFonts w:ascii="Arial" w:hAnsi="Arial" w:cs="Arial"/>
+        </w:rPr>
+        <w:t xml:space="preserve">, natomiast najwyższy dla Neo4j i </w:t>
+      </w:r>
+      <w:proofErr w:type="spellStart"/>
+      <w:r>
+        <w:rPr>
+          <w:rFonts w:ascii="Arial" w:hAnsi="Arial" w:cs="Arial"/>
+        </w:rPr>
+        <w:t>PostgreSQL</w:t>
+      </w:r>
+      <w:proofErr w:type="spellEnd"/>
+      <w:r>
+        <w:rPr>
+          <w:rFonts w:ascii="Arial" w:hAnsi="Arial" w:cs="Arial"/>
+        </w:rPr>
+        <w:t>. MySQL prezentuje poziom pośredni, ale z obecnością bardzo wysokich wartości odstających. Oznacza to, że ocena wydajności nie może ograniczać się wyłącznie do średnich czasów, ponieważ część scenariuszy charakteryzuje się dużą niestabilnością pomiędzy kolejnymi próbami.</w:t>
+      </w:r>
+    </w:p>
+    <w:p>
+      <w:pPr>
+        <w:ind w:left="708"/>
+        <w:jc w:val="both"/>
+        <w:rPr>
+          <w:rFonts w:ascii="Arial" w:hAnsi="Arial" w:cs="Arial"/>
+        </w:rPr>
+      </w:pPr>
+      <w:r>
+        <w:rPr>
+          <w:rFonts w:ascii="Arial" w:hAnsi="Arial" w:cs="Arial"/>
+        </w:rPr>
+        <w:t xml:space="preserve">Prawy panel przedstawia 15 najbardziej niestabilnych scenariuszy. Najwyższą wartość uzyskał scenariusz </w:t>
+      </w:r>
+      <w:proofErr w:type="spellStart"/>
+      <w:r>
+        <w:rPr>
+          <w:rFonts w:ascii="Arial" w:hAnsi="Arial" w:cs="Arial"/>
+        </w:rPr>
+        <w:t>mysql</w:t>
+      </w:r>
+      <w:proofErr w:type="spellEnd"/>
+      <w:r>
+        <w:rPr>
+          <w:rFonts w:ascii="Arial" w:hAnsi="Arial" w:cs="Arial"/>
+        </w:rPr>
+        <w:t xml:space="preserve"> </w:t>
+      </w:r>
+      <w:r>
+        <w:rPr>
+          <w:rFonts w:ascii="Arial" w:hAnsi="Arial" w:cs="Arial"/>
+        </w:rPr>
+        <w:t>(</w:t>
+      </w:r>
+      <w:r>
+        <w:rPr>
+          <w:rFonts w:ascii="Arial" w:hAnsi="Arial" w:cs="Arial"/>
+        </w:rPr>
+        <w:t>D2</w:t>
+      </w:r>
+      <w:r>
+        <w:rPr>
+          <w:rFonts w:ascii="Arial" w:hAnsi="Arial" w:cs="Arial"/>
+        </w:rPr>
+        <w:t>)</w:t>
+      </w:r>
+      <w:r>
+        <w:rPr>
+          <w:rFonts w:ascii="Arial" w:hAnsi="Arial" w:cs="Arial"/>
+        </w:rPr>
+        <w:t xml:space="preserve">, co wskazuje na bardzo silne wahania czasów usuwania. Kolejne wysokie pozycje zajmują </w:t>
+      </w:r>
+      <w:proofErr w:type="spellStart"/>
+      <w:r>
+        <w:rPr>
+          <w:rFonts w:ascii="Arial" w:hAnsi="Arial" w:cs="Arial"/>
+        </w:rPr>
+        <w:t>mongodb</w:t>
+      </w:r>
+      <w:proofErr w:type="spellEnd"/>
+      <w:r>
+        <w:rPr>
+          <w:rFonts w:ascii="Arial" w:hAnsi="Arial" w:cs="Arial"/>
+        </w:rPr>
+        <w:t xml:space="preserve"> (</w:t>
+      </w:r>
+      <w:r>
+        <w:rPr>
+          <w:rFonts w:ascii="Arial" w:hAnsi="Arial" w:cs="Arial"/>
+        </w:rPr>
+        <w:t>D3</w:t>
+      </w:r>
+      <w:r>
+        <w:rPr>
+          <w:rFonts w:ascii="Arial" w:hAnsi="Arial" w:cs="Arial"/>
+        </w:rPr>
+        <w:t>)</w:t>
+      </w:r>
+      <w:r>
+        <w:rPr>
+          <w:rFonts w:ascii="Arial" w:hAnsi="Arial" w:cs="Arial"/>
+        </w:rPr>
+        <w:t xml:space="preserve"> i </w:t>
+      </w:r>
+      <w:proofErr w:type="spellStart"/>
+      <w:r>
+        <w:rPr>
+          <w:rFonts w:ascii="Arial" w:hAnsi="Arial" w:cs="Arial"/>
+        </w:rPr>
+        <w:t>mongodb</w:t>
+      </w:r>
+      <w:proofErr w:type="spellEnd"/>
+      <w:r>
+        <w:rPr>
+          <w:rFonts w:ascii="Arial" w:hAnsi="Arial" w:cs="Arial"/>
+        </w:rPr>
+        <w:t xml:space="preserve"> </w:t>
+      </w:r>
+      <w:r>
+        <w:rPr>
+          <w:rFonts w:ascii="Arial" w:hAnsi="Arial" w:cs="Arial"/>
+        </w:rPr>
+        <w:t>(</w:t>
+      </w:r>
+      <w:r>
+        <w:rPr>
+          <w:rFonts w:ascii="Arial" w:hAnsi="Arial" w:cs="Arial"/>
+        </w:rPr>
+        <w:t>U2</w:t>
+      </w:r>
+      <w:r>
+        <w:rPr>
+          <w:rFonts w:ascii="Arial" w:hAnsi="Arial" w:cs="Arial"/>
+        </w:rPr>
+        <w:t>)</w:t>
+      </w:r>
+      <w:r>
+        <w:rPr>
+          <w:rFonts w:ascii="Arial" w:hAnsi="Arial" w:cs="Arial"/>
+        </w:rPr>
+        <w:t xml:space="preserve">, a także kilka scenariuszy </w:t>
+      </w:r>
+      <w:proofErr w:type="spellStart"/>
+      <w:r>
+        <w:rPr>
+          <w:rFonts w:ascii="Arial" w:hAnsi="Arial" w:cs="Arial"/>
+        </w:rPr>
+        <w:t>PostgreSQL</w:t>
+      </w:r>
+      <w:proofErr w:type="spellEnd"/>
+      <w:r>
+        <w:rPr>
+          <w:rFonts w:ascii="Arial" w:hAnsi="Arial" w:cs="Arial"/>
+        </w:rPr>
+        <w:t xml:space="preserve"> (R6, D5, D2) oraz Neo4j (U5, U4, U6, D3, C1, R5). Taki rozkład potwierdza, że niestabilność ma charakter scenariuszowy i zależy od typu operacji, a nie tylko od wybranej technologii.</w:t>
+      </w:r>
+    </w:p>
+    <w:p>
+      <w:pPr>
+        <w:ind w:left="708"/>
+        <w:jc w:val="both"/>
+        <w:rPr>
+          <w:rFonts w:ascii="Arial" w:hAnsi="Arial" w:cs="Arial"/>
+        </w:rPr>
+      </w:pPr>
+      <w:r>
+        <w:rPr>
+          <w:rFonts w:ascii="Arial" w:hAnsi="Arial" w:cs="Arial"/>
+        </w:rPr>
+        <w:t xml:space="preserve">Szczególnie istotny jest fakt, że wśród najbardziej niestabilnych przypadków dominują operacje DELETE, UPDATE i część złożonych READ. Wskazuje to, że </w:t>
+      </w:r>
+      <w:proofErr w:type="spellStart"/>
+      <w:r>
+        <w:rPr>
+          <w:rFonts w:ascii="Arial" w:hAnsi="Arial" w:cs="Arial"/>
+        </w:rPr>
+        <w:t>jitter</w:t>
+      </w:r>
+      <w:proofErr w:type="spellEnd"/>
+      <w:r>
+        <w:rPr>
+          <w:rFonts w:ascii="Arial" w:hAnsi="Arial" w:cs="Arial"/>
+        </w:rPr>
+        <w:t xml:space="preserve"> rośnie tam, gdzie silnik musi wykonać więcej operacji warunkowych, selekcji rekordów lub aktualizacji struktur pomocniczych. W praktyce oznacza to ryzyko nieprzewidywalnych czasów odpowiedzi nawet wtedy, gdy średni czas dla danej operacji wygląda akceptowalnie.</w:t>
+      </w:r>
+    </w:p>
+    <w:p>
+      <w:pPr>
+        <w:pStyle w:val="Akapitzlist"/>
+        <w:numPr>
+          <w:ilvl w:val="0"/>
+          <w:numId w:val="10"/>
+        </w:numPr>
+        <w:jc w:val="both"/>
+        <w:rPr>
+          <w:rFonts w:ascii="Arial" w:hAnsi="Arial" w:cs="Arial"/>
+        </w:rPr>
+      </w:pPr>
+      <w:r>
+        <w:rPr>
+          <w:rFonts w:ascii="Arial" w:hAnsi="Arial" w:cs="Arial"/>
+          <w:noProof/>
+        </w:rPr>
+        <w:lastRenderedPageBreak/>
+        <w:drawing>
+          <wp:anchor distT="0" distB="0" distL="114300" distR="114300" simplePos="0" relativeHeight="251673600" behindDoc="0" locked="0" layoutInCell="1" allowOverlap="1" wp14:anchorId="4ECF72BE" wp14:editId="5EC478F2">
+            <wp:simplePos x="0" y="0"/>
+            <wp:positionH relativeFrom="margin">
+              <wp:align>center</wp:align>
+            </wp:positionH>
+            <wp:positionV relativeFrom="margin">
+              <wp:posOffset>421005</wp:posOffset>
+            </wp:positionV>
+            <wp:extent cx="6468110" cy="4309110"/>
+            <wp:effectExtent l="0" t="0" r="8890" b="0"/>
+            <wp:wrapSquare wrapText="bothSides"/>
+            <wp:docPr id="485308386" name="Obraz 17"/>
+            <wp:cNvGraphicFramePr>
+              <a:graphicFrameLocks xmlns:a="http://schemas.openxmlformats.org/drawingml/2006/main" noChangeAspect="1"/>
+            </wp:cNvGraphicFramePr>
+            <a:graphic xmlns:a="http://schemas.openxmlformats.org/drawingml/2006/main">
+              <a:graphicData uri="http://schemas.openxmlformats.org/drawingml/2006/picture">
+                <pic:pic xmlns:pic="http://schemas.openxmlformats.org/drawingml/2006/picture">
+                  <pic:nvPicPr>
+                    <pic:cNvPr id="0" name="Picture 11"/>
+                    <pic:cNvPicPr>
+                      <a:picLocks noChangeAspect="1" noChangeArrowheads="1"/>
+                    </pic:cNvPicPr>
+                  </pic:nvPicPr>
+                  <pic:blipFill>
+                    <a:blip r:embed="rId19" cstate="print">
+                      <a:extLst>
+                        <a:ext uri="{28A0092B-C50C-407E-A947-70E740481C1C}">
+                          <a14:useLocalDpi xmlns:a14="http://schemas.microsoft.com/office/drawing/2010/main" val="0"/>
+                        </a:ext>
+                      </a:extLst>
+                    </a:blip>
+                    <a:srcRect/>
+                    <a:stretch>
+                      <a:fillRect/>
+                    </a:stretch>
+                  </pic:blipFill>
+                  <pic:spPr bwMode="auto">
+                    <a:xfrm>
+                      <a:off x="0" y="0"/>
+                      <a:ext cx="6468110" cy="4309110"/>
+                    </a:xfrm>
+                    <a:prstGeom prst="rect">
+                      <a:avLst/>
+                    </a:prstGeom>
+                    <a:noFill/>
+                    <a:ln>
+                      <a:noFill/>
+                    </a:ln>
+                  </pic:spPr>
+                </pic:pic>
+              </a:graphicData>
+            </a:graphic>
+          </wp:anchor>
+        </w:drawing>
+      </w:r>
+      <w:r>
+        <w:rPr>
+          <w:rFonts w:ascii="Arial" w:hAnsi="Arial" w:cs="Arial"/>
+          <w:b/>
+          <w:bCs/>
+        </w:rPr>
+        <w:t>Analiza profili latencji operacji CRUD z uwzględnieniem rozkładów czasów odpowiedzi:</w:t>
+      </w:r>
+    </w:p>
+    <w:p>
+      <w:pPr>
+        <w:ind w:left="708"/>
+        <w:jc w:val="both"/>
+        <w:rPr>
+          <w:rFonts w:ascii="Arial" w:hAnsi="Arial" w:cs="Arial"/>
+        </w:rPr>
+      </w:pPr>
+      <w:r>
+        <w:rPr>
+          <w:rFonts w:ascii="Arial" w:hAnsi="Arial" w:cs="Arial"/>
+        </w:rPr>
+        <w:t xml:space="preserve">Przedstawiony wykres prezentuje profile latencji dla </w:t>
+      </w:r>
+      <w:r>
+        <w:rPr>
+          <w:rFonts w:ascii="Arial" w:hAnsi="Arial" w:cs="Arial"/>
+        </w:rPr>
+        <w:t>operacji CRUD</w:t>
+      </w:r>
+      <w:r>
+        <w:rPr>
+          <w:rFonts w:ascii="Arial" w:hAnsi="Arial" w:cs="Arial"/>
+        </w:rPr>
+        <w:t xml:space="preserve"> w podziale na badane silniki</w:t>
+      </w:r>
+      <w:r>
+        <w:rPr>
+          <w:rFonts w:ascii="Arial" w:hAnsi="Arial" w:cs="Arial"/>
+        </w:rPr>
+        <w:t xml:space="preserve"> bazodanowe. </w:t>
+      </w:r>
+      <w:r>
+        <w:rPr>
+          <w:rFonts w:ascii="Arial" w:hAnsi="Arial" w:cs="Arial"/>
+        </w:rPr>
+        <w:t>Każdy panel przedstawia histogram rozkładu czasów odpowiedzi, a oś czasu została zaprezentowana w skali logarytmicznej</w:t>
+      </w:r>
+      <w:r>
+        <w:rPr>
+          <w:rFonts w:ascii="Arial" w:hAnsi="Arial" w:cs="Arial"/>
+        </w:rPr>
+        <w:t>.</w:t>
+      </w:r>
+    </w:p>
+    <w:p>
+      <w:pPr>
+        <w:ind w:left="708"/>
+        <w:jc w:val="both"/>
+        <w:rPr>
+          <w:rFonts w:ascii="Arial" w:hAnsi="Arial" w:cs="Arial"/>
+        </w:rPr>
+      </w:pPr>
+      <w:r>
+        <w:rPr>
+          <w:rFonts w:ascii="Arial" w:hAnsi="Arial" w:cs="Arial"/>
+        </w:rPr>
+        <w:t>Najważniejszą obserwacją jest silna asymetria rozkładów, czyli dominacja krótkich czasów odpowiedzi przy jednoczesnej obecności długich ogonów. Oznacza to, że większość zapytań wykonywana jest szybko, jednak okresowo pojawiają się pojedyncze lub nieliczne przebiegi o bardzo wysokich opóźnieniach.</w:t>
+      </w:r>
+    </w:p>
+    <w:p>
+      <w:pPr>
+        <w:ind w:left="708"/>
+        <w:jc w:val="both"/>
+        <w:rPr>
+          <w:rFonts w:ascii="Arial" w:hAnsi="Arial" w:cs="Arial"/>
+        </w:rPr>
+      </w:pPr>
+      <w:r>
+        <w:rPr>
+          <w:rFonts w:ascii="Arial" w:hAnsi="Arial" w:cs="Arial"/>
+        </w:rPr>
+        <w:t>W panelu CREATE rozkłady są relatywnie najbardziej skupione po lewej stronie osi, co wskazuje na przewagę niskich latencji dla operacji tworzenia danych. Jednocześnie widoczne są pojedyncze odchylenia dla części silników, co może wynikać z kosztu utrzymania indeksów lub chwilowych opóźnień I/O. W ujęciu ogólnym operacje CREATE cechują się wyższą przewidywalnością niż odczyty.</w:t>
+      </w:r>
+    </w:p>
+    <w:p>
+      <w:pPr>
+        <w:ind w:left="708"/>
+        <w:jc w:val="both"/>
+        <w:rPr>
+          <w:rFonts w:ascii="Arial" w:hAnsi="Arial" w:cs="Arial"/>
+        </w:rPr>
+      </w:pPr>
+      <w:r>
+        <w:rPr>
+          <w:rFonts w:ascii="Arial" w:hAnsi="Arial" w:cs="Arial"/>
+        </w:rPr>
+        <w:t>Panel READ przedstawia najbardziej rozciągnięte rozkłady i najdłuższe ogony, sięgające bardzo wysokich wartości. To potwierdza, że odczyty są najbardziej wrażliwą wydajnościowo klasą operacji w badanym środowisku. W praktyce oznacza to, że zapytania generują największe ryzyko występowania skrajnych opóźnień i to one powinny być priorytetem optymalizacyjnym.</w:t>
+      </w:r>
+    </w:p>
+    <w:p>
+      <w:pPr>
+        <w:ind w:left="708"/>
+        <w:jc w:val="both"/>
+        <w:rPr>
+          <w:rFonts w:ascii="Arial" w:hAnsi="Arial" w:cs="Arial"/>
+        </w:rPr>
+      </w:pPr>
+      <w:r>
+        <w:rPr>
+          <w:rFonts w:ascii="Arial" w:hAnsi="Arial" w:cs="Arial"/>
+        </w:rPr>
+        <w:lastRenderedPageBreak/>
+        <w:t>W panelu UPDATE widoczny jest profil pośredni</w:t>
+      </w:r>
+      <w:r>
+        <w:rPr>
+          <w:rFonts w:ascii="Arial" w:hAnsi="Arial" w:cs="Arial"/>
+        </w:rPr>
+        <w:t xml:space="preserve"> tzn.</w:t>
+      </w:r>
+      <w:r>
+        <w:rPr>
+          <w:rFonts w:ascii="Arial" w:hAnsi="Arial" w:cs="Arial"/>
+        </w:rPr>
+        <w:t xml:space="preserve"> większość wyników znajduje się w niskim zakresie, ale pojawiają się również wartości znacznie wyższe, wskazujące na niestabilność dla wybranych scenariuszy. Może to wynikać z różnego kosztu selekcji rekordów do aktualizacji oraz wpływu indeksowania na modyfikację danych.</w:t>
+      </w:r>
+    </w:p>
+    <w:p>
+      <w:pPr>
+        <w:ind w:left="708"/>
+        <w:jc w:val="both"/>
+        <w:rPr>
+          <w:rFonts w:ascii="Arial" w:hAnsi="Arial" w:cs="Arial"/>
+        </w:rPr>
+      </w:pPr>
+      <w:r>
+        <w:rPr>
+          <w:rFonts w:ascii="Arial" w:hAnsi="Arial" w:cs="Arial"/>
+        </w:rPr>
+        <w:t>Panel DELETE pokazuje podobny charakter do UPDATE, jednak z wyraźnymi ogonami w wyższych zakresach latencji dla części przypadków. Oznacza to, że usuwanie jest zwykle szybkie, ale scenariusze warunkowe lub obejmujące większe zakresy danych mogą powodować skokowe pogorszenie czasu wykonania.</w:t>
+      </w:r>
+    </w:p>
+    <w:p>
+      <w:pPr>
+        <w:ind w:left="708"/>
+        <w:jc w:val="both"/>
+        <w:rPr>
+          <w:rFonts w:ascii="Arial" w:hAnsi="Arial" w:cs="Arial"/>
+        </w:rPr>
+      </w:pPr>
+      <w:r>
+        <w:rPr>
+          <w:rFonts w:ascii="Arial" w:hAnsi="Arial" w:cs="Arial"/>
+        </w:rPr>
+        <w:t>W przekroju wszystkich paneli można stwierdzić, że różnice między silnikami bazodanowymi nie ograniczają się do mediany czasu odpowiedzi, lecz przede wszystkim dotyczą kształtu całego rozkładu. Dwa systemy o podobnej typowej latencji mogą istotnie różnić się stabilnością, jeśli jeden z nich ma dłuższy ogon rozkładu i więcej epizodów bardzo wolnych odpowiedzi.</w:t>
+      </w:r>
+    </w:p>
+    <w:p>
+      <w:pPr>
+        <w:pStyle w:val="Akapitzlist"/>
+        <w:numPr>
+          <w:ilvl w:val="0"/>
+          <w:numId w:val="10"/>
+        </w:numPr>
+        <w:jc w:val="both"/>
+        <w:rPr>
+          <w:rFonts w:ascii="Arial" w:hAnsi="Arial" w:cs="Arial"/>
+        </w:rPr>
+      </w:pPr>
+      <w:r>
+        <w:rPr>
+          <w:rFonts w:ascii="Arial" w:hAnsi="Arial" w:cs="Arial"/>
+          <w:noProof/>
+        </w:rPr>
+        <w:drawing>
+          <wp:anchor distT="0" distB="0" distL="114300" distR="114300" simplePos="0" relativeHeight="251674624" behindDoc="0" locked="0" layoutInCell="1" allowOverlap="1" wp14:anchorId="4C2E2592" wp14:editId="7529BB42">
+            <wp:simplePos x="0" y="0"/>
+            <wp:positionH relativeFrom="margin">
+              <wp:align>center</wp:align>
+            </wp:positionH>
+            <wp:positionV relativeFrom="margin">
+              <wp:posOffset>3665413</wp:posOffset>
+            </wp:positionV>
+            <wp:extent cx="6329239" cy="3834737"/>
+            <wp:effectExtent l="0" t="0" r="0" b="0"/>
+            <wp:wrapSquare wrapText="bothSides"/>
+            <wp:docPr id="980230296" name="Obraz 18"/>
+            <wp:cNvGraphicFramePr>
+              <a:graphicFrameLocks xmlns:a="http://schemas.openxmlformats.org/drawingml/2006/main" noChangeAspect="1"/>
+            </wp:cNvGraphicFramePr>
+            <a:graphic xmlns:a="http://schemas.openxmlformats.org/drawingml/2006/main">
+              <a:graphicData uri="http://schemas.openxmlformats.org/drawingml/2006/picture">
+                <pic:pic xmlns:pic="http://schemas.openxmlformats.org/drawingml/2006/picture">
+                  <pic:nvPicPr>
+                    <pic:cNvPr id="0" name="Picture 12"/>
+                    <pic:cNvPicPr>
+                      <a:picLocks noChangeAspect="1" noChangeArrowheads="1"/>
+                    </pic:cNvPicPr>
+                  </pic:nvPicPr>
+                  <pic:blipFill>
+                    <a:blip r:embed="rId20" cstate="print">
+                      <a:extLst>
+                        <a:ext uri="{28A0092B-C50C-407E-A947-70E740481C1C}">
+                          <a14:useLocalDpi xmlns:a14="http://schemas.microsoft.com/office/drawing/2010/main" val="0"/>
+                        </a:ext>
+                      </a:extLst>
+                    </a:blip>
+                    <a:srcRect/>
+                    <a:stretch>
+                      <a:fillRect/>
+                    </a:stretch>
+                  </pic:blipFill>
+                  <pic:spPr bwMode="auto">
+                    <a:xfrm>
+                      <a:off x="0" y="0"/>
+                      <a:ext cx="6329239" cy="3834737"/>
+                    </a:xfrm>
+                    <a:prstGeom prst="rect">
+                      <a:avLst/>
+                    </a:prstGeom>
+                    <a:noFill/>
+                    <a:ln>
+                      <a:noFill/>
+                    </a:ln>
+                  </pic:spPr>
+                </pic:pic>
+              </a:graphicData>
+            </a:graphic>
+          </wp:anchor>
+        </w:drawing>
+      </w:r>
+      <w:r>
+        <w:rPr>
+          <w:rFonts w:ascii="Arial" w:hAnsi="Arial" w:cs="Arial"/>
+          <w:b/>
+          <w:bCs/>
+        </w:rPr>
+        <w:t>Wpływ indeksowania na skalowalność wydajności baz danych</w:t>
+      </w:r>
+    </w:p>
+    <w:p>
+      <w:pPr>
+        <w:ind w:left="708"/>
+        <w:jc w:val="both"/>
+        <w:rPr>
+          <w:rFonts w:ascii="Arial" w:hAnsi="Arial" w:cs="Arial"/>
+        </w:rPr>
+      </w:pPr>
+    </w:p>
+    <w:p>
+      <w:pPr>
+        <w:ind w:left="708"/>
+        <w:jc w:val="both"/>
+        <w:rPr>
+          <w:rFonts w:ascii="Arial" w:hAnsi="Arial" w:cs="Arial"/>
+        </w:rPr>
+      </w:pPr>
+      <w:r>
+        <w:rPr>
+          <w:rFonts w:ascii="Arial" w:hAnsi="Arial" w:cs="Arial"/>
+        </w:rPr>
+        <w:t xml:space="preserve">Przedstawiony wykres porównuje czasy wykonania zapytań przed i po utworzeniu indeksów dla trzech wolumenów danych. Każdy panel odpowiada jednej bazie, a słupki zestawiają dwa tryby testowe: </w:t>
+      </w:r>
+      <w:proofErr w:type="spellStart"/>
+      <w:r>
+        <w:rPr>
+          <w:rFonts w:ascii="Arial" w:hAnsi="Arial" w:cs="Arial"/>
+        </w:rPr>
+        <w:t>before_indexes</w:t>
+      </w:r>
+      <w:proofErr w:type="spellEnd"/>
+      <w:r>
+        <w:rPr>
+          <w:rFonts w:ascii="Arial" w:hAnsi="Arial" w:cs="Arial"/>
+        </w:rPr>
+        <w:t xml:space="preserve"> i </w:t>
+      </w:r>
+      <w:proofErr w:type="spellStart"/>
+      <w:r>
+        <w:rPr>
+          <w:rFonts w:ascii="Arial" w:hAnsi="Arial" w:cs="Arial"/>
+        </w:rPr>
+        <w:t>after_indexes</w:t>
+      </w:r>
+      <w:proofErr w:type="spellEnd"/>
+      <w:r>
+        <w:rPr>
+          <w:rFonts w:ascii="Arial" w:hAnsi="Arial" w:cs="Arial"/>
+        </w:rPr>
+        <w:t>. Oś czasu jest zaprezentowana w skali logarytmicznej</w:t>
+      </w:r>
+      <w:r>
+        <w:rPr>
+          <w:rFonts w:ascii="Arial" w:hAnsi="Arial" w:cs="Arial"/>
+        </w:rPr>
+        <w:t>.</w:t>
+      </w:r>
+    </w:p>
+    <w:p>
+      <w:pPr>
+        <w:ind w:left="708"/>
+        <w:jc w:val="both"/>
+        <w:rPr>
+          <w:rFonts w:ascii="Arial" w:hAnsi="Arial" w:cs="Arial"/>
+        </w:rPr>
+      </w:pPr>
+      <w:r>
+        <w:rPr>
+          <w:rFonts w:ascii="Arial" w:hAnsi="Arial" w:cs="Arial"/>
+        </w:rPr>
+        <w:lastRenderedPageBreak/>
+        <w:t xml:space="preserve">W </w:t>
+      </w:r>
+      <w:proofErr w:type="spellStart"/>
+      <w:r>
+        <w:rPr>
+          <w:rFonts w:ascii="Arial" w:hAnsi="Arial" w:cs="Arial"/>
+        </w:rPr>
+        <w:t>MongoDB</w:t>
+      </w:r>
+      <w:proofErr w:type="spellEnd"/>
+      <w:r>
+        <w:rPr>
+          <w:rFonts w:ascii="Arial" w:hAnsi="Arial" w:cs="Arial"/>
+        </w:rPr>
+        <w:t xml:space="preserve"> po zastosowaniu indeksów widoczna jest poprawa wydajności we wszystkich wolumenach, przy czym efekt jest umiarkowany dla </w:t>
+      </w:r>
+      <w:proofErr w:type="spellStart"/>
+      <w:r>
+        <w:rPr>
+          <w:rFonts w:ascii="Arial" w:hAnsi="Arial" w:cs="Arial"/>
+        </w:rPr>
+        <w:t>large</w:t>
+      </w:r>
+      <w:proofErr w:type="spellEnd"/>
+      <w:r>
+        <w:rPr>
+          <w:rFonts w:ascii="Arial" w:hAnsi="Arial" w:cs="Arial"/>
+        </w:rPr>
+        <w:t xml:space="preserve"> i medium, a wyraźniejszy dla small</w:t>
+      </w:r>
+      <w:r>
+        <w:rPr>
+          <w:rFonts w:ascii="Arial" w:hAnsi="Arial" w:cs="Arial"/>
+        </w:rPr>
+        <w:t xml:space="preserve">. </w:t>
+      </w:r>
+      <w:r>
+        <w:rPr>
+          <w:rFonts w:ascii="Arial" w:hAnsi="Arial" w:cs="Arial"/>
+        </w:rPr>
+        <w:t>Oznacza to, że indeksy skutecznie redukują koszt wyszukiwania danych, ale skala zysku zależy od charakteru zapytań i rozmiaru zbioru.</w:t>
+      </w:r>
+    </w:p>
+    <w:p>
+      <w:pPr>
+        <w:ind w:left="708"/>
+        <w:jc w:val="both"/>
+        <w:rPr>
+          <w:rFonts w:ascii="Arial" w:hAnsi="Arial" w:cs="Arial"/>
+        </w:rPr>
+      </w:pPr>
+      <w:r>
+        <w:rPr>
+          <w:rFonts w:ascii="Arial" w:hAnsi="Arial" w:cs="Arial"/>
+        </w:rPr>
+        <w:t>W MySQL indeksowanie również przynosi konsekwentną poprawę, rzędu około 24–32% w zależności od wolumenu danych. Trend jest stabilny i sugeruje, że indeksy zostały dobrze dopasowane do najczęściej wykonywanych warunków filtrowania i odczytu. W praktyce wskazuje to na przewidywalny, dodatni efekt optymalizacji niezależnie od wielkości danych.</w:t>
+      </w:r>
+    </w:p>
+    <w:p>
+      <w:pPr>
+        <w:ind w:left="708"/>
+        <w:jc w:val="both"/>
+        <w:rPr>
+          <w:rFonts w:ascii="Arial" w:hAnsi="Arial" w:cs="Arial"/>
+        </w:rPr>
+      </w:pPr>
+      <w:r>
+        <w:rPr>
+          <w:rFonts w:ascii="Arial" w:hAnsi="Arial" w:cs="Arial"/>
+        </w:rPr>
+        <w:t xml:space="preserve">W Neo4j poprawa po indeksowaniu jest widoczna, ale mniejsza niż w MySQL i </w:t>
+      </w:r>
+      <w:proofErr w:type="spellStart"/>
+      <w:r>
+        <w:rPr>
+          <w:rFonts w:ascii="Arial" w:hAnsi="Arial" w:cs="Arial"/>
+        </w:rPr>
+        <w:t>MongoDB</w:t>
+      </w:r>
+      <w:proofErr w:type="spellEnd"/>
+      <w:r>
+        <w:rPr>
+          <w:rFonts w:ascii="Arial" w:hAnsi="Arial" w:cs="Arial"/>
+        </w:rPr>
+        <w:t xml:space="preserve">. Dla </w:t>
+      </w:r>
+      <w:proofErr w:type="spellStart"/>
+      <w:r>
+        <w:rPr>
+          <w:rFonts w:ascii="Arial" w:hAnsi="Arial" w:cs="Arial"/>
+        </w:rPr>
+        <w:t>large</w:t>
+      </w:r>
+      <w:proofErr w:type="spellEnd"/>
+      <w:r>
+        <w:rPr>
+          <w:rFonts w:ascii="Arial" w:hAnsi="Arial" w:cs="Arial"/>
+        </w:rPr>
+        <w:t xml:space="preserve"> i medium zysk wynosi kilkanaście do około 30%, natomiast dla small jest marginalny. Taki wynik jest typowy dla bazy grafowej, gdzie część zapytań i tak korzysta głównie z </w:t>
+      </w:r>
+      <w:proofErr w:type="spellStart"/>
+      <w:r>
+        <w:rPr>
+          <w:rFonts w:ascii="Arial" w:hAnsi="Arial" w:cs="Arial"/>
+        </w:rPr>
+        <w:t>traversali</w:t>
+      </w:r>
+      <w:proofErr w:type="spellEnd"/>
+      <w:r>
+        <w:rPr>
+          <w:rFonts w:ascii="Arial" w:hAnsi="Arial" w:cs="Arial"/>
+        </w:rPr>
+        <w:t xml:space="preserve"> relacji, a indeksy pomagają przede wszystkim na etapie odnajdywania punktu wejścia do grafu.</w:t>
+      </w:r>
+    </w:p>
+    <w:p>
+      <w:pPr>
+        <w:ind w:left="708"/>
+        <w:jc w:val="both"/>
+        <w:rPr>
+          <w:rFonts w:ascii="Arial" w:hAnsi="Arial" w:cs="Arial"/>
+        </w:rPr>
+      </w:pPr>
+      <w:r>
+        <w:rPr>
+          <w:rFonts w:ascii="Arial" w:hAnsi="Arial" w:cs="Arial"/>
+        </w:rPr>
+        <w:t xml:space="preserve">Najsilniejszy efekt obserwowany jest w </w:t>
+      </w:r>
+      <w:proofErr w:type="spellStart"/>
+      <w:r>
+        <w:rPr>
+          <w:rFonts w:ascii="Arial" w:hAnsi="Arial" w:cs="Arial"/>
+        </w:rPr>
+        <w:t>PostgreSQL</w:t>
+      </w:r>
+      <w:proofErr w:type="spellEnd"/>
+      <w:r>
+        <w:rPr>
+          <w:rFonts w:ascii="Arial" w:hAnsi="Arial" w:cs="Arial"/>
+        </w:rPr>
+        <w:t>, gdzie po indeksowaniu czasy wykonania spadają bardzo wyraźnie, a adnotacje wskazują nawet wielokrotne przyspieszenia. Taki rezultat sugeruje, że przed indeksowaniem część zapytań wykonywała kosztowne skanowania lub nieefektywne plany wykonania, które po dodaniu indeksów zostały radykalnie zoptymalizowane. Jednocześnie tak duże mnożniki należy interpretować ostrożnie, ponieważ mogą wynikać z obecności pojedynczych scenariuszy o ekstremalnie wysokim czasie bazowym.</w:t>
+      </w:r>
+    </w:p>
+    <w:p>
+      <w:pPr>
+        <w:ind w:left="708"/>
+        <w:jc w:val="both"/>
+        <w:rPr>
+          <w:rFonts w:ascii="Arial" w:hAnsi="Arial" w:cs="Arial"/>
+        </w:rPr>
+      </w:pPr>
+    </w:p>
+    <w:p>
+      <w:pPr>
+        <w:pStyle w:val="Akapitzlist"/>
+        <w:numPr>
+          <w:ilvl w:val="0"/>
+          <w:numId w:val="1"/>
+        </w:numPr>
+        <w:rPr>
+          <w:rFonts w:ascii="Arial" w:hAnsi="Arial" w:cs="Arial"/>
+          <w:sz w:val="28"/>
+          <w:szCs w:val="28"/>
+        </w:rPr>
+      </w:pPr>
+      <w:r>
+        <w:rPr>
+          <w:rFonts w:ascii="Arial" w:hAnsi="Arial" w:cs="Arial"/>
+          <w:b/>
+          <w:bCs/>
+          <w:sz w:val="28"/>
+          <w:szCs w:val="28"/>
+        </w:rPr>
+        <w:t>Wnioski:</w:t>
+      </w:r>
+    </w:p>
+    <w:p>
+      <w:pPr>
+        <w:pStyle w:val="Akapitzlist"/>
+        <w:rPr>
+          <w:rFonts w:ascii="Arial" w:hAnsi="Arial" w:cs="Arial"/>
+          <w:sz w:val="28"/>
+          <w:szCs w:val="28"/>
+        </w:rPr>
+      </w:pPr>
+    </w:p>
+    <w:p>
+      <w:pPr>
+        <w:pStyle w:val="Akapitzlist"/>
+        <w:jc w:val="both"/>
+        <w:rPr>
+          <w:rFonts w:ascii="Arial" w:hAnsi="Arial" w:cs="Arial"/>
+        </w:rPr>
+      </w:pPr>
+      <w:r>
+        <w:rPr>
+          <w:rFonts w:ascii="Arial" w:hAnsi="Arial" w:cs="Arial"/>
+        </w:rPr>
+        <w:t>Przeprowadzone badania potwierdzi</w:t>
+      </w:r>
+      <w:r>
+        <w:rPr>
+          <w:rFonts w:ascii="Arial" w:hAnsi="Arial" w:cs="Arial"/>
+        </w:rPr>
+        <w:t>ł</w:t>
+      </w:r>
+      <w:r>
+        <w:rPr>
+          <w:rFonts w:ascii="Arial" w:hAnsi="Arial" w:cs="Arial"/>
+        </w:rPr>
+        <w:t xml:space="preserve">y, </w:t>
+      </w:r>
+      <w:r>
+        <w:rPr>
+          <w:rFonts w:ascii="Arial" w:hAnsi="Arial" w:cs="Arial"/>
+        </w:rPr>
+        <w:t>ż</w:t>
+      </w:r>
+      <w:r>
+        <w:rPr>
+          <w:rFonts w:ascii="Arial" w:hAnsi="Arial" w:cs="Arial"/>
+        </w:rPr>
+        <w:t>e wydajno</w:t>
+      </w:r>
+      <w:r>
+        <w:rPr>
+          <w:rFonts w:ascii="Arial" w:hAnsi="Arial" w:cs="Arial"/>
+        </w:rPr>
+        <w:t>ść</w:t>
+      </w:r>
+      <w:r>
+        <w:rPr>
+          <w:rFonts w:ascii="Arial" w:hAnsi="Arial" w:cs="Arial"/>
+        </w:rPr>
+        <w:t xml:space="preserve"> systemu bazodanowego zale</w:t>
+      </w:r>
+      <w:r>
+        <w:rPr>
+          <w:rFonts w:ascii="Arial" w:hAnsi="Arial" w:cs="Arial"/>
+        </w:rPr>
+        <w:t>ż</w:t>
+      </w:r>
+      <w:r>
+        <w:rPr>
+          <w:rFonts w:ascii="Arial" w:hAnsi="Arial" w:cs="Arial"/>
+        </w:rPr>
+        <w:t>y przede wszystkim od charakteru zapyta</w:t>
+      </w:r>
+      <w:r>
+        <w:rPr>
+          <w:rFonts w:ascii="Arial" w:hAnsi="Arial" w:cs="Arial"/>
+        </w:rPr>
+        <w:t>ń</w:t>
+      </w:r>
+      <w:r>
+        <w:rPr>
+          <w:rFonts w:ascii="Arial" w:hAnsi="Arial" w:cs="Arial"/>
+        </w:rPr>
+        <w:t>, a nie wy</w:t>
+      </w:r>
+      <w:r>
+        <w:rPr>
+          <w:rFonts w:ascii="Arial" w:hAnsi="Arial" w:cs="Arial"/>
+        </w:rPr>
+        <w:t>łą</w:t>
+      </w:r>
+      <w:r>
+        <w:rPr>
+          <w:rFonts w:ascii="Arial" w:hAnsi="Arial" w:cs="Arial"/>
+        </w:rPr>
+        <w:t>cznie od klasy zastosowanego silnika. Najwi</w:t>
+      </w:r>
+      <w:r>
+        <w:rPr>
+          <w:rFonts w:ascii="Arial" w:hAnsi="Arial" w:cs="Arial"/>
+        </w:rPr>
+        <w:t>ę</w:t>
+      </w:r>
+      <w:r>
+        <w:rPr>
+          <w:rFonts w:ascii="Arial" w:hAnsi="Arial" w:cs="Arial"/>
+        </w:rPr>
+        <w:t>ksze r</w:t>
+      </w:r>
+      <w:r>
+        <w:rPr>
+          <w:rFonts w:ascii="Arial" w:hAnsi="Arial" w:cs="Arial"/>
+        </w:rPr>
+        <w:t>óż</w:t>
+      </w:r>
+      <w:r>
+        <w:rPr>
+          <w:rFonts w:ascii="Arial" w:hAnsi="Arial" w:cs="Arial"/>
+        </w:rPr>
+        <w:t>nice mi</w:t>
+      </w:r>
+      <w:r>
+        <w:rPr>
+          <w:rFonts w:ascii="Arial" w:hAnsi="Arial" w:cs="Arial"/>
+        </w:rPr>
+        <w:t>ę</w:t>
+      </w:r>
+      <w:r>
+        <w:rPr>
+          <w:rFonts w:ascii="Arial" w:hAnsi="Arial" w:cs="Arial"/>
+        </w:rPr>
+        <w:t>dzy technologiami ujawni</w:t>
+      </w:r>
+      <w:r>
+        <w:rPr>
+          <w:rFonts w:ascii="Arial" w:hAnsi="Arial" w:cs="Arial"/>
+        </w:rPr>
+        <w:t>ł</w:t>
+      </w:r>
+      <w:r>
+        <w:rPr>
+          <w:rFonts w:ascii="Arial" w:hAnsi="Arial" w:cs="Arial"/>
+        </w:rPr>
+        <w:t>y si</w:t>
+      </w:r>
+      <w:r>
+        <w:rPr>
+          <w:rFonts w:ascii="Arial" w:hAnsi="Arial" w:cs="Arial"/>
+        </w:rPr>
+        <w:t>ę</w:t>
+      </w:r>
+      <w:r>
+        <w:rPr>
+          <w:rFonts w:ascii="Arial" w:hAnsi="Arial" w:cs="Arial"/>
+        </w:rPr>
+        <w:t xml:space="preserve"> w </w:t>
+      </w:r>
+      <w:r>
+        <w:rPr>
+          <w:rFonts w:ascii="Arial" w:hAnsi="Arial" w:cs="Arial"/>
+        </w:rPr>
+        <w:t>scenariuszach czytania danych</w:t>
+      </w:r>
+      <w:r>
+        <w:rPr>
+          <w:rFonts w:ascii="Arial" w:hAnsi="Arial" w:cs="Arial"/>
+        </w:rPr>
+        <w:t>, szczeg</w:t>
+      </w:r>
+      <w:r>
+        <w:rPr>
+          <w:rFonts w:ascii="Arial" w:hAnsi="Arial" w:cs="Arial"/>
+        </w:rPr>
+        <w:t>ó</w:t>
+      </w:r>
+      <w:r>
+        <w:rPr>
+          <w:rFonts w:ascii="Arial" w:hAnsi="Arial" w:cs="Arial"/>
+        </w:rPr>
+        <w:t>lnie tych obejmuj</w:t>
+      </w:r>
+      <w:r>
+        <w:rPr>
+          <w:rFonts w:ascii="Arial" w:hAnsi="Arial" w:cs="Arial"/>
+        </w:rPr>
+        <w:t>ą</w:t>
+      </w:r>
+      <w:r>
+        <w:rPr>
+          <w:rFonts w:ascii="Arial" w:hAnsi="Arial" w:cs="Arial"/>
+        </w:rPr>
+        <w:t>cych operacje z</w:t>
+      </w:r>
+      <w:r>
+        <w:rPr>
+          <w:rFonts w:ascii="Arial" w:hAnsi="Arial" w:cs="Arial"/>
+        </w:rPr>
+        <w:t>ł</w:t>
+      </w:r>
+      <w:r>
+        <w:rPr>
+          <w:rFonts w:ascii="Arial" w:hAnsi="Arial" w:cs="Arial"/>
+        </w:rPr>
+        <w:t>o</w:t>
+      </w:r>
+      <w:r>
+        <w:rPr>
+          <w:rFonts w:ascii="Arial" w:hAnsi="Arial" w:cs="Arial"/>
+        </w:rPr>
+        <w:t>ż</w:t>
+      </w:r>
+      <w:r>
+        <w:rPr>
+          <w:rFonts w:ascii="Arial" w:hAnsi="Arial" w:cs="Arial"/>
+        </w:rPr>
+        <w:t>one, agregacje i wieloetapowe przej</w:t>
+      </w:r>
+      <w:r>
+        <w:rPr>
+          <w:rFonts w:ascii="Arial" w:hAnsi="Arial" w:cs="Arial"/>
+        </w:rPr>
+        <w:t>ś</w:t>
+      </w:r>
+      <w:r>
+        <w:rPr>
+          <w:rFonts w:ascii="Arial" w:hAnsi="Arial" w:cs="Arial"/>
+        </w:rPr>
+        <w:t>cia po relacjach.</w:t>
+      </w:r>
+    </w:p>
+    <w:p>
+      <w:pPr>
+        <w:pStyle w:val="Akapitzlist"/>
+        <w:jc w:val="both"/>
+        <w:rPr>
+          <w:rFonts w:ascii="Arial" w:hAnsi="Arial" w:cs="Arial"/>
+        </w:rPr>
+      </w:pPr>
+    </w:p>
+    <w:p>
+      <w:pPr>
+        <w:pStyle w:val="Akapitzlist"/>
+        <w:jc w:val="both"/>
+        <w:rPr>
+          <w:rFonts w:ascii="Arial" w:hAnsi="Arial" w:cs="Arial"/>
+        </w:rPr>
+      </w:pPr>
+      <w:r>
+        <w:rPr>
+          <w:rFonts w:ascii="Arial" w:hAnsi="Arial" w:cs="Arial"/>
+        </w:rPr>
+        <w:t xml:space="preserve">W analizie </w:t>
+      </w:r>
+      <w:r>
+        <w:rPr>
+          <w:rFonts w:ascii="Arial" w:hAnsi="Arial" w:cs="Arial"/>
+        </w:rPr>
+        <w:t>ś</w:t>
+      </w:r>
+      <w:r>
+        <w:rPr>
+          <w:rFonts w:ascii="Arial" w:hAnsi="Arial" w:cs="Arial"/>
+        </w:rPr>
+        <w:t>rednich czas</w:t>
+      </w:r>
+      <w:r>
+        <w:rPr>
+          <w:rFonts w:ascii="Arial" w:hAnsi="Arial" w:cs="Arial"/>
+        </w:rPr>
+        <w:t>ó</w:t>
+      </w:r>
+      <w:r>
+        <w:rPr>
+          <w:rFonts w:ascii="Arial" w:hAnsi="Arial" w:cs="Arial"/>
+        </w:rPr>
+        <w:t>w wykonania najwi</w:t>
+      </w:r>
+      <w:r>
+        <w:rPr>
+          <w:rFonts w:ascii="Arial" w:hAnsi="Arial" w:cs="Arial"/>
+        </w:rPr>
+        <w:t>ę</w:t>
+      </w:r>
+      <w:r>
+        <w:rPr>
+          <w:rFonts w:ascii="Arial" w:hAnsi="Arial" w:cs="Arial"/>
+        </w:rPr>
+        <w:t>kszym obci</w:t>
+      </w:r>
+      <w:r>
+        <w:rPr>
+          <w:rFonts w:ascii="Arial" w:hAnsi="Arial" w:cs="Arial"/>
+        </w:rPr>
+        <w:t>ąż</w:t>
+      </w:r>
+      <w:r>
+        <w:rPr>
+          <w:rFonts w:ascii="Arial" w:hAnsi="Arial" w:cs="Arial"/>
+        </w:rPr>
+        <w:t>eniem okaza</w:t>
+      </w:r>
+      <w:r>
+        <w:rPr>
+          <w:rFonts w:ascii="Arial" w:hAnsi="Arial" w:cs="Arial"/>
+        </w:rPr>
+        <w:t>ł</w:t>
+      </w:r>
+      <w:r>
+        <w:rPr>
+          <w:rFonts w:ascii="Arial" w:hAnsi="Arial" w:cs="Arial"/>
+        </w:rPr>
+        <w:t>y si</w:t>
+      </w:r>
+      <w:r>
+        <w:rPr>
+          <w:rFonts w:ascii="Arial" w:hAnsi="Arial" w:cs="Arial"/>
+        </w:rPr>
+        <w:t>ę</w:t>
+      </w:r>
+      <w:r>
+        <w:rPr>
+          <w:rFonts w:ascii="Arial" w:hAnsi="Arial" w:cs="Arial"/>
+        </w:rPr>
+        <w:t xml:space="preserve"> operacje READ, podczas gdy CREATE, UPDATE i DELETE by</w:t>
+      </w:r>
+      <w:r>
+        <w:rPr>
+          <w:rFonts w:ascii="Arial" w:hAnsi="Arial" w:cs="Arial"/>
+        </w:rPr>
+        <w:t>ł</w:t>
+      </w:r>
+      <w:r>
+        <w:rPr>
+          <w:rFonts w:ascii="Arial" w:hAnsi="Arial" w:cs="Arial"/>
+        </w:rPr>
+        <w:t xml:space="preserve">y zwykle mniej kosztowne. Oznacza to, </w:t>
+      </w:r>
+      <w:r>
+        <w:rPr>
+          <w:rFonts w:ascii="Arial" w:hAnsi="Arial" w:cs="Arial"/>
+        </w:rPr>
+        <w:t>ż</w:t>
+      </w:r>
+      <w:r>
+        <w:rPr>
+          <w:rFonts w:ascii="Arial" w:hAnsi="Arial" w:cs="Arial"/>
+        </w:rPr>
+        <w:t>e w praktyce produkcyjnej kluczowym obszarem optymalizacji powinny by</w:t>
+      </w:r>
+      <w:r>
+        <w:rPr>
+          <w:rFonts w:ascii="Arial" w:hAnsi="Arial" w:cs="Arial"/>
+        </w:rPr>
+        <w:t>ć</w:t>
+      </w:r>
+      <w:r>
+        <w:rPr>
+          <w:rFonts w:ascii="Arial" w:hAnsi="Arial" w:cs="Arial"/>
+        </w:rPr>
+        <w:t xml:space="preserve"> zapytania odczytowe, a nie same operacje zapisu.</w:t>
+      </w:r>
+    </w:p>
+    <w:p>
+      <w:pPr>
+        <w:pStyle w:val="Akapitzlist"/>
+        <w:jc w:val="both"/>
+        <w:rPr>
+          <w:rFonts w:ascii="Arial" w:hAnsi="Arial" w:cs="Arial"/>
+        </w:rPr>
+      </w:pPr>
+    </w:p>
+    <w:p>
+      <w:pPr>
+        <w:pStyle w:val="Akapitzlist"/>
+        <w:jc w:val="both"/>
+        <w:rPr>
+          <w:rFonts w:ascii="Arial" w:hAnsi="Arial" w:cs="Arial"/>
+        </w:rPr>
+      </w:pPr>
+      <w:r>
+        <w:rPr>
+          <w:rFonts w:ascii="Arial" w:hAnsi="Arial" w:cs="Arial"/>
+        </w:rPr>
+        <w:t>Analiza wp</w:t>
+      </w:r>
+      <w:r>
+        <w:rPr>
+          <w:rFonts w:ascii="Arial" w:hAnsi="Arial" w:cs="Arial"/>
+        </w:rPr>
+        <w:t>ł</w:t>
+      </w:r>
+      <w:r>
+        <w:rPr>
+          <w:rFonts w:ascii="Arial" w:hAnsi="Arial" w:cs="Arial"/>
+        </w:rPr>
+        <w:t>ywu indeksowania wykaza</w:t>
+      </w:r>
+      <w:r>
+        <w:rPr>
+          <w:rFonts w:ascii="Arial" w:hAnsi="Arial" w:cs="Arial"/>
+        </w:rPr>
+        <w:t>ł</w:t>
+      </w:r>
+      <w:r>
+        <w:rPr>
+          <w:rFonts w:ascii="Arial" w:hAnsi="Arial" w:cs="Arial"/>
+        </w:rPr>
+        <w:t>a dodatni efekt dla wi</w:t>
+      </w:r>
+      <w:r>
+        <w:rPr>
+          <w:rFonts w:ascii="Arial" w:hAnsi="Arial" w:cs="Arial"/>
+        </w:rPr>
+        <w:t>ę</w:t>
+      </w:r>
+      <w:r>
+        <w:rPr>
+          <w:rFonts w:ascii="Arial" w:hAnsi="Arial" w:cs="Arial"/>
+        </w:rPr>
+        <w:t>kszo</w:t>
+      </w:r>
+      <w:r>
+        <w:rPr>
+          <w:rFonts w:ascii="Arial" w:hAnsi="Arial" w:cs="Arial"/>
+        </w:rPr>
+        <w:t>ś</w:t>
+      </w:r>
+      <w:r>
+        <w:rPr>
+          <w:rFonts w:ascii="Arial" w:hAnsi="Arial" w:cs="Arial"/>
+        </w:rPr>
+        <w:t>ci scenariuszy odczytowych i warunkowych. Jednocze</w:t>
+      </w:r>
+      <w:r>
+        <w:rPr>
+          <w:rFonts w:ascii="Arial" w:hAnsi="Arial" w:cs="Arial"/>
+        </w:rPr>
+        <w:t>ś</w:t>
+      </w:r>
+      <w:r>
+        <w:rPr>
+          <w:rFonts w:ascii="Arial" w:hAnsi="Arial" w:cs="Arial"/>
+        </w:rPr>
+        <w:t xml:space="preserve">nie zaobserwowano, </w:t>
+      </w:r>
+      <w:r>
+        <w:rPr>
+          <w:rFonts w:ascii="Arial" w:hAnsi="Arial" w:cs="Arial"/>
+        </w:rPr>
+        <w:t>ż</w:t>
+      </w:r>
+      <w:r>
+        <w:rPr>
+          <w:rFonts w:ascii="Arial" w:hAnsi="Arial" w:cs="Arial"/>
+        </w:rPr>
+        <w:t>e indeksy mog</w:t>
+      </w:r>
+      <w:r>
+        <w:rPr>
+          <w:rFonts w:ascii="Arial" w:hAnsi="Arial" w:cs="Arial"/>
+        </w:rPr>
+        <w:t>ą</w:t>
+      </w:r>
+      <w:r>
+        <w:rPr>
+          <w:rFonts w:ascii="Arial" w:hAnsi="Arial" w:cs="Arial"/>
+        </w:rPr>
+        <w:t xml:space="preserve"> pogarsza</w:t>
+      </w:r>
+      <w:r>
+        <w:rPr>
+          <w:rFonts w:ascii="Arial" w:hAnsi="Arial" w:cs="Arial"/>
+        </w:rPr>
+        <w:t>ć</w:t>
+      </w:r>
+      <w:r>
+        <w:rPr>
+          <w:rFonts w:ascii="Arial" w:hAnsi="Arial" w:cs="Arial"/>
+        </w:rPr>
+        <w:t xml:space="preserve"> cz</w:t>
+      </w:r>
+      <w:r>
+        <w:rPr>
+          <w:rFonts w:ascii="Arial" w:hAnsi="Arial" w:cs="Arial"/>
+        </w:rPr>
+        <w:t>ęść</w:t>
+      </w:r>
+      <w:r>
+        <w:rPr>
+          <w:rFonts w:ascii="Arial" w:hAnsi="Arial" w:cs="Arial"/>
+        </w:rPr>
+        <w:t xml:space="preserve"> operacji zapisu, zw</w:t>
+      </w:r>
+      <w:r>
+        <w:rPr>
+          <w:rFonts w:ascii="Arial" w:hAnsi="Arial" w:cs="Arial"/>
+        </w:rPr>
+        <w:t>ł</w:t>
+      </w:r>
+      <w:r>
+        <w:rPr>
+          <w:rFonts w:ascii="Arial" w:hAnsi="Arial" w:cs="Arial"/>
+        </w:rPr>
+        <w:t xml:space="preserve">aszcza CREATE, co jest </w:t>
+      </w:r>
+      <w:r>
+        <w:rPr>
+          <w:rFonts w:ascii="Arial" w:hAnsi="Arial" w:cs="Arial"/>
+        </w:rPr>
+        <w:lastRenderedPageBreak/>
+        <w:t>zgodne z teori</w:t>
+      </w:r>
+      <w:r>
+        <w:rPr>
+          <w:rFonts w:ascii="Arial" w:hAnsi="Arial" w:cs="Arial"/>
+        </w:rPr>
+        <w:t>ą</w:t>
+      </w:r>
+      <w:r>
+        <w:rPr>
+          <w:rFonts w:ascii="Arial" w:hAnsi="Arial" w:cs="Arial"/>
+        </w:rPr>
+        <w:t xml:space="preserve"> utrzymania struktur indeksowych. Wniosek praktyczny jest taki, </w:t>
+      </w:r>
+      <w:r>
+        <w:rPr>
+          <w:rFonts w:ascii="Arial" w:hAnsi="Arial" w:cs="Arial"/>
+        </w:rPr>
+        <w:t>ż</w:t>
+      </w:r>
+      <w:r>
+        <w:rPr>
+          <w:rFonts w:ascii="Arial" w:hAnsi="Arial" w:cs="Arial"/>
+        </w:rPr>
+        <w:t>e strategia indeksowania musi wynika</w:t>
+      </w:r>
+      <w:r>
+        <w:rPr>
+          <w:rFonts w:ascii="Arial" w:hAnsi="Arial" w:cs="Arial"/>
+        </w:rPr>
+        <w:t>ć</w:t>
+      </w:r>
+      <w:r>
+        <w:rPr>
+          <w:rFonts w:ascii="Arial" w:hAnsi="Arial" w:cs="Arial"/>
+        </w:rPr>
+        <w:t xml:space="preserve"> z realnego profilu obci</w:t>
+      </w:r>
+      <w:r>
+        <w:rPr>
+          <w:rFonts w:ascii="Arial" w:hAnsi="Arial" w:cs="Arial"/>
+        </w:rPr>
+        <w:t>ąż</w:t>
+      </w:r>
+      <w:r>
+        <w:rPr>
+          <w:rFonts w:ascii="Arial" w:hAnsi="Arial" w:cs="Arial"/>
+        </w:rPr>
+        <w:t>enia.</w:t>
+      </w:r>
+    </w:p>
+    <w:p>
+      <w:pPr>
+        <w:pStyle w:val="Akapitzlist"/>
+        <w:jc w:val="both"/>
+        <w:rPr>
+          <w:rFonts w:ascii="Arial" w:hAnsi="Arial" w:cs="Arial"/>
+        </w:rPr>
+      </w:pPr>
+    </w:p>
+    <w:p>
+      <w:pPr>
+        <w:pStyle w:val="Akapitzlist"/>
+        <w:jc w:val="both"/>
+        <w:rPr>
+          <w:rFonts w:ascii="Arial" w:hAnsi="Arial" w:cs="Arial"/>
+        </w:rPr>
+      </w:pPr>
+      <w:r>
+        <w:rPr>
+          <w:rFonts w:ascii="Arial" w:hAnsi="Arial" w:cs="Arial"/>
+        </w:rPr>
+        <w:t>Wyniki skalowalno</w:t>
+      </w:r>
+      <w:r>
+        <w:rPr>
+          <w:rFonts w:ascii="Arial" w:hAnsi="Arial" w:cs="Arial"/>
+        </w:rPr>
+        <w:t>ś</w:t>
+      </w:r>
+      <w:r>
+        <w:rPr>
+          <w:rFonts w:ascii="Arial" w:hAnsi="Arial" w:cs="Arial"/>
+        </w:rPr>
+        <w:t>ci pokaza</w:t>
+      </w:r>
+      <w:r>
+        <w:rPr>
+          <w:rFonts w:ascii="Arial" w:hAnsi="Arial" w:cs="Arial"/>
+        </w:rPr>
+        <w:t>ł</w:t>
+      </w:r>
+      <w:r>
+        <w:rPr>
+          <w:rFonts w:ascii="Arial" w:hAnsi="Arial" w:cs="Arial"/>
+        </w:rPr>
+        <w:t xml:space="preserve">y, </w:t>
+      </w:r>
+      <w:r>
+        <w:rPr>
+          <w:rFonts w:ascii="Arial" w:hAnsi="Arial" w:cs="Arial"/>
+        </w:rPr>
+        <w:t>ż</w:t>
+      </w:r>
+      <w:r>
+        <w:rPr>
+          <w:rFonts w:ascii="Arial" w:hAnsi="Arial" w:cs="Arial"/>
+        </w:rPr>
+        <w:t>e wraz ze wzrostem wolumenu danych ro</w:t>
+      </w:r>
+      <w:r>
+        <w:rPr>
+          <w:rFonts w:ascii="Arial" w:hAnsi="Arial" w:cs="Arial"/>
+        </w:rPr>
+        <w:t>ś</w:t>
+      </w:r>
+      <w:r>
+        <w:rPr>
+          <w:rFonts w:ascii="Arial" w:hAnsi="Arial" w:cs="Arial"/>
+        </w:rPr>
+        <w:t xml:space="preserve">nie nie tylko </w:t>
+      </w:r>
+      <w:r>
+        <w:rPr>
+          <w:rFonts w:ascii="Arial" w:hAnsi="Arial" w:cs="Arial"/>
+        </w:rPr>
+        <w:t>ś</w:t>
+      </w:r>
+      <w:r>
+        <w:rPr>
+          <w:rFonts w:ascii="Arial" w:hAnsi="Arial" w:cs="Arial"/>
+        </w:rPr>
+        <w:t>redni czas odpowiedzi, ale tak</w:t>
+      </w:r>
+      <w:r>
+        <w:rPr>
+          <w:rFonts w:ascii="Arial" w:hAnsi="Arial" w:cs="Arial"/>
+        </w:rPr>
+        <w:t>ż</w:t>
+      </w:r>
+      <w:r>
+        <w:rPr>
+          <w:rFonts w:ascii="Arial" w:hAnsi="Arial" w:cs="Arial"/>
+        </w:rPr>
+        <w:t>e ryzyko wyst</w:t>
+      </w:r>
+      <w:r>
+        <w:rPr>
+          <w:rFonts w:ascii="Arial" w:hAnsi="Arial" w:cs="Arial"/>
+        </w:rPr>
+        <w:t>ę</w:t>
+      </w:r>
+      <w:r>
+        <w:rPr>
+          <w:rFonts w:ascii="Arial" w:hAnsi="Arial" w:cs="Arial"/>
+        </w:rPr>
+        <w:t>powania op</w:t>
+      </w:r>
+      <w:r>
+        <w:rPr>
+          <w:rFonts w:ascii="Arial" w:hAnsi="Arial" w:cs="Arial"/>
+        </w:rPr>
+        <w:t>óź</w:t>
+      </w:r>
+      <w:r>
+        <w:rPr>
+          <w:rFonts w:ascii="Arial" w:hAnsi="Arial" w:cs="Arial"/>
+        </w:rPr>
+        <w:t>nie</w:t>
+      </w:r>
+      <w:r>
+        <w:rPr>
+          <w:rFonts w:ascii="Arial" w:hAnsi="Arial" w:cs="Arial"/>
+        </w:rPr>
+        <w:t>ń</w:t>
+      </w:r>
+      <w:r>
+        <w:rPr>
+          <w:rFonts w:ascii="Arial" w:hAnsi="Arial" w:cs="Arial"/>
+        </w:rPr>
+        <w:t xml:space="preserve"> skrajnych. Najbardziej wra</w:t>
+      </w:r>
+      <w:r>
+        <w:rPr>
+          <w:rFonts w:ascii="Arial" w:hAnsi="Arial" w:cs="Arial"/>
+        </w:rPr>
+        <w:t>ż</w:t>
+      </w:r>
+      <w:r>
+        <w:rPr>
+          <w:rFonts w:ascii="Arial" w:hAnsi="Arial" w:cs="Arial"/>
+        </w:rPr>
+        <w:t>liwe na wzrost danych by</w:t>
+      </w:r>
+      <w:r>
+        <w:rPr>
+          <w:rFonts w:ascii="Arial" w:hAnsi="Arial" w:cs="Arial"/>
+        </w:rPr>
+        <w:t>ł</w:t>
+      </w:r>
+      <w:r>
+        <w:rPr>
+          <w:rFonts w:ascii="Arial" w:hAnsi="Arial" w:cs="Arial"/>
+        </w:rPr>
+        <w:t>y scenariusze relacyjne o du</w:t>
+      </w:r>
+      <w:r>
+        <w:rPr>
+          <w:rFonts w:ascii="Arial" w:hAnsi="Arial" w:cs="Arial"/>
+        </w:rPr>
+        <w:t>ż</w:t>
+      </w:r>
+      <w:r>
+        <w:rPr>
+          <w:rFonts w:ascii="Arial" w:hAnsi="Arial" w:cs="Arial"/>
+        </w:rPr>
+        <w:t>ej z</w:t>
+      </w:r>
+      <w:r>
+        <w:rPr>
+          <w:rFonts w:ascii="Arial" w:hAnsi="Arial" w:cs="Arial"/>
+        </w:rPr>
+        <w:t>ł</w:t>
+      </w:r>
+      <w:r>
+        <w:rPr>
+          <w:rFonts w:ascii="Arial" w:hAnsi="Arial" w:cs="Arial"/>
+        </w:rPr>
+        <w:t>o</w:t>
+      </w:r>
+      <w:r>
+        <w:rPr>
+          <w:rFonts w:ascii="Arial" w:hAnsi="Arial" w:cs="Arial"/>
+        </w:rPr>
+        <w:t>ż</w:t>
+      </w:r>
+      <w:r>
+        <w:rPr>
+          <w:rFonts w:ascii="Arial" w:hAnsi="Arial" w:cs="Arial"/>
+        </w:rPr>
+        <w:t>ono</w:t>
+      </w:r>
+      <w:r>
+        <w:rPr>
+          <w:rFonts w:ascii="Arial" w:hAnsi="Arial" w:cs="Arial"/>
+        </w:rPr>
+        <w:t>ś</w:t>
+      </w:r>
+      <w:r>
+        <w:rPr>
+          <w:rFonts w:ascii="Arial" w:hAnsi="Arial" w:cs="Arial"/>
+        </w:rPr>
+        <w:t>ci. Jednocze</w:t>
+      </w:r>
+      <w:r>
+        <w:rPr>
+          <w:rFonts w:ascii="Arial" w:hAnsi="Arial" w:cs="Arial"/>
+        </w:rPr>
+        <w:t>ś</w:t>
+      </w:r>
+      <w:r>
+        <w:rPr>
+          <w:rFonts w:ascii="Arial" w:hAnsi="Arial" w:cs="Arial"/>
+        </w:rPr>
+        <w:t>nie nale</w:t>
+      </w:r>
+      <w:r>
+        <w:rPr>
+          <w:rFonts w:ascii="Arial" w:hAnsi="Arial" w:cs="Arial"/>
+        </w:rPr>
+        <w:t>ż</w:t>
+      </w:r>
+      <w:r>
+        <w:rPr>
+          <w:rFonts w:ascii="Arial" w:hAnsi="Arial" w:cs="Arial"/>
+        </w:rPr>
+        <w:t>y podkre</w:t>
+      </w:r>
+      <w:r>
+        <w:rPr>
+          <w:rFonts w:ascii="Arial" w:hAnsi="Arial" w:cs="Arial"/>
+        </w:rPr>
+        <w:t>ś</w:t>
+      </w:r>
+      <w:r>
+        <w:rPr>
+          <w:rFonts w:ascii="Arial" w:hAnsi="Arial" w:cs="Arial"/>
+        </w:rPr>
+        <w:t>li</w:t>
+      </w:r>
+      <w:r>
+        <w:rPr>
+          <w:rFonts w:ascii="Arial" w:hAnsi="Arial" w:cs="Arial"/>
+        </w:rPr>
+        <w:t>ć</w:t>
+      </w:r>
+      <w:r>
+        <w:rPr>
+          <w:rFonts w:ascii="Arial" w:hAnsi="Arial" w:cs="Arial"/>
+        </w:rPr>
+        <w:t xml:space="preserve">, </w:t>
+      </w:r>
+      <w:r>
+        <w:rPr>
+          <w:rFonts w:ascii="Arial" w:hAnsi="Arial" w:cs="Arial"/>
+        </w:rPr>
+        <w:t>ż</w:t>
+      </w:r>
+      <w:r>
+        <w:rPr>
+          <w:rFonts w:ascii="Arial" w:hAnsi="Arial" w:cs="Arial"/>
+        </w:rPr>
+        <w:t>e wyniki Neo4j by</w:t>
+      </w:r>
+      <w:r>
+        <w:rPr>
+          <w:rFonts w:ascii="Arial" w:hAnsi="Arial" w:cs="Arial"/>
+        </w:rPr>
+        <w:t>ł</w:t>
+      </w:r>
+      <w:r>
+        <w:rPr>
+          <w:rFonts w:ascii="Arial" w:hAnsi="Arial" w:cs="Arial"/>
+        </w:rPr>
+        <w:t>y liczone dla praktycznych wolumen</w:t>
+      </w:r>
+      <w:r>
+        <w:rPr>
+          <w:rFonts w:ascii="Arial" w:hAnsi="Arial" w:cs="Arial"/>
+        </w:rPr>
+        <w:t>ó</w:t>
+      </w:r>
+      <w:r>
+        <w:rPr>
+          <w:rFonts w:ascii="Arial" w:hAnsi="Arial" w:cs="Arial"/>
+        </w:rPr>
+        <w:t>w 1k/5k/15k, co ogranicza bezpo</w:t>
+      </w:r>
+      <w:r>
+        <w:rPr>
+          <w:rFonts w:ascii="Arial" w:hAnsi="Arial" w:cs="Arial"/>
+        </w:rPr>
+        <w:t>ś</w:t>
+      </w:r>
+      <w:r>
+        <w:rPr>
+          <w:rFonts w:ascii="Arial" w:hAnsi="Arial" w:cs="Arial"/>
+        </w:rPr>
+        <w:t>redni</w:t>
+      </w:r>
+      <w:r>
+        <w:rPr>
+          <w:rFonts w:ascii="Arial" w:hAnsi="Arial" w:cs="Arial"/>
+        </w:rPr>
+        <w:t>o</w:t>
+      </w:r>
+      <w:r>
+        <w:rPr>
+          <w:rFonts w:ascii="Arial" w:hAnsi="Arial" w:cs="Arial"/>
+        </w:rPr>
+        <w:t xml:space="preserve"> por</w:t>
+      </w:r>
+      <w:r>
+        <w:rPr>
+          <w:rFonts w:ascii="Arial" w:hAnsi="Arial" w:cs="Arial"/>
+        </w:rPr>
+        <w:t>ó</w:t>
+      </w:r>
+      <w:r>
+        <w:rPr>
+          <w:rFonts w:ascii="Arial" w:hAnsi="Arial" w:cs="Arial"/>
+        </w:rPr>
+        <w:t>wnywalno</w:t>
+      </w:r>
+      <w:r>
+        <w:rPr>
+          <w:rFonts w:ascii="Arial" w:hAnsi="Arial" w:cs="Arial"/>
+        </w:rPr>
+        <w:t>ść</w:t>
+      </w:r>
+      <w:r>
+        <w:rPr>
+          <w:rFonts w:ascii="Arial" w:hAnsi="Arial" w:cs="Arial"/>
+        </w:rPr>
+        <w:t xml:space="preserve"> z pozosta</w:t>
+      </w:r>
+      <w:r>
+        <w:rPr>
+          <w:rFonts w:ascii="Arial" w:hAnsi="Arial" w:cs="Arial"/>
+        </w:rPr>
+        <w:t>ł</w:t>
+      </w:r>
+      <w:r>
+        <w:rPr>
+          <w:rFonts w:ascii="Arial" w:hAnsi="Arial" w:cs="Arial"/>
+        </w:rPr>
+        <w:t>ymi silnikami.</w:t>
+      </w:r>
+    </w:p>
+    <w:p>
+      <w:pPr>
+        <w:pStyle w:val="Akapitzlist"/>
+        <w:jc w:val="both"/>
+        <w:rPr>
+          <w:rFonts w:ascii="Arial" w:hAnsi="Arial" w:cs="Arial"/>
+        </w:rPr>
+      </w:pPr>
+    </w:p>
+    <w:p>
+      <w:pPr>
+        <w:pStyle w:val="Akapitzlist"/>
+        <w:jc w:val="both"/>
+        <w:rPr>
+          <w:rFonts w:ascii="Arial" w:hAnsi="Arial" w:cs="Arial"/>
+        </w:rPr>
+      </w:pPr>
+      <w:r>
+        <w:rPr>
+          <w:rFonts w:ascii="Arial" w:hAnsi="Arial" w:cs="Arial"/>
+        </w:rPr>
+        <w:t>Analiza stabilno</w:t>
+      </w:r>
+      <w:r>
+        <w:rPr>
+          <w:rFonts w:ascii="Arial" w:hAnsi="Arial" w:cs="Arial"/>
+        </w:rPr>
+        <w:t>ś</w:t>
+      </w:r>
+      <w:r>
+        <w:rPr>
+          <w:rFonts w:ascii="Arial" w:hAnsi="Arial" w:cs="Arial"/>
+        </w:rPr>
+        <w:t xml:space="preserve">ci CV oraz </w:t>
+      </w:r>
+      <w:proofErr w:type="spellStart"/>
+      <w:r>
+        <w:rPr>
+          <w:rFonts w:ascii="Arial" w:hAnsi="Arial" w:cs="Arial"/>
+        </w:rPr>
+        <w:t>percentyli</w:t>
+      </w:r>
+      <w:proofErr w:type="spellEnd"/>
+      <w:r>
+        <w:rPr>
+          <w:rFonts w:ascii="Arial" w:hAnsi="Arial" w:cs="Arial"/>
+        </w:rPr>
+        <w:t xml:space="preserve"> latencji potwierdzi</w:t>
+      </w:r>
+      <w:r>
+        <w:rPr>
+          <w:rFonts w:ascii="Arial" w:hAnsi="Arial" w:cs="Arial"/>
+        </w:rPr>
+        <w:t>ł</w:t>
+      </w:r>
+      <w:r>
+        <w:rPr>
+          <w:rFonts w:ascii="Arial" w:hAnsi="Arial" w:cs="Arial"/>
+        </w:rPr>
+        <w:t xml:space="preserve">a, </w:t>
+      </w:r>
+      <w:r>
+        <w:rPr>
+          <w:rFonts w:ascii="Arial" w:hAnsi="Arial" w:cs="Arial"/>
+        </w:rPr>
+        <w:t>ż</w:t>
+      </w:r>
+      <w:r>
+        <w:rPr>
+          <w:rFonts w:ascii="Arial" w:hAnsi="Arial" w:cs="Arial"/>
+        </w:rPr>
+        <w:t>e ocena wydajno</w:t>
+      </w:r>
+      <w:r>
+        <w:rPr>
+          <w:rFonts w:ascii="Arial" w:hAnsi="Arial" w:cs="Arial"/>
+        </w:rPr>
+        <w:t>ś</w:t>
+      </w:r>
+      <w:r>
+        <w:rPr>
+          <w:rFonts w:ascii="Arial" w:hAnsi="Arial" w:cs="Arial"/>
+        </w:rPr>
+        <w:t>ci oparta wy</w:t>
+      </w:r>
+      <w:r>
+        <w:rPr>
+          <w:rFonts w:ascii="Arial" w:hAnsi="Arial" w:cs="Arial"/>
+        </w:rPr>
+        <w:t>łą</w:t>
+      </w:r>
+      <w:r>
+        <w:rPr>
+          <w:rFonts w:ascii="Arial" w:hAnsi="Arial" w:cs="Arial"/>
+        </w:rPr>
+        <w:t xml:space="preserve">cznie na </w:t>
+      </w:r>
+      <w:r>
+        <w:rPr>
+          <w:rFonts w:ascii="Arial" w:hAnsi="Arial" w:cs="Arial"/>
+        </w:rPr>
+        <w:t>ś</w:t>
+      </w:r>
+      <w:r>
+        <w:rPr>
+          <w:rFonts w:ascii="Arial" w:hAnsi="Arial" w:cs="Arial"/>
+        </w:rPr>
+        <w:t>redniej jest niewystarczaj</w:t>
+      </w:r>
+      <w:r>
+        <w:rPr>
+          <w:rFonts w:ascii="Arial" w:hAnsi="Arial" w:cs="Arial"/>
+        </w:rPr>
+        <w:t>ą</w:t>
+      </w:r>
+      <w:r>
+        <w:rPr>
+          <w:rFonts w:ascii="Arial" w:hAnsi="Arial" w:cs="Arial"/>
+        </w:rPr>
+        <w:t>ca. W kilku przypadkach mediany pozostawa</w:t>
+      </w:r>
+      <w:r>
+        <w:rPr>
+          <w:rFonts w:ascii="Arial" w:hAnsi="Arial" w:cs="Arial"/>
+        </w:rPr>
+        <w:t>ł</w:t>
+      </w:r>
+      <w:r>
+        <w:rPr>
+          <w:rFonts w:ascii="Arial" w:hAnsi="Arial" w:cs="Arial"/>
+        </w:rPr>
+        <w:t>y akceptowalne, ale ogon rozk</w:t>
+      </w:r>
+      <w:r>
+        <w:rPr>
+          <w:rFonts w:ascii="Arial" w:hAnsi="Arial" w:cs="Arial"/>
+        </w:rPr>
+        <w:t>ł</w:t>
+      </w:r>
+      <w:r>
+        <w:rPr>
+          <w:rFonts w:ascii="Arial" w:hAnsi="Arial" w:cs="Arial"/>
+        </w:rPr>
+        <w:t>adu wskazywa</w:t>
+      </w:r>
+      <w:r>
+        <w:rPr>
+          <w:rFonts w:ascii="Arial" w:hAnsi="Arial" w:cs="Arial"/>
+        </w:rPr>
+        <w:t>ł</w:t>
+      </w:r>
+      <w:r>
+        <w:rPr>
+          <w:rFonts w:ascii="Arial" w:hAnsi="Arial" w:cs="Arial"/>
+        </w:rPr>
+        <w:t xml:space="preserve"> ryzyko bardzo wolnych odpowiedzi. Z perspektywy jako</w:t>
+      </w:r>
+      <w:r>
+        <w:rPr>
+          <w:rFonts w:ascii="Arial" w:hAnsi="Arial" w:cs="Arial"/>
+        </w:rPr>
+        <w:t>ś</w:t>
+      </w:r>
+      <w:r>
+        <w:rPr>
+          <w:rFonts w:ascii="Arial" w:hAnsi="Arial" w:cs="Arial"/>
+        </w:rPr>
+        <w:t>ci us</w:t>
+      </w:r>
+      <w:r>
+        <w:rPr>
+          <w:rFonts w:ascii="Arial" w:hAnsi="Arial" w:cs="Arial"/>
+        </w:rPr>
+        <w:t>ł</w:t>
+      </w:r>
+      <w:r>
+        <w:rPr>
+          <w:rFonts w:ascii="Arial" w:hAnsi="Arial" w:cs="Arial"/>
+        </w:rPr>
+        <w:t>ug i SLA to w</w:t>
+      </w:r>
+      <w:r>
+        <w:rPr>
+          <w:rFonts w:ascii="Arial" w:hAnsi="Arial" w:cs="Arial"/>
+        </w:rPr>
+        <w:t>ł</w:t>
+      </w:r>
+      <w:r>
+        <w:rPr>
+          <w:rFonts w:ascii="Arial" w:hAnsi="Arial" w:cs="Arial"/>
+        </w:rPr>
+        <w:t>a</w:t>
+      </w:r>
+      <w:r>
+        <w:rPr>
+          <w:rFonts w:ascii="Arial" w:hAnsi="Arial" w:cs="Arial"/>
+        </w:rPr>
+        <w:t>ś</w:t>
+      </w:r>
+      <w:r>
+        <w:rPr>
+          <w:rFonts w:ascii="Arial" w:hAnsi="Arial" w:cs="Arial"/>
+        </w:rPr>
+        <w:t>nie zachowanie ogona rozk</w:t>
+      </w:r>
+      <w:r>
+        <w:rPr>
+          <w:rFonts w:ascii="Arial" w:hAnsi="Arial" w:cs="Arial"/>
+        </w:rPr>
+        <w:t>ł</w:t>
+      </w:r>
+      <w:r>
+        <w:rPr>
+          <w:rFonts w:ascii="Arial" w:hAnsi="Arial" w:cs="Arial"/>
+        </w:rPr>
+        <w:t>adu ma kluczowe znaczenie.</w:t>
+      </w:r>
+    </w:p>
+    <w:p>
+      <w:pPr>
+        <w:pStyle w:val="Akapitzlist"/>
+        <w:jc w:val="both"/>
+        <w:rPr>
+          <w:rFonts w:ascii="Arial" w:hAnsi="Arial" w:cs="Arial"/>
+        </w:rPr>
+      </w:pPr>
+    </w:p>
+    <w:p>
+      <w:pPr>
+        <w:pStyle w:val="Akapitzlist"/>
+        <w:jc w:val="both"/>
+        <w:rPr>
+          <w:rFonts w:ascii="Arial" w:hAnsi="Arial" w:cs="Arial"/>
+        </w:rPr>
+      </w:pPr>
+      <w:r>
+        <w:rPr>
+          <w:rFonts w:ascii="Arial" w:hAnsi="Arial" w:cs="Arial"/>
+        </w:rPr>
+        <w:t>W przekrojowym uj</w:t>
+      </w:r>
+      <w:r>
+        <w:rPr>
+          <w:rFonts w:ascii="Arial" w:hAnsi="Arial" w:cs="Arial"/>
+        </w:rPr>
+        <w:t>ę</w:t>
+      </w:r>
+      <w:r>
+        <w:rPr>
+          <w:rFonts w:ascii="Arial" w:hAnsi="Arial" w:cs="Arial"/>
+        </w:rPr>
+        <w:t>ciu eksperyment wykaza</w:t>
+      </w:r>
+      <w:r>
+        <w:rPr>
+          <w:rFonts w:ascii="Arial" w:hAnsi="Arial" w:cs="Arial"/>
+        </w:rPr>
+        <w:t>ł</w:t>
+      </w:r>
+      <w:r>
+        <w:rPr>
+          <w:rFonts w:ascii="Arial" w:hAnsi="Arial" w:cs="Arial"/>
+        </w:rPr>
+        <w:t>,</w:t>
+      </w:r>
+      <w:r>
+        <w:rPr>
+          <w:rFonts w:ascii="Arial" w:hAnsi="Arial" w:cs="Arial"/>
+        </w:rPr>
+        <w:t xml:space="preserve"> ż</w:t>
+      </w:r>
+      <w:r>
+        <w:rPr>
+          <w:rFonts w:ascii="Arial" w:hAnsi="Arial" w:cs="Arial"/>
+        </w:rPr>
+        <w:t>e nie istnieje jedna najlepsza baza dla wszystkich przypadk</w:t>
+      </w:r>
+      <w:r>
+        <w:rPr>
+          <w:rFonts w:ascii="Arial" w:hAnsi="Arial" w:cs="Arial"/>
+        </w:rPr>
+        <w:t>ó</w:t>
+      </w:r>
+      <w:r>
+        <w:rPr>
+          <w:rFonts w:ascii="Arial" w:hAnsi="Arial" w:cs="Arial"/>
+        </w:rPr>
+        <w:t>w u</w:t>
+      </w:r>
+      <w:r>
+        <w:rPr>
+          <w:rFonts w:ascii="Arial" w:hAnsi="Arial" w:cs="Arial"/>
+        </w:rPr>
+        <w:t>ż</w:t>
+      </w:r>
+      <w:r>
+        <w:rPr>
+          <w:rFonts w:ascii="Arial" w:hAnsi="Arial" w:cs="Arial"/>
+        </w:rPr>
+        <w:t>ycia. Silniki relacyjne oferuj</w:t>
+      </w:r>
+      <w:r>
+        <w:rPr>
+          <w:rFonts w:ascii="Arial" w:hAnsi="Arial" w:cs="Arial"/>
+        </w:rPr>
+        <w:t>ą</w:t>
+      </w:r>
+      <w:r>
+        <w:rPr>
+          <w:rFonts w:ascii="Arial" w:hAnsi="Arial" w:cs="Arial"/>
+        </w:rPr>
+        <w:t xml:space="preserve"> wysok</w:t>
+      </w:r>
+      <w:r>
+        <w:rPr>
+          <w:rFonts w:ascii="Arial" w:hAnsi="Arial" w:cs="Arial"/>
+        </w:rPr>
+        <w:t>ą</w:t>
+      </w:r>
+      <w:r>
+        <w:rPr>
+          <w:rFonts w:ascii="Arial" w:hAnsi="Arial" w:cs="Arial"/>
+        </w:rPr>
+        <w:t xml:space="preserve"> dojrza</w:t>
+      </w:r>
+      <w:r>
+        <w:rPr>
+          <w:rFonts w:ascii="Arial" w:hAnsi="Arial" w:cs="Arial"/>
+        </w:rPr>
+        <w:t>ł</w:t>
+      </w:r>
+      <w:r>
+        <w:rPr>
+          <w:rFonts w:ascii="Arial" w:hAnsi="Arial" w:cs="Arial"/>
+        </w:rPr>
+        <w:t>o</w:t>
+      </w:r>
+      <w:r>
+        <w:rPr>
+          <w:rFonts w:ascii="Arial" w:hAnsi="Arial" w:cs="Arial"/>
+        </w:rPr>
+        <w:t>ść</w:t>
+      </w:r>
+      <w:r>
+        <w:rPr>
+          <w:rFonts w:ascii="Arial" w:hAnsi="Arial" w:cs="Arial"/>
+        </w:rPr>
+        <w:t xml:space="preserve"> transakcyjn</w:t>
+      </w:r>
+      <w:r>
+        <w:rPr>
+          <w:rFonts w:ascii="Arial" w:hAnsi="Arial" w:cs="Arial"/>
+        </w:rPr>
+        <w:t>ą</w:t>
+      </w:r>
+      <w:r>
+        <w:rPr>
+          <w:rFonts w:ascii="Arial" w:hAnsi="Arial" w:cs="Arial"/>
+        </w:rPr>
+        <w:t xml:space="preserve"> i sp</w:t>
+      </w:r>
+      <w:r>
+        <w:rPr>
+          <w:rFonts w:ascii="Arial" w:hAnsi="Arial" w:cs="Arial"/>
+        </w:rPr>
+        <w:t>ó</w:t>
+      </w:r>
+      <w:r>
+        <w:rPr>
+          <w:rFonts w:ascii="Arial" w:hAnsi="Arial" w:cs="Arial"/>
+        </w:rPr>
+        <w:t>jno</w:t>
+      </w:r>
+      <w:r>
+        <w:rPr>
+          <w:rFonts w:ascii="Arial" w:hAnsi="Arial" w:cs="Arial"/>
+        </w:rPr>
+        <w:t>ść</w:t>
+      </w:r>
+      <w:r>
+        <w:rPr>
+          <w:rFonts w:ascii="Arial" w:hAnsi="Arial" w:cs="Arial"/>
+        </w:rPr>
+        <w:t>, ale wymagaj</w:t>
+      </w:r>
+      <w:r>
+        <w:rPr>
+          <w:rFonts w:ascii="Arial" w:hAnsi="Arial" w:cs="Arial"/>
+        </w:rPr>
+        <w:t>ą</w:t>
+      </w:r>
+      <w:r>
+        <w:rPr>
+          <w:rFonts w:ascii="Arial" w:hAnsi="Arial" w:cs="Arial"/>
+        </w:rPr>
+        <w:t xml:space="preserve"> starannej optymalizacji z</w:t>
+      </w:r>
+      <w:r>
+        <w:rPr>
+          <w:rFonts w:ascii="Arial" w:hAnsi="Arial" w:cs="Arial"/>
+        </w:rPr>
+        <w:t>ł</w:t>
+      </w:r>
+      <w:r>
+        <w:rPr>
+          <w:rFonts w:ascii="Arial" w:hAnsi="Arial" w:cs="Arial"/>
+        </w:rPr>
+        <w:t>o</w:t>
+      </w:r>
+      <w:r>
+        <w:rPr>
+          <w:rFonts w:ascii="Arial" w:hAnsi="Arial" w:cs="Arial"/>
+        </w:rPr>
+        <w:t>ż</w:t>
+      </w:r>
+      <w:r>
+        <w:rPr>
+          <w:rFonts w:ascii="Arial" w:hAnsi="Arial" w:cs="Arial"/>
+        </w:rPr>
+        <w:t>onych odczyt</w:t>
+      </w:r>
+      <w:r>
+        <w:rPr>
+          <w:rFonts w:ascii="Arial" w:hAnsi="Arial" w:cs="Arial"/>
+        </w:rPr>
+        <w:t>ó</w:t>
+      </w:r>
+      <w:r>
+        <w:rPr>
+          <w:rFonts w:ascii="Arial" w:hAnsi="Arial" w:cs="Arial"/>
+        </w:rPr>
+        <w:t xml:space="preserve">w. </w:t>
+      </w:r>
+      <w:proofErr w:type="spellStart"/>
+      <w:r>
+        <w:rPr>
+          <w:rFonts w:ascii="Arial" w:hAnsi="Arial" w:cs="Arial"/>
+        </w:rPr>
+        <w:t>MongoDB</w:t>
+      </w:r>
+      <w:proofErr w:type="spellEnd"/>
+      <w:r>
+        <w:rPr>
+          <w:rFonts w:ascii="Arial" w:hAnsi="Arial" w:cs="Arial"/>
+        </w:rPr>
+        <w:t xml:space="preserve"> zapewnia elastyczno</w:t>
+      </w:r>
+      <w:r>
+        <w:rPr>
+          <w:rFonts w:ascii="Arial" w:hAnsi="Arial" w:cs="Arial"/>
+        </w:rPr>
+        <w:t xml:space="preserve">ść </w:t>
+      </w:r>
+      <w:r>
+        <w:rPr>
+          <w:rFonts w:ascii="Arial" w:hAnsi="Arial" w:cs="Arial"/>
+        </w:rPr>
+        <w:t>modelu i dobre wyniki dla prostszych operacji dokumentowych, natomiast Neo4j jest szczeg</w:t>
+      </w:r>
+      <w:r>
+        <w:rPr>
+          <w:rFonts w:ascii="Arial" w:hAnsi="Arial" w:cs="Arial"/>
+        </w:rPr>
+        <w:t>ó</w:t>
+      </w:r>
+      <w:r>
+        <w:rPr>
+          <w:rFonts w:ascii="Arial" w:hAnsi="Arial" w:cs="Arial"/>
+        </w:rPr>
+        <w:t>lnie efektywny tam, gdzie rdzeniem problemu s</w:t>
+      </w:r>
+      <w:r>
+        <w:rPr>
+          <w:rFonts w:ascii="Arial" w:hAnsi="Arial" w:cs="Arial"/>
+        </w:rPr>
+        <w:t>ą</w:t>
+      </w:r>
+      <w:r>
+        <w:rPr>
+          <w:rFonts w:ascii="Arial" w:hAnsi="Arial" w:cs="Arial"/>
+        </w:rPr>
+        <w:t xml:space="preserve"> relacje i zapytania grafowe.</w:t>
       </w:r>
     </w:p>
     <w:sectPr>
@@ -4679,6 +9890,119 @@
 <file path=word/numbering.xml><?xml version="1.0" encoding="utf-8"?>
 <w:numbering xmlns:wpc="http://schemas.microsoft.com/office/word/2010/wordprocessingCanvas" xmlns:cx="http://schemas.microsoft.com/office/drawing/2014/chartex" xmlns:cx1="http://schemas.microsoft.com/office/drawing/2015/9/8/chartex" xmlns:cx2="http://schemas.microsoft.com/office/drawing/2015/10/21/chartex" xmlns:cx3="http://schemas.microsoft.com/office/drawing/2016/5/9/chartex" xmlns:cx4="http://schemas.microsoft.com/office/drawing/2016/5/10/chartex" xmlns:cx5="http://schemas.microsoft.com/office/drawing/2016/5/11/chartex" xmlns:cx6="http://schemas.microsoft.com/office/drawing/2016/5/12/chartex" xmlns:cx7="http://schemas.microsoft.com/office/drawing/2016/5/13/chartex" xmlns:cx8="http://schemas.microsoft.com/office/drawing/2016/5/14/chartex" xmlns:mc="http://schemas.openxmlformats.org/markup-compatibility/2006" xmlns:aink="http://schemas.microsoft.com/office/drawing/2016/ink" xmlns:am3d="http://schemas.microsoft.com/office/drawing/2017/model3d" xmlns:o="urn:schemas-microsoft-com:office:office" xmlns:oel="http://schemas.microsoft.com/office/2019/extlst" xmlns:r="http://schemas.openxmlformats.org/officeDocument/2006/relationships" xmlns:m="http://schemas.openxmlformats.org/officeDocument/2006/math" xmlns:v="urn:schemas-microsoft-com:vml" xmlns:wp14="http://schemas.microsoft.com/office/word/2010/wordprocessingDrawing" xmlns:wp="http://schemas.openxmlformats.org/drawingml/2006/wordprocessingDrawing" xmlns:w10="urn:schemas-microsoft-com:office:word" xmlns:w="http://schemas.openxmlformats.org/wordprocessingml/2006/main" xmlns:w14="http://schemas.microsoft.com/office/word/2010/wordml" xmlns:w15="http://schemas.microsoft.com/office/word/2012/wordml" xmlns:w16cex="http://schemas.microsoft.com/office/word/2018/wordml/cex" xmlns:w16cid="http://schemas.microsoft.com/office/word/2016/wordml/cid" xmlns:w16="http://schemas.microsoft.com/office/word/2018/wordml" xmlns:w16du="http://schemas.microsoft.com/office/word/2023/wordml/word16du" xmlns:w16sdtdh="http://schemas.microsoft.com/office/word/2020/wordml/sdtdatahash" xmlns:w16sdtfl="http://schemas.microsoft.com/office/word/2024/wordml/sdtformatlock" xmlns:w16se="http://schemas.microsoft.com/office/word/2015/wordml/symex" xmlns:wpg="http://schemas.microsoft.com/office/word/2010/wordprocessingGroup" xmlns:wpi="http://schemas.microsoft.com/office/word/2010/wordprocessingInk" xmlns:wne="http://schemas.microsoft.com/office/word/2006/wordml" xmlns:wps="http://schemas.microsoft.com/office/word/2010/wordprocessingShape" mc:Ignorable="w14 w15 w16se w16cid w16 w16cex w16sdtdh w16sdtfl w16du wp14">
   <w:abstractNum w:abstractNumId="0" w15:restartNumberingAfterBreak="0">
+    <w:nsid w:val="05623211"/>
+    <w:multiLevelType w:val="hybridMultilevel"/>
+    <w:tmpl w:val="C70C9C5C"/>
+    <w:lvl w:ilvl="0" w:tplc="04150001">
+      <w:start w:val="1"/>
+      <w:numFmt w:val="bullet"/>
+      <w:lvlText w:val=""/>
+      <w:lvlJc w:val="left"/>
+      <w:pPr>
+        <w:ind w:left="1080" w:hanging="360"/>
+      </w:pPr>
+      <w:rPr>
+        <w:rFonts w:ascii="Symbol" w:hAnsi="Symbol" w:hint="default"/>
+      </w:rPr>
+    </w:lvl>
+    <w:lvl w:ilvl="1" w:tplc="04150003" w:tentative="1">
+      <w:start w:val="1"/>
+      <w:numFmt w:val="bullet"/>
+      <w:lvlText w:val="o"/>
+      <w:lvlJc w:val="left"/>
+      <w:pPr>
+        <w:ind w:left="1800" w:hanging="360"/>
+      </w:pPr>
+      <w:rPr>
+        <w:rFonts w:ascii="Courier New" w:hAnsi="Courier New" w:cs="Courier New" w:hint="default"/>
+      </w:rPr>
+    </w:lvl>
+    <w:lvl w:ilvl="2" w:tplc="04150005" w:tentative="1">
+      <w:start w:val="1"/>
+      <w:numFmt w:val="bullet"/>
+      <w:lvlText w:val=""/>
+      <w:lvlJc w:val="left"/>
+      <w:pPr>
+        <w:ind w:left="2520" w:hanging="360"/>
+      </w:pPr>
+      <w:rPr>
+        <w:rFonts w:ascii="Wingdings" w:hAnsi="Wingdings" w:hint="default"/>
+      </w:rPr>
+    </w:lvl>
+    <w:lvl w:ilvl="3" w:tplc="04150001" w:tentative="1">
+      <w:start w:val="1"/>
+      <w:numFmt w:val="bullet"/>
+      <w:lvlText w:val=""/>
+      <w:lvlJc w:val="left"/>
+      <w:pPr>
+        <w:ind w:left="3240" w:hanging="360"/>
+      </w:pPr>
+      <w:rPr>
+        <w:rFonts w:ascii="Symbol" w:hAnsi="Symbol" w:hint="default"/>
+      </w:rPr>
+    </w:lvl>
+    <w:lvl w:ilvl="4" w:tplc="04150003" w:tentative="1">
+      <w:start w:val="1"/>
+      <w:numFmt w:val="bullet"/>
+      <w:lvlText w:val="o"/>
+      <w:lvlJc w:val="left"/>
+      <w:pPr>
+        <w:ind w:left="3960" w:hanging="360"/>
+      </w:pPr>
+      <w:rPr>
+        <w:rFonts w:ascii="Courier New" w:hAnsi="Courier New" w:cs="Courier New" w:hint="default"/>
+      </w:rPr>
+    </w:lvl>
+    <w:lvl w:ilvl="5" w:tplc="04150005" w:tentative="1">
+      <w:start w:val="1"/>
+      <w:numFmt w:val="bullet"/>
+      <w:lvlText w:val=""/>
+      <w:lvlJc w:val="left"/>
+      <w:pPr>
+        <w:ind w:left="4680" w:hanging="360"/>
+      </w:pPr>
+      <w:rPr>
+        <w:rFonts w:ascii="Wingdings" w:hAnsi="Wingdings" w:hint="default"/>
+      </w:rPr>
+    </w:lvl>
+    <w:lvl w:ilvl="6" w:tplc="04150001" w:tentative="1">
+      <w:start w:val="1"/>
+      <w:numFmt w:val="bullet"/>
+      <w:lvlText w:val=""/>
+      <w:lvlJc w:val="left"/>
+      <w:pPr>
+        <w:ind w:left="5400" w:hanging="360"/>
+      </w:pPr>
+      <w:rPr>
+        <w:rFonts w:ascii="Symbol" w:hAnsi="Symbol" w:hint="default"/>
+      </w:rPr>
+    </w:lvl>
+    <w:lvl w:ilvl="7" w:tplc="04150003" w:tentative="1">
+      <w:start w:val="1"/>
+      <w:numFmt w:val="bullet"/>
+      <w:lvlText w:val="o"/>
+      <w:lvlJc w:val="left"/>
+      <w:pPr>
+        <w:ind w:left="6120" w:hanging="360"/>
+      </w:pPr>
+      <w:rPr>
+        <w:rFonts w:ascii="Courier New" w:hAnsi="Courier New" w:cs="Courier New" w:hint="default"/>
+      </w:rPr>
+    </w:lvl>
+    <w:lvl w:ilvl="8" w:tplc="04150005" w:tentative="1">
+      <w:start w:val="1"/>
+      <w:numFmt w:val="bullet"/>
+      <w:lvlText w:val=""/>
+      <w:lvlJc w:val="left"/>
+      <w:pPr>
+        <w:ind w:left="6840" w:hanging="360"/>
+      </w:pPr>
+      <w:rPr>
+        <w:rFonts w:ascii="Wingdings" w:hAnsi="Wingdings" w:hint="default"/>
+      </w:rPr>
+    </w:lvl>
+  </w:abstractNum>
+  <w:abstractNum w:abstractNumId="1" w15:restartNumberingAfterBreak="0">
     <w:nsid w:val="09232691"/>
     <w:multiLevelType w:val="multilevel"/>
     <w:tmpl w:val="4CD87E80"/>
@@ -4805,17 +10129,166 @@
       </w:rPr>
     </w:lvl>
   </w:abstractNum>
-  <w:abstractNum w:abstractNumId="1" w15:restartNumberingAfterBreak="0">
-    <w:nsid w:val="523166B2"/>
+  <w:abstractNum w:abstractNumId="2" w15:restartNumberingAfterBreak="0">
+    <w:nsid w:val="0BFD2715"/>
+    <w:multiLevelType w:val="multilevel"/>
+    <w:tmpl w:val="1AB4C204"/>
+    <w:lvl w:ilvl="0">
+      <w:start w:val="1"/>
+      <w:numFmt w:val="bullet"/>
+      <w:lvlText w:val=""/>
+      <w:lvlJc w:val="left"/>
+      <w:pPr>
+        <w:tabs>
+          <w:tab w:val="num" w:pos="720"/>
+        </w:tabs>
+        <w:ind w:left="720" w:hanging="360"/>
+      </w:pPr>
+      <w:rPr>
+        <w:rFonts w:ascii="Symbol" w:hAnsi="Symbol" w:hint="default"/>
+        <w:sz w:val="20"/>
+      </w:rPr>
+    </w:lvl>
+    <w:lvl w:ilvl="1" w:tentative="1">
+      <w:start w:val="1"/>
+      <w:numFmt w:val="bullet"/>
+      <w:lvlText w:val="o"/>
+      <w:lvlJc w:val="left"/>
+      <w:pPr>
+        <w:tabs>
+          <w:tab w:val="num" w:pos="1440"/>
+        </w:tabs>
+        <w:ind w:left="1440" w:hanging="360"/>
+      </w:pPr>
+      <w:rPr>
+        <w:rFonts w:ascii="Courier New" w:hAnsi="Courier New" w:hint="default"/>
+        <w:sz w:val="20"/>
+      </w:rPr>
+    </w:lvl>
+    <w:lvl w:ilvl="2" w:tentative="1">
+      <w:start w:val="1"/>
+      <w:numFmt w:val="bullet"/>
+      <w:lvlText w:val=""/>
+      <w:lvlJc w:val="left"/>
+      <w:pPr>
+        <w:tabs>
+          <w:tab w:val="num" w:pos="2160"/>
+        </w:tabs>
+        <w:ind w:left="2160" w:hanging="360"/>
+      </w:pPr>
+      <w:rPr>
+        <w:rFonts w:ascii="Wingdings" w:hAnsi="Wingdings" w:hint="default"/>
+        <w:sz w:val="20"/>
+      </w:rPr>
+    </w:lvl>
+    <w:lvl w:ilvl="3" w:tentative="1">
+      <w:start w:val="1"/>
+      <w:numFmt w:val="bullet"/>
+      <w:lvlText w:val=""/>
+      <w:lvlJc w:val="left"/>
+      <w:pPr>
+        <w:tabs>
+          <w:tab w:val="num" w:pos="2880"/>
+        </w:tabs>
+        <w:ind w:left="2880" w:hanging="360"/>
+      </w:pPr>
+      <w:rPr>
+        <w:rFonts w:ascii="Wingdings" w:hAnsi="Wingdings" w:hint="default"/>
+        <w:sz w:val="20"/>
+      </w:rPr>
+    </w:lvl>
+    <w:lvl w:ilvl="4" w:tentative="1">
+      <w:start w:val="1"/>
+      <w:numFmt w:val="bullet"/>
+      <w:lvlText w:val=""/>
+      <w:lvlJc w:val="left"/>
+      <w:pPr>
+        <w:tabs>
+          <w:tab w:val="num" w:pos="3600"/>
+        </w:tabs>
+        <w:ind w:left="3600" w:hanging="360"/>
+      </w:pPr>
+      <w:rPr>
+        <w:rFonts w:ascii="Wingdings" w:hAnsi="Wingdings" w:hint="default"/>
+        <w:sz w:val="20"/>
+      </w:rPr>
+    </w:lvl>
+    <w:lvl w:ilvl="5" w:tentative="1">
+      <w:start w:val="1"/>
+      <w:numFmt w:val="bullet"/>
+      <w:lvlText w:val=""/>
+      <w:lvlJc w:val="left"/>
+      <w:pPr>
+        <w:tabs>
+          <w:tab w:val="num" w:pos="4320"/>
+        </w:tabs>
+        <w:ind w:left="4320" w:hanging="360"/>
+      </w:pPr>
+      <w:rPr>
+        <w:rFonts w:ascii="Wingdings" w:hAnsi="Wingdings" w:hint="default"/>
+        <w:sz w:val="20"/>
+      </w:rPr>
+    </w:lvl>
+    <w:lvl w:ilvl="6" w:tentative="1">
+      <w:start w:val="1"/>
+      <w:numFmt w:val="bullet"/>
+      <w:lvlText w:val=""/>
+      <w:lvlJc w:val="left"/>
+      <w:pPr>
+        <w:tabs>
+          <w:tab w:val="num" w:pos="5040"/>
+        </w:tabs>
+        <w:ind w:left="5040" w:hanging="360"/>
+      </w:pPr>
+      <w:rPr>
+        <w:rFonts w:ascii="Wingdings" w:hAnsi="Wingdings" w:hint="default"/>
+        <w:sz w:val="20"/>
+      </w:rPr>
+    </w:lvl>
+    <w:lvl w:ilvl="7" w:tentative="1">
+      <w:start w:val="1"/>
+      <w:numFmt w:val="bullet"/>
+      <w:lvlText w:val=""/>
+      <w:lvlJc w:val="left"/>
+      <w:pPr>
+        <w:tabs>
+          <w:tab w:val="num" w:pos="5760"/>
+        </w:tabs>
+        <w:ind w:left="5760" w:hanging="360"/>
+      </w:pPr>
+      <w:rPr>
+        <w:rFonts w:ascii="Wingdings" w:hAnsi="Wingdings" w:hint="default"/>
+        <w:sz w:val="20"/>
+      </w:rPr>
+    </w:lvl>
+    <w:lvl w:ilvl="8" w:tentative="1">
+      <w:start w:val="1"/>
+      <w:numFmt w:val="bullet"/>
+      <w:lvlText w:val=""/>
+      <w:lvlJc w:val="left"/>
+      <w:pPr>
+        <w:tabs>
+          <w:tab w:val="num" w:pos="6480"/>
+        </w:tabs>
+        <w:ind w:left="6480" w:hanging="360"/>
+      </w:pPr>
+      <w:rPr>
+        <w:rFonts w:ascii="Wingdings" w:hAnsi="Wingdings" w:hint="default"/>
+        <w:sz w:val="20"/>
+      </w:rPr>
+    </w:lvl>
+  </w:abstractNum>
+  <w:abstractNum w:abstractNumId="3" w15:restartNumberingAfterBreak="0">
+    <w:nsid w:val="0C8D398D"/>
     <w:multiLevelType w:val="hybridMultilevel"/>
-    <w:tmpl w:val="19D6ADBE"/>
+    <w:tmpl w:val="93BE5FAA"/>
     <w:lvl w:ilvl="0" w:tplc="04150001">
       <w:start w:val="1"/>
       <w:numFmt w:val="bullet"/>
       <w:lvlText w:val=""/>
       <w:lvlJc w:val="left"/>
       <w:pPr>
-        <w:ind w:left="1440" w:hanging="360"/>
+        <w:ind w:left="720" w:hanging="360"/>
       </w:pPr>
       <w:rPr>
         <w:rFonts w:ascii="Symbol" w:hAnsi="Symbol" w:hint="default"/>
@@ -4827,7 +10300,7 @@
       <w:lvlText w:val="o"/>
       <w:lvlJc w:val="left"/>
       <w:pPr>
-        <w:ind w:left="2160" w:hanging="360"/>
+        <w:ind w:left="1440" w:hanging="360"/>
       </w:pPr>
       <w:rPr>
         <w:rFonts w:ascii="Courier New" w:hAnsi="Courier New" w:cs="Courier New" w:hint="default"/>
@@ -4839,7 +10312,7 @@
       <w:lvlText w:val=""/>
       <w:lvlJc w:val="left"/>
       <w:pPr>
-        <w:ind w:left="2880" w:hanging="360"/>
+        <w:ind w:left="2160" w:hanging="360"/>
       </w:pPr>
       <w:rPr>
         <w:rFonts w:ascii="Wingdings" w:hAnsi="Wingdings" w:hint="default"/>
@@ -4851,7 +10324,7 @@
       <w:lvlText w:val=""/>
       <w:lvlJc w:val="left"/>
       <w:pPr>
-        <w:ind w:left="3600" w:hanging="360"/>
+        <w:ind w:left="2880" w:hanging="360"/>
       </w:pPr>
       <w:rPr>
         <w:rFonts w:ascii="Symbol" w:hAnsi="Symbol" w:hint="default"/>
@@ -4863,7 +10336,7 @@
       <w:lvlText w:val="o"/>
       <w:lvlJc w:val="left"/>
       <w:pPr>
-        <w:ind w:left="4320" w:hanging="360"/>
+        <w:ind w:left="3600" w:hanging="360"/>
       </w:pPr>
       <w:rPr>
         <w:rFonts w:ascii="Courier New" w:hAnsi="Courier New" w:cs="Courier New" w:hint="default"/>
@@ -4875,7 +10348,7 @@
       <w:lvlText w:val=""/>
       <w:lvlJc w:val="left"/>
       <w:pPr>
-        <w:ind w:left="5040" w:hanging="360"/>
+        <w:ind w:left="4320" w:hanging="360"/>
       </w:pPr>
       <w:rPr>
         <w:rFonts w:ascii="Wingdings" w:hAnsi="Wingdings" w:hint="default"/>
@@ -4887,7 +10360,7 @@
       <w:lvlText w:val=""/>
       <w:lvlJc w:val="left"/>
       <w:pPr>
-        <w:ind w:left="5760" w:hanging="360"/>
+        <w:ind w:left="5040" w:hanging="360"/>
       </w:pPr>
       <w:rPr>
         <w:rFonts w:ascii="Symbol" w:hAnsi="Symbol" w:hint="default"/>
@@ -4899,7 +10372,7 @@
       <w:lvlText w:val="o"/>
       <w:lvlJc w:val="left"/>
       <w:pPr>
-        <w:ind w:left="6480" w:hanging="360"/>
+        <w:ind w:left="5760" w:hanging="360"/>
       </w:pPr>
       <w:rPr>
         <w:rFonts w:ascii="Courier New" w:hAnsi="Courier New" w:cs="Courier New" w:hint="default"/>
@@ -4911,7 +10384,793 @@
       <w:lvlText w:val=""/>
       <w:lvlJc w:val="left"/>
       <w:pPr>
+        <w:ind w:left="6480" w:hanging="360"/>
+      </w:pPr>
+      <w:rPr>
+        <w:rFonts w:ascii="Wingdings" w:hAnsi="Wingdings" w:hint="default"/>
+      </w:rPr>
+    </w:lvl>
+  </w:abstractNum>
+  <w:abstractNum w:abstractNumId="4" w15:restartNumberingAfterBreak="0">
+    <w:nsid w:val="0CAE12E5"/>
+    <w:multiLevelType w:val="hybridMultilevel"/>
+    <w:tmpl w:val="313E69BC"/>
+    <w:lvl w:ilvl="0" w:tplc="04150001">
+      <w:start w:val="1"/>
+      <w:numFmt w:val="bullet"/>
+      <w:lvlText w:val=""/>
+      <w:lvlJc w:val="left"/>
+      <w:pPr>
+        <w:ind w:left="1440" w:hanging="360"/>
+      </w:pPr>
+      <w:rPr>
+        <w:rFonts w:ascii="Symbol" w:hAnsi="Symbol" w:hint="default"/>
+      </w:rPr>
+    </w:lvl>
+    <w:lvl w:ilvl="1" w:tplc="04150003" w:tentative="1">
+      <w:start w:val="1"/>
+      <w:numFmt w:val="bullet"/>
+      <w:lvlText w:val="o"/>
+      <w:lvlJc w:val="left"/>
+      <w:pPr>
+        <w:ind w:left="2160" w:hanging="360"/>
+      </w:pPr>
+      <w:rPr>
+        <w:rFonts w:ascii="Courier New" w:hAnsi="Courier New" w:cs="Courier New" w:hint="default"/>
+      </w:rPr>
+    </w:lvl>
+    <w:lvl w:ilvl="2" w:tplc="04150005" w:tentative="1">
+      <w:start w:val="1"/>
+      <w:numFmt w:val="bullet"/>
+      <w:lvlText w:val=""/>
+      <w:lvlJc w:val="left"/>
+      <w:pPr>
+        <w:ind w:left="2880" w:hanging="360"/>
+      </w:pPr>
+      <w:rPr>
+        <w:rFonts w:ascii="Wingdings" w:hAnsi="Wingdings" w:hint="default"/>
+      </w:rPr>
+    </w:lvl>
+    <w:lvl w:ilvl="3" w:tplc="04150001" w:tentative="1">
+      <w:start w:val="1"/>
+      <w:numFmt w:val="bullet"/>
+      <w:lvlText w:val=""/>
+      <w:lvlJc w:val="left"/>
+      <w:pPr>
+        <w:ind w:left="3600" w:hanging="360"/>
+      </w:pPr>
+      <w:rPr>
+        <w:rFonts w:ascii="Symbol" w:hAnsi="Symbol" w:hint="default"/>
+      </w:rPr>
+    </w:lvl>
+    <w:lvl w:ilvl="4" w:tplc="04150003" w:tentative="1">
+      <w:start w:val="1"/>
+      <w:numFmt w:val="bullet"/>
+      <w:lvlText w:val="o"/>
+      <w:lvlJc w:val="left"/>
+      <w:pPr>
+        <w:ind w:left="4320" w:hanging="360"/>
+      </w:pPr>
+      <w:rPr>
+        <w:rFonts w:ascii="Courier New" w:hAnsi="Courier New" w:cs="Courier New" w:hint="default"/>
+      </w:rPr>
+    </w:lvl>
+    <w:lvl w:ilvl="5" w:tplc="04150005" w:tentative="1">
+      <w:start w:val="1"/>
+      <w:numFmt w:val="bullet"/>
+      <w:lvlText w:val=""/>
+      <w:lvlJc w:val="left"/>
+      <w:pPr>
+        <w:ind w:left="5040" w:hanging="360"/>
+      </w:pPr>
+      <w:rPr>
+        <w:rFonts w:ascii="Wingdings" w:hAnsi="Wingdings" w:hint="default"/>
+      </w:rPr>
+    </w:lvl>
+    <w:lvl w:ilvl="6" w:tplc="04150001" w:tentative="1">
+      <w:start w:val="1"/>
+      <w:numFmt w:val="bullet"/>
+      <w:lvlText w:val=""/>
+      <w:lvlJc w:val="left"/>
+      <w:pPr>
+        <w:ind w:left="5760" w:hanging="360"/>
+      </w:pPr>
+      <w:rPr>
+        <w:rFonts w:ascii="Symbol" w:hAnsi="Symbol" w:hint="default"/>
+      </w:rPr>
+    </w:lvl>
+    <w:lvl w:ilvl="7" w:tplc="04150003" w:tentative="1">
+      <w:start w:val="1"/>
+      <w:numFmt w:val="bullet"/>
+      <w:lvlText w:val="o"/>
+      <w:lvlJc w:val="left"/>
+      <w:pPr>
+        <w:ind w:left="6480" w:hanging="360"/>
+      </w:pPr>
+      <w:rPr>
+        <w:rFonts w:ascii="Courier New" w:hAnsi="Courier New" w:cs="Courier New" w:hint="default"/>
+      </w:rPr>
+    </w:lvl>
+    <w:lvl w:ilvl="8" w:tplc="04150005" w:tentative="1">
+      <w:start w:val="1"/>
+      <w:numFmt w:val="bullet"/>
+      <w:lvlText w:val=""/>
+      <w:lvlJc w:val="left"/>
+      <w:pPr>
         <w:ind w:left="7200" w:hanging="360"/>
+      </w:pPr>
+      <w:rPr>
+        <w:rFonts w:ascii="Wingdings" w:hAnsi="Wingdings" w:hint="default"/>
+      </w:rPr>
+    </w:lvl>
+  </w:abstractNum>
+  <w:abstractNum w:abstractNumId="5" w15:restartNumberingAfterBreak="0">
+    <w:nsid w:val="2D181E2C"/>
+    <w:multiLevelType w:val="multilevel"/>
+    <w:tmpl w:val="63D44CFA"/>
+    <w:lvl w:ilvl="0">
+      <w:start w:val="1"/>
+      <w:numFmt w:val="bullet"/>
+      <w:lvlText w:val=""/>
+      <w:lvlJc w:val="left"/>
+      <w:pPr>
+        <w:tabs>
+          <w:tab w:val="num" w:pos="720"/>
+        </w:tabs>
+        <w:ind w:left="720" w:hanging="360"/>
+      </w:pPr>
+      <w:rPr>
+        <w:rFonts w:ascii="Symbol" w:hAnsi="Symbol" w:hint="default"/>
+        <w:sz w:val="20"/>
+      </w:rPr>
+    </w:lvl>
+    <w:lvl w:ilvl="1" w:tentative="1">
+      <w:start w:val="1"/>
+      <w:numFmt w:val="bullet"/>
+      <w:lvlText w:val="o"/>
+      <w:lvlJc w:val="left"/>
+      <w:pPr>
+        <w:tabs>
+          <w:tab w:val="num" w:pos="1440"/>
+        </w:tabs>
+        <w:ind w:left="1440" w:hanging="360"/>
+      </w:pPr>
+      <w:rPr>
+        <w:rFonts w:ascii="Courier New" w:hAnsi="Courier New" w:hint="default"/>
+        <w:sz w:val="20"/>
+      </w:rPr>
+    </w:lvl>
+    <w:lvl w:ilvl="2" w:tentative="1">
+      <w:start w:val="1"/>
+      <w:numFmt w:val="bullet"/>
+      <w:lvlText w:val=""/>
+      <w:lvlJc w:val="left"/>
+      <w:pPr>
+        <w:tabs>
+          <w:tab w:val="num" w:pos="2160"/>
+        </w:tabs>
+        <w:ind w:left="2160" w:hanging="360"/>
+      </w:pPr>
+      <w:rPr>
+        <w:rFonts w:ascii="Wingdings" w:hAnsi="Wingdings" w:hint="default"/>
+        <w:sz w:val="20"/>
+      </w:rPr>
+    </w:lvl>
+    <w:lvl w:ilvl="3" w:tentative="1">
+      <w:start w:val="1"/>
+      <w:numFmt w:val="bullet"/>
+      <w:lvlText w:val=""/>
+      <w:lvlJc w:val="left"/>
+      <w:pPr>
+        <w:tabs>
+          <w:tab w:val="num" w:pos="2880"/>
+        </w:tabs>
+        <w:ind w:left="2880" w:hanging="360"/>
+      </w:pPr>
+      <w:rPr>
+        <w:rFonts w:ascii="Wingdings" w:hAnsi="Wingdings" w:hint="default"/>
+        <w:sz w:val="20"/>
+      </w:rPr>
+    </w:lvl>
+    <w:lvl w:ilvl="4" w:tentative="1">
+      <w:start w:val="1"/>
+      <w:numFmt w:val="bullet"/>
+      <w:lvlText w:val=""/>
+      <w:lvlJc w:val="left"/>
+      <w:pPr>
+        <w:tabs>
+          <w:tab w:val="num" w:pos="3600"/>
+        </w:tabs>
+        <w:ind w:left="3600" w:hanging="360"/>
+      </w:pPr>
+      <w:rPr>
+        <w:rFonts w:ascii="Wingdings" w:hAnsi="Wingdings" w:hint="default"/>
+        <w:sz w:val="20"/>
+      </w:rPr>
+    </w:lvl>
+    <w:lvl w:ilvl="5" w:tentative="1">
+      <w:start w:val="1"/>
+      <w:numFmt w:val="bullet"/>
+      <w:lvlText w:val=""/>
+      <w:lvlJc w:val="left"/>
+      <w:pPr>
+        <w:tabs>
+          <w:tab w:val="num" w:pos="4320"/>
+        </w:tabs>
+        <w:ind w:left="4320" w:hanging="360"/>
+      </w:pPr>
+      <w:rPr>
+        <w:rFonts w:ascii="Wingdings" w:hAnsi="Wingdings" w:hint="default"/>
+        <w:sz w:val="20"/>
+      </w:rPr>
+    </w:lvl>
+    <w:lvl w:ilvl="6" w:tentative="1">
+      <w:start w:val="1"/>
+      <w:numFmt w:val="bullet"/>
+      <w:lvlText w:val=""/>
+      <w:lvlJc w:val="left"/>
+      <w:pPr>
+        <w:tabs>
+          <w:tab w:val="num" w:pos="5040"/>
+        </w:tabs>
+        <w:ind w:left="5040" w:hanging="360"/>
+      </w:pPr>
+      <w:rPr>
+        <w:rFonts w:ascii="Wingdings" w:hAnsi="Wingdings" w:hint="default"/>
+        <w:sz w:val="20"/>
+      </w:rPr>
+    </w:lvl>
+    <w:lvl w:ilvl="7" w:tentative="1">
+      <w:start w:val="1"/>
+      <w:numFmt w:val="bullet"/>
+      <w:lvlText w:val=""/>
+      <w:lvlJc w:val="left"/>
+      <w:pPr>
+        <w:tabs>
+          <w:tab w:val="num" w:pos="5760"/>
+        </w:tabs>
+        <w:ind w:left="5760" w:hanging="360"/>
+      </w:pPr>
+      <w:rPr>
+        <w:rFonts w:ascii="Wingdings" w:hAnsi="Wingdings" w:hint="default"/>
+        <w:sz w:val="20"/>
+      </w:rPr>
+    </w:lvl>
+    <w:lvl w:ilvl="8" w:tentative="1">
+      <w:start w:val="1"/>
+      <w:numFmt w:val="bullet"/>
+      <w:lvlText w:val=""/>
+      <w:lvlJc w:val="left"/>
+      <w:pPr>
+        <w:tabs>
+          <w:tab w:val="num" w:pos="6480"/>
+        </w:tabs>
+        <w:ind w:left="6480" w:hanging="360"/>
+      </w:pPr>
+      <w:rPr>
+        <w:rFonts w:ascii="Wingdings" w:hAnsi="Wingdings" w:hint="default"/>
+        <w:sz w:val="20"/>
+      </w:rPr>
+    </w:lvl>
+  </w:abstractNum>
+  <w:abstractNum w:abstractNumId="6" w15:restartNumberingAfterBreak="0">
+    <w:nsid w:val="31BB1F3E"/>
+    <w:multiLevelType w:val="multilevel"/>
+    <w:tmpl w:val="AAEEF282"/>
+    <w:lvl w:ilvl="0">
+      <w:start w:val="1"/>
+      <w:numFmt w:val="bullet"/>
+      <w:lvlText w:val=""/>
+      <w:lvlJc w:val="left"/>
+      <w:pPr>
+        <w:tabs>
+          <w:tab w:val="num" w:pos="720"/>
+        </w:tabs>
+        <w:ind w:left="720" w:hanging="360"/>
+      </w:pPr>
+      <w:rPr>
+        <w:rFonts w:ascii="Symbol" w:hAnsi="Symbol" w:hint="default"/>
+        <w:sz w:val="20"/>
+      </w:rPr>
+    </w:lvl>
+    <w:lvl w:ilvl="1" w:tentative="1">
+      <w:start w:val="1"/>
+      <w:numFmt w:val="bullet"/>
+      <w:lvlText w:val="o"/>
+      <w:lvlJc w:val="left"/>
+      <w:pPr>
+        <w:tabs>
+          <w:tab w:val="num" w:pos="1440"/>
+        </w:tabs>
+        <w:ind w:left="1440" w:hanging="360"/>
+      </w:pPr>
+      <w:rPr>
+        <w:rFonts w:ascii="Courier New" w:hAnsi="Courier New" w:hint="default"/>
+        <w:sz w:val="20"/>
+      </w:rPr>
+    </w:lvl>
+    <w:lvl w:ilvl="2" w:tentative="1">
+      <w:start w:val="1"/>
+      <w:numFmt w:val="bullet"/>
+      <w:lvlText w:val=""/>
+      <w:lvlJc w:val="left"/>
+      <w:pPr>
+        <w:tabs>
+          <w:tab w:val="num" w:pos="2160"/>
+        </w:tabs>
+        <w:ind w:left="2160" w:hanging="360"/>
+      </w:pPr>
+      <w:rPr>
+        <w:rFonts w:ascii="Wingdings" w:hAnsi="Wingdings" w:hint="default"/>
+        <w:sz w:val="20"/>
+      </w:rPr>
+    </w:lvl>
+    <w:lvl w:ilvl="3" w:tentative="1">
+      <w:start w:val="1"/>
+      <w:numFmt w:val="bullet"/>
+      <w:lvlText w:val=""/>
+      <w:lvlJc w:val="left"/>
+      <w:pPr>
+        <w:tabs>
+          <w:tab w:val="num" w:pos="2880"/>
+        </w:tabs>
+        <w:ind w:left="2880" w:hanging="360"/>
+      </w:pPr>
+      <w:rPr>
+        <w:rFonts w:ascii="Wingdings" w:hAnsi="Wingdings" w:hint="default"/>
+        <w:sz w:val="20"/>
+      </w:rPr>
+    </w:lvl>
+    <w:lvl w:ilvl="4" w:tentative="1">
+      <w:start w:val="1"/>
+      <w:numFmt w:val="bullet"/>
+      <w:lvlText w:val=""/>
+      <w:lvlJc w:val="left"/>
+      <w:pPr>
+        <w:tabs>
+          <w:tab w:val="num" w:pos="3600"/>
+        </w:tabs>
+        <w:ind w:left="3600" w:hanging="360"/>
+      </w:pPr>
+      <w:rPr>
+        <w:rFonts w:ascii="Wingdings" w:hAnsi="Wingdings" w:hint="default"/>
+        <w:sz w:val="20"/>
+      </w:rPr>
+    </w:lvl>
+    <w:lvl w:ilvl="5" w:tentative="1">
+      <w:start w:val="1"/>
+      <w:numFmt w:val="bullet"/>
+      <w:lvlText w:val=""/>
+      <w:lvlJc w:val="left"/>
+      <w:pPr>
+        <w:tabs>
+          <w:tab w:val="num" w:pos="4320"/>
+        </w:tabs>
+        <w:ind w:left="4320" w:hanging="360"/>
+      </w:pPr>
+      <w:rPr>
+        <w:rFonts w:ascii="Wingdings" w:hAnsi="Wingdings" w:hint="default"/>
+        <w:sz w:val="20"/>
+      </w:rPr>
+    </w:lvl>
+    <w:lvl w:ilvl="6" w:tentative="1">
+      <w:start w:val="1"/>
+      <w:numFmt w:val="bullet"/>
+      <w:lvlText w:val=""/>
+      <w:lvlJc w:val="left"/>
+      <w:pPr>
+        <w:tabs>
+          <w:tab w:val="num" w:pos="5040"/>
+        </w:tabs>
+        <w:ind w:left="5040" w:hanging="360"/>
+      </w:pPr>
+      <w:rPr>
+        <w:rFonts w:ascii="Wingdings" w:hAnsi="Wingdings" w:hint="default"/>
+        <w:sz w:val="20"/>
+      </w:rPr>
+    </w:lvl>
+    <w:lvl w:ilvl="7" w:tentative="1">
+      <w:start w:val="1"/>
+      <w:numFmt w:val="bullet"/>
+      <w:lvlText w:val=""/>
+      <w:lvlJc w:val="left"/>
+      <w:pPr>
+        <w:tabs>
+          <w:tab w:val="num" w:pos="5760"/>
+        </w:tabs>
+        <w:ind w:left="5760" w:hanging="360"/>
+      </w:pPr>
+      <w:rPr>
+        <w:rFonts w:ascii="Wingdings" w:hAnsi="Wingdings" w:hint="default"/>
+        <w:sz w:val="20"/>
+      </w:rPr>
+    </w:lvl>
+    <w:lvl w:ilvl="8" w:tentative="1">
+      <w:start w:val="1"/>
+      <w:numFmt w:val="bullet"/>
+      <w:lvlText w:val=""/>
+      <w:lvlJc w:val="left"/>
+      <w:pPr>
+        <w:tabs>
+          <w:tab w:val="num" w:pos="6480"/>
+        </w:tabs>
+        <w:ind w:left="6480" w:hanging="360"/>
+      </w:pPr>
+      <w:rPr>
+        <w:rFonts w:ascii="Wingdings" w:hAnsi="Wingdings" w:hint="default"/>
+        <w:sz w:val="20"/>
+      </w:rPr>
+    </w:lvl>
+  </w:abstractNum>
+  <w:abstractNum w:abstractNumId="7" w15:restartNumberingAfterBreak="0">
+    <w:nsid w:val="523166B2"/>
+    <w:multiLevelType w:val="hybridMultilevel"/>
+    <w:tmpl w:val="19D6ADBE"/>
+    <w:lvl w:ilvl="0" w:tplc="04150001">
+      <w:start w:val="1"/>
+      <w:numFmt w:val="bullet"/>
+      <w:lvlText w:val=""/>
+      <w:lvlJc w:val="left"/>
+      <w:pPr>
+        <w:ind w:left="1440" w:hanging="360"/>
+      </w:pPr>
+      <w:rPr>
+        <w:rFonts w:ascii="Symbol" w:hAnsi="Symbol" w:hint="default"/>
+      </w:rPr>
+    </w:lvl>
+    <w:lvl w:ilvl="1" w:tplc="04150003" w:tentative="1">
+      <w:start w:val="1"/>
+      <w:numFmt w:val="bullet"/>
+      <w:lvlText w:val="o"/>
+      <w:lvlJc w:val="left"/>
+      <w:pPr>
+        <w:ind w:left="2160" w:hanging="360"/>
+      </w:pPr>
+      <w:rPr>
+        <w:rFonts w:ascii="Courier New" w:hAnsi="Courier New" w:cs="Courier New" w:hint="default"/>
+      </w:rPr>
+    </w:lvl>
+    <w:lvl w:ilvl="2" w:tplc="04150005" w:tentative="1">
+      <w:start w:val="1"/>
+      <w:numFmt w:val="bullet"/>
+      <w:lvlText w:val=""/>
+      <w:lvlJc w:val="left"/>
+      <w:pPr>
+        <w:ind w:left="2880" w:hanging="360"/>
+      </w:pPr>
+      <w:rPr>
+        <w:rFonts w:ascii="Wingdings" w:hAnsi="Wingdings" w:hint="default"/>
+      </w:rPr>
+    </w:lvl>
+    <w:lvl w:ilvl="3" w:tplc="04150001" w:tentative="1">
+      <w:start w:val="1"/>
+      <w:numFmt w:val="bullet"/>
+      <w:lvlText w:val=""/>
+      <w:lvlJc w:val="left"/>
+      <w:pPr>
+        <w:ind w:left="3600" w:hanging="360"/>
+      </w:pPr>
+      <w:rPr>
+        <w:rFonts w:ascii="Symbol" w:hAnsi="Symbol" w:hint="default"/>
+      </w:rPr>
+    </w:lvl>
+    <w:lvl w:ilvl="4" w:tplc="04150003" w:tentative="1">
+      <w:start w:val="1"/>
+      <w:numFmt w:val="bullet"/>
+      <w:lvlText w:val="o"/>
+      <w:lvlJc w:val="left"/>
+      <w:pPr>
+        <w:ind w:left="4320" w:hanging="360"/>
+      </w:pPr>
+      <w:rPr>
+        <w:rFonts w:ascii="Courier New" w:hAnsi="Courier New" w:cs="Courier New" w:hint="default"/>
+      </w:rPr>
+    </w:lvl>
+    <w:lvl w:ilvl="5" w:tplc="04150005" w:tentative="1">
+      <w:start w:val="1"/>
+      <w:numFmt w:val="bullet"/>
+      <w:lvlText w:val=""/>
+      <w:lvlJc w:val="left"/>
+      <w:pPr>
+        <w:ind w:left="5040" w:hanging="360"/>
+      </w:pPr>
+      <w:rPr>
+        <w:rFonts w:ascii="Wingdings" w:hAnsi="Wingdings" w:hint="default"/>
+      </w:rPr>
+    </w:lvl>
+    <w:lvl w:ilvl="6" w:tplc="04150001" w:tentative="1">
+      <w:start w:val="1"/>
+      <w:numFmt w:val="bullet"/>
+      <w:lvlText w:val=""/>
+      <w:lvlJc w:val="left"/>
+      <w:pPr>
+        <w:ind w:left="5760" w:hanging="360"/>
+      </w:pPr>
+      <w:rPr>
+        <w:rFonts w:ascii="Symbol" w:hAnsi="Symbol" w:hint="default"/>
+      </w:rPr>
+    </w:lvl>
+    <w:lvl w:ilvl="7" w:tplc="04150003" w:tentative="1">
+      <w:start w:val="1"/>
+      <w:numFmt w:val="bullet"/>
+      <w:lvlText w:val="o"/>
+      <w:lvlJc w:val="left"/>
+      <w:pPr>
+        <w:ind w:left="6480" w:hanging="360"/>
+      </w:pPr>
+      <w:rPr>
+        <w:rFonts w:ascii="Courier New" w:hAnsi="Courier New" w:cs="Courier New" w:hint="default"/>
+      </w:rPr>
+    </w:lvl>
+    <w:lvl w:ilvl="8" w:tplc="04150005" w:tentative="1">
+      <w:start w:val="1"/>
+      <w:numFmt w:val="bullet"/>
+      <w:lvlText w:val=""/>
+      <w:lvlJc w:val="left"/>
+      <w:pPr>
+        <w:ind w:left="7200" w:hanging="360"/>
+      </w:pPr>
+      <w:rPr>
+        <w:rFonts w:ascii="Wingdings" w:hAnsi="Wingdings" w:hint="default"/>
+      </w:rPr>
+    </w:lvl>
+  </w:abstractNum>
+  <w:abstractNum w:abstractNumId="8" w15:restartNumberingAfterBreak="0">
+    <w:nsid w:val="5257269C"/>
+    <w:multiLevelType w:val="multilevel"/>
+    <w:tmpl w:val="2760E1EC"/>
+    <w:lvl w:ilvl="0">
+      <w:start w:val="1"/>
+      <w:numFmt w:val="bullet"/>
+      <w:lvlText w:val=""/>
+      <w:lvlJc w:val="left"/>
+      <w:pPr>
+        <w:tabs>
+          <w:tab w:val="num" w:pos="720"/>
+        </w:tabs>
+        <w:ind w:left="720" w:hanging="360"/>
+      </w:pPr>
+      <w:rPr>
+        <w:rFonts w:ascii="Symbol" w:hAnsi="Symbol" w:hint="default"/>
+        <w:sz w:val="20"/>
+      </w:rPr>
+    </w:lvl>
+    <w:lvl w:ilvl="1">
+      <w:start w:val="1"/>
+      <w:numFmt w:val="bullet"/>
+      <w:lvlText w:val="o"/>
+      <w:lvlJc w:val="left"/>
+      <w:pPr>
+        <w:tabs>
+          <w:tab w:val="num" w:pos="1440"/>
+        </w:tabs>
+        <w:ind w:left="1440" w:hanging="360"/>
+      </w:pPr>
+      <w:rPr>
+        <w:rFonts w:ascii="Courier New" w:hAnsi="Courier New" w:hint="default"/>
+        <w:sz w:val="20"/>
+      </w:rPr>
+    </w:lvl>
+    <w:lvl w:ilvl="2" w:tentative="1">
+      <w:start w:val="1"/>
+      <w:numFmt w:val="bullet"/>
+      <w:lvlText w:val=""/>
+      <w:lvlJc w:val="left"/>
+      <w:pPr>
+        <w:tabs>
+          <w:tab w:val="num" w:pos="2160"/>
+        </w:tabs>
+        <w:ind w:left="2160" w:hanging="360"/>
+      </w:pPr>
+      <w:rPr>
+        <w:rFonts w:ascii="Wingdings" w:hAnsi="Wingdings" w:hint="default"/>
+        <w:sz w:val="20"/>
+      </w:rPr>
+    </w:lvl>
+    <w:lvl w:ilvl="3" w:tentative="1">
+      <w:start w:val="1"/>
+      <w:numFmt w:val="bullet"/>
+      <w:lvlText w:val=""/>
+      <w:lvlJc w:val="left"/>
+      <w:pPr>
+        <w:tabs>
+          <w:tab w:val="num" w:pos="2880"/>
+        </w:tabs>
+        <w:ind w:left="2880" w:hanging="360"/>
+      </w:pPr>
+      <w:rPr>
+        <w:rFonts w:ascii="Wingdings" w:hAnsi="Wingdings" w:hint="default"/>
+        <w:sz w:val="20"/>
+      </w:rPr>
+    </w:lvl>
+    <w:lvl w:ilvl="4" w:tentative="1">
+      <w:start w:val="1"/>
+      <w:numFmt w:val="bullet"/>
+      <w:lvlText w:val=""/>
+      <w:lvlJc w:val="left"/>
+      <w:pPr>
+        <w:tabs>
+          <w:tab w:val="num" w:pos="3600"/>
+        </w:tabs>
+        <w:ind w:left="3600" w:hanging="360"/>
+      </w:pPr>
+      <w:rPr>
+        <w:rFonts w:ascii="Wingdings" w:hAnsi="Wingdings" w:hint="default"/>
+        <w:sz w:val="20"/>
+      </w:rPr>
+    </w:lvl>
+    <w:lvl w:ilvl="5" w:tentative="1">
+      <w:start w:val="1"/>
+      <w:numFmt w:val="bullet"/>
+      <w:lvlText w:val=""/>
+      <w:lvlJc w:val="left"/>
+      <w:pPr>
+        <w:tabs>
+          <w:tab w:val="num" w:pos="4320"/>
+        </w:tabs>
+        <w:ind w:left="4320" w:hanging="360"/>
+      </w:pPr>
+      <w:rPr>
+        <w:rFonts w:ascii="Wingdings" w:hAnsi="Wingdings" w:hint="default"/>
+        <w:sz w:val="20"/>
+      </w:rPr>
+    </w:lvl>
+    <w:lvl w:ilvl="6" w:tentative="1">
+      <w:start w:val="1"/>
+      <w:numFmt w:val="bullet"/>
+      <w:lvlText w:val=""/>
+      <w:lvlJc w:val="left"/>
+      <w:pPr>
+        <w:tabs>
+          <w:tab w:val="num" w:pos="5040"/>
+        </w:tabs>
+        <w:ind w:left="5040" w:hanging="360"/>
+      </w:pPr>
+      <w:rPr>
+        <w:rFonts w:ascii="Wingdings" w:hAnsi="Wingdings" w:hint="default"/>
+        <w:sz w:val="20"/>
+      </w:rPr>
+    </w:lvl>
+    <w:lvl w:ilvl="7" w:tentative="1">
+      <w:start w:val="1"/>
+      <w:numFmt w:val="bullet"/>
+      <w:lvlText w:val=""/>
+      <w:lvlJc w:val="left"/>
+      <w:pPr>
+        <w:tabs>
+          <w:tab w:val="num" w:pos="5760"/>
+        </w:tabs>
+        <w:ind w:left="5760" w:hanging="360"/>
+      </w:pPr>
+      <w:rPr>
+        <w:rFonts w:ascii="Wingdings" w:hAnsi="Wingdings" w:hint="default"/>
+        <w:sz w:val="20"/>
+      </w:rPr>
+    </w:lvl>
+    <w:lvl w:ilvl="8" w:tentative="1">
+      <w:start w:val="1"/>
+      <w:numFmt w:val="bullet"/>
+      <w:lvlText w:val=""/>
+      <w:lvlJc w:val="left"/>
+      <w:pPr>
+        <w:tabs>
+          <w:tab w:val="num" w:pos="6480"/>
+        </w:tabs>
+        <w:ind w:left="6480" w:hanging="360"/>
+      </w:pPr>
+      <w:rPr>
+        <w:rFonts w:ascii="Wingdings" w:hAnsi="Wingdings" w:hint="default"/>
+        <w:sz w:val="20"/>
+      </w:rPr>
+    </w:lvl>
+  </w:abstractNum>
+  <w:abstractNum w:abstractNumId="9" w15:restartNumberingAfterBreak="0">
+    <w:nsid w:val="77BD629F"/>
+    <w:multiLevelType w:val="hybridMultilevel"/>
+    <w:tmpl w:val="8D1E53F8"/>
+    <w:lvl w:ilvl="0" w:tplc="04150001">
+      <w:start w:val="1"/>
+      <w:numFmt w:val="bullet"/>
+      <w:lvlText w:val=""/>
+      <w:lvlJc w:val="left"/>
+      <w:pPr>
+        <w:ind w:left="1068" w:hanging="360"/>
+      </w:pPr>
+      <w:rPr>
+        <w:rFonts w:ascii="Symbol" w:hAnsi="Symbol" w:hint="default"/>
+      </w:rPr>
+    </w:lvl>
+    <w:lvl w:ilvl="1" w:tplc="04150003" w:tentative="1">
+      <w:start w:val="1"/>
+      <w:numFmt w:val="bullet"/>
+      <w:lvlText w:val="o"/>
+      <w:lvlJc w:val="left"/>
+      <w:pPr>
+        <w:ind w:left="1788" w:hanging="360"/>
+      </w:pPr>
+      <w:rPr>
+        <w:rFonts w:ascii="Courier New" w:hAnsi="Courier New" w:cs="Courier New" w:hint="default"/>
+      </w:rPr>
+    </w:lvl>
+    <w:lvl w:ilvl="2" w:tplc="04150005" w:tentative="1">
+      <w:start w:val="1"/>
+      <w:numFmt w:val="bullet"/>
+      <w:lvlText w:val=""/>
+      <w:lvlJc w:val="left"/>
+      <w:pPr>
+        <w:ind w:left="2508" w:hanging="360"/>
+      </w:pPr>
+      <w:rPr>
+        <w:rFonts w:ascii="Wingdings" w:hAnsi="Wingdings" w:hint="default"/>
+      </w:rPr>
+    </w:lvl>
+    <w:lvl w:ilvl="3" w:tplc="04150001" w:tentative="1">
+      <w:start w:val="1"/>
+      <w:numFmt w:val="bullet"/>
+      <w:lvlText w:val=""/>
+      <w:lvlJc w:val="left"/>
+      <w:pPr>
+        <w:ind w:left="3228" w:hanging="360"/>
+      </w:pPr>
+      <w:rPr>
+        <w:rFonts w:ascii="Symbol" w:hAnsi="Symbol" w:hint="default"/>
+      </w:rPr>
+    </w:lvl>
+    <w:lvl w:ilvl="4" w:tplc="04150003" w:tentative="1">
+      <w:start w:val="1"/>
+      <w:numFmt w:val="bullet"/>
+      <w:lvlText w:val="o"/>
+      <w:lvlJc w:val="left"/>
+      <w:pPr>
+        <w:ind w:left="3948" w:hanging="360"/>
+      </w:pPr>
+      <w:rPr>
+        <w:rFonts w:ascii="Courier New" w:hAnsi="Courier New" w:cs="Courier New" w:hint="default"/>
+      </w:rPr>
+    </w:lvl>
+    <w:lvl w:ilvl="5" w:tplc="04150005" w:tentative="1">
+      <w:start w:val="1"/>
+      <w:numFmt w:val="bullet"/>
+      <w:lvlText w:val=""/>
+      <w:lvlJc w:val="left"/>
+      <w:pPr>
+        <w:ind w:left="4668" w:hanging="360"/>
+      </w:pPr>
+      <w:rPr>
+        <w:rFonts w:ascii="Wingdings" w:hAnsi="Wingdings" w:hint="default"/>
+      </w:rPr>
+    </w:lvl>
+    <w:lvl w:ilvl="6" w:tplc="04150001" w:tentative="1">
+      <w:start w:val="1"/>
+      <w:numFmt w:val="bullet"/>
+      <w:lvlText w:val=""/>
+      <w:lvlJc w:val="left"/>
+      <w:pPr>
+        <w:ind w:left="5388" w:hanging="360"/>
+      </w:pPr>
+      <w:rPr>
+        <w:rFonts w:ascii="Symbol" w:hAnsi="Symbol" w:hint="default"/>
+      </w:rPr>
+    </w:lvl>
+    <w:lvl w:ilvl="7" w:tplc="04150003" w:tentative="1">
+      <w:start w:val="1"/>
+      <w:numFmt w:val="bullet"/>
+      <w:lvlText w:val="o"/>
+      <w:lvlJc w:val="left"/>
+      <w:pPr>
+        <w:ind w:left="6108" w:hanging="360"/>
+      </w:pPr>
+      <w:rPr>
+        <w:rFonts w:ascii="Courier New" w:hAnsi="Courier New" w:cs="Courier New" w:hint="default"/>
+      </w:rPr>
+    </w:lvl>
+    <w:lvl w:ilvl="8" w:tplc="04150005" w:tentative="1">
+      <w:start w:val="1"/>
+      <w:numFmt w:val="bullet"/>
+      <w:lvlText w:val=""/>
+      <w:lvlJc w:val="left"/>
+      <w:pPr>
+        <w:ind w:left="6828" w:hanging="360"/>
       </w:pPr>
       <w:rPr>
         <w:rFonts w:ascii="Wingdings" w:hAnsi="Wingdings" w:hint="default"/>
@@ -4919,10 +11178,34 @@
     </w:lvl>
   </w:abstractNum>
   <w:num w:numId="1" w16cid:durableId="128016190">
+    <w:abstractNumId w:val="1"/>
+  </w:num>
+  <w:num w:numId="2" w16cid:durableId="1215577700">
+    <w:abstractNumId w:val="7"/>
+  </w:num>
+  <w:num w:numId="3" w16cid:durableId="1600287561">
+    <w:abstractNumId w:val="8"/>
+  </w:num>
+  <w:num w:numId="4" w16cid:durableId="1374185890">
+    <w:abstractNumId w:val="2"/>
+  </w:num>
+  <w:num w:numId="5" w16cid:durableId="823929903">
+    <w:abstractNumId w:val="5"/>
+  </w:num>
+  <w:num w:numId="6" w16cid:durableId="153766651">
+    <w:abstractNumId w:val="6"/>
+  </w:num>
+  <w:num w:numId="7" w16cid:durableId="1704937592">
+    <w:abstractNumId w:val="9"/>
+  </w:num>
+  <w:num w:numId="8" w16cid:durableId="600799830">
     <w:abstractNumId w:val="0"/>
   </w:num>
-  <w:num w:numId="2" w16cid:durableId="1215577700">
-    <w:abstractNumId w:val="1"/>
+  <w:num w:numId="9" w16cid:durableId="935944912">
+    <w:abstractNumId w:val="4"/>
+  </w:num>
+  <w:num w:numId="10" w16cid:durableId="1635676858">
+    <w:abstractNumId w:val="3"/>
   </w:num>
 </w:numbering>
 </file>
@@ -5531,6 +11814,7 @@
   <w:style w:type="character" w:default="1" w:styleId="Domylnaczcionkaakapitu">
     <w:name w:val="Default Paragraph Font"/>
     <w:uiPriority w:val="1"/>
+    <w:semiHidden/>
     <w:unhideWhenUsed/>
   </w:style>
   <w:style w:type="table" w:default="1" w:styleId="Standardowy">
